--- a/labs/lab1/lab1.docx
+++ b/labs/lab1/lab1.docx
@@ -12,7 +12,7 @@
     </w:p>
     <w:p>
       <w:r>
-        <w:t xml:space="preserve">With reference to the provided data sheet max current through a (red) led is </w:t>
+        <w:t xml:space="preserve">With reference to the provided data sheet, the maximum current through a (red) LED is </w:t>
       </w:r>
       <w:r>
         <w:rPr>
@@ -22,7 +22,7 @@
         <w:t>20mA</w:t>
       </w:r>
       <w:r>
-        <w:t xml:space="preserve"> and voltage output from digital pin is </w:t>
+        <w:t xml:space="preserve"> and the voltage output from a digital pin is </w:t>
       </w:r>
       <w:r>
         <w:rPr>
@@ -30,6 +30,13 @@
           <w:bCs/>
         </w:rPr>
         <w:t>5V</w:t>
+      </w:r>
+      <w:r>
+        <w:rPr>
+          <w:b/>
+          <w:bCs/>
+        </w:rPr>
+        <w:t>.</w:t>
       </w:r>
     </w:p>
     <w:p>
@@ -121,19 +128,7 @@
             <w:rPr>
               <w:rFonts w:ascii="Cambria Math" w:eastAsiaTheme="minorEastAsia" w:hAnsi="Cambria Math"/>
             </w:rPr>
-            <m:t>=2</m:t>
-          </m:r>
-          <m:r>
-            <w:rPr>
-              <w:rFonts w:ascii="Cambria Math" w:eastAsiaTheme="minorEastAsia" w:hAnsi="Cambria Math"/>
-            </w:rPr>
-            <m:t>5</m:t>
-          </m:r>
-          <m:r>
-            <w:rPr>
-              <w:rFonts w:ascii="Cambria Math" w:eastAsiaTheme="minorEastAsia" w:hAnsi="Cambria Math"/>
-            </w:rPr>
-            <m:t>0</m:t>
+            <m:t>=250</m:t>
           </m:r>
           <m:r>
             <m:rPr>
@@ -172,7 +167,67 @@
         <w:rPr>
           <w:rFonts w:eastAsiaTheme="minorEastAsia"/>
         </w:rPr>
-        <w:t>In the Arduino Mega, pins are commonly referenced by their numerical values, which correspond to the physical pin numbers on the board. Additionally, the digital pins are organized into distinct regions labeled as ports A to K. Each port consists of 8 pins and can be manipulated using bytes, allowing for efficient control of multiple pins at once.</w:t>
+        <w:t>Pins on the Arduino Mega are often identified by their numerical values, which match the pin numbers on the board. Furthermore, the digital pins are arranged into distinct regions designated as ports A to K. As each port has eight pins and be</w:t>
+      </w:r>
+      <w:r>
+        <w:rPr>
+          <w:rFonts w:eastAsiaTheme="minorEastAsia"/>
+        </w:rPr>
+        <w:t>ing able to</w:t>
+      </w:r>
+      <w:r>
+        <w:rPr>
+          <w:rFonts w:eastAsiaTheme="minorEastAsia"/>
+        </w:rPr>
+        <w:t xml:space="preserve"> adjust with bitwise operations,</w:t>
+      </w:r>
+      <w:r>
+        <w:rPr>
+          <w:rFonts w:eastAsiaTheme="minorEastAsia"/>
+        </w:rPr>
+        <w:t xml:space="preserve"> it</w:t>
+      </w:r>
+      <w:r>
+        <w:rPr>
+          <w:rFonts w:eastAsiaTheme="minorEastAsia"/>
+        </w:rPr>
+        <w:t xml:space="preserve"> allow</w:t>
+      </w:r>
+      <w:r>
+        <w:rPr>
+          <w:rFonts w:eastAsiaTheme="minorEastAsia"/>
+        </w:rPr>
+        <w:t>s</w:t>
+      </w:r>
+      <w:r>
+        <w:rPr>
+          <w:rFonts w:eastAsiaTheme="minorEastAsia"/>
+        </w:rPr>
+        <w:t xml:space="preserve"> </w:t>
+      </w:r>
+      <w:r>
+        <w:rPr>
+          <w:rFonts w:eastAsiaTheme="minorEastAsia"/>
+        </w:rPr>
+        <w:t>for better and</w:t>
+      </w:r>
+      <w:r>
+        <w:rPr>
+          <w:rFonts w:eastAsiaTheme="minorEastAsia"/>
+        </w:rPr>
+        <w:t xml:space="preserve"> effective control </w:t>
+      </w:r>
+      <w:r>
+        <w:rPr>
+          <w:rFonts w:eastAsiaTheme="minorEastAsia"/>
+        </w:rPr>
+        <w:t xml:space="preserve">of </w:t>
+      </w:r>
+      <w:r>
+        <w:rPr>
+          <w:rFonts w:eastAsiaTheme="minorEastAsia"/>
+        </w:rPr>
+        <w:t>several pins at once.</w:t>
       </w:r>
     </w:p>
     <w:p>
@@ -186,7 +241,7 @@
         <w:rPr>
           <w:rFonts w:eastAsiaTheme="minorEastAsia"/>
         </w:rPr>
-        <w:t>The | (bitwise OR) and &amp; (bitwise AND) symbols play a crucial role in performing bitwise operations on these pins. They enable the comparison and manipulation of individual bits within a byte. By comparing each positional bit with the corresponding bit in another byte, these symbols facilitate operations like setting multiple pins to HIGH or LOW simultaneously.</w:t>
+        <w:t>When doing bitwise operations on these pins, the symbols | (bitwise OR) and &amp; (bitwise AND) are essential. They make it possible to compare and work with individual bits within of a byte. These symbols make it easier to do actions like simultaneously setting several pins to HIGH or LOW by comparing each positional bit with its equivalent bit in another byte.</w:t>
       </w:r>
     </w:p>
     <w:p>
@@ -200,7 +255,27 @@
         <w:rPr>
           <w:rFonts w:eastAsiaTheme="minorEastAsia"/>
         </w:rPr>
-        <w:t>Removing these symbols would alter the behavior of pin manipulation. Without bitwise operations, updating the port with a new byte would involve individually setting or clearing each pin, resulting in less efficient code execution. Additionally, the absence of bitwise operations would limit the optimization potential for speed and resource utilization in Arduino sketches.</w:t>
+        <w:t>Removing these symbols would alter the behavior of pin manipulation. Without bitwise operations, updating the port with a new byte would involve individually setting or clearing each pin</w:t>
+      </w:r>
+      <w:r>
+        <w:rPr>
+          <w:rFonts w:eastAsiaTheme="minorEastAsia"/>
+        </w:rPr>
+        <w:t>.</w:t>
+      </w:r>
+    </w:p>
+    <w:p>
+      <w:pPr>
+        <w:spacing w:line="278" w:lineRule="auto"/>
+        <w:rPr>
+          <w:rFonts w:eastAsiaTheme="minorEastAsia"/>
+        </w:rPr>
+      </w:pPr>
+      <w:r>
+        <w:rPr>
+          <w:rFonts w:eastAsiaTheme="minorEastAsia"/>
+        </w:rPr>
+        <w:br w:type="page"/>
       </w:r>
     </w:p>
     <w:p>
@@ -214,13 +289,929 @@
         <w:rPr>
           <w:rFonts w:eastAsiaTheme="minorEastAsia"/>
         </w:rPr>
+        <w:lastRenderedPageBreak/>
         <w:t>Task 3</w:t>
       </w:r>
     </w:p>
-    <w:p/>
+    <w:p>
+      <w:pPr>
+        <w:pStyle w:val="Heading2"/>
+        <w:rPr>
+          <w:rFonts w:asciiTheme="minorHAnsi" w:eastAsiaTheme="minorHAnsi" w:hAnsiTheme="minorHAnsi" w:cstheme="minorBidi"/>
+          <w:color w:val="auto"/>
+          <w:sz w:val="22"/>
+          <w:szCs w:val="22"/>
+        </w:rPr>
+      </w:pPr>
+      <w:r>
+        <w:rPr>
+          <w:rFonts w:asciiTheme="minorHAnsi" w:eastAsiaTheme="minorHAnsi" w:hAnsiTheme="minorHAnsi" w:cstheme="minorBidi"/>
+          <w:color w:val="auto"/>
+          <w:sz w:val="22"/>
+          <w:szCs w:val="22"/>
+        </w:rPr>
+        <w:t xml:space="preserve">In Task 3, the objective is to alternate the lighting of 2 LEDs </w:t>
+      </w:r>
+      <w:r>
+        <w:rPr>
+          <w:rFonts w:asciiTheme="minorHAnsi" w:eastAsiaTheme="minorHAnsi" w:hAnsiTheme="minorHAnsi" w:cstheme="minorBidi"/>
+          <w:color w:val="auto"/>
+          <w:sz w:val="22"/>
+          <w:szCs w:val="22"/>
+        </w:rPr>
+        <w:t>with connection to 2 digital pins of the Arduino board.</w:t>
+      </w:r>
+    </w:p>
+    <w:p>
+      <w:pPr>
+        <w:pStyle w:val="Heading2"/>
+        <w:rPr>
+          <w:rFonts w:asciiTheme="minorHAnsi" w:eastAsiaTheme="minorHAnsi" w:hAnsiTheme="minorHAnsi" w:cstheme="minorBidi"/>
+          <w:color w:val="auto"/>
+          <w:sz w:val="22"/>
+          <w:szCs w:val="22"/>
+        </w:rPr>
+      </w:pPr>
+      <w:r>
+        <w:rPr>
+          <w:rFonts w:asciiTheme="minorHAnsi" w:eastAsiaTheme="minorHAnsi" w:hAnsiTheme="minorHAnsi" w:cstheme="minorBidi"/>
+          <w:color w:val="auto"/>
+          <w:sz w:val="22"/>
+          <w:szCs w:val="22"/>
+        </w:rPr>
+        <w:t xml:space="preserve">To achieve this, </w:t>
+      </w:r>
+      <w:r>
+        <w:rPr>
+          <w:rFonts w:asciiTheme="minorHAnsi" w:eastAsiaTheme="minorHAnsi" w:hAnsiTheme="minorHAnsi" w:cstheme="minorBidi"/>
+          <w:color w:val="auto"/>
+          <w:sz w:val="22"/>
+          <w:szCs w:val="22"/>
+        </w:rPr>
+        <w:t>we connect the 2 LEDs to pin 22 and 23 along with a resistor for each,</w:t>
+      </w:r>
+      <w:r>
+        <w:rPr>
+          <w:rFonts w:asciiTheme="minorHAnsi" w:eastAsiaTheme="minorHAnsi" w:hAnsiTheme="minorHAnsi" w:cstheme="minorBidi"/>
+          <w:color w:val="auto"/>
+          <w:sz w:val="22"/>
+          <w:szCs w:val="22"/>
+        </w:rPr>
+        <w:t xml:space="preserve"> </w:t>
+      </w:r>
+      <w:r>
+        <w:rPr>
+          <w:rFonts w:asciiTheme="minorHAnsi" w:eastAsiaTheme="minorHAnsi" w:hAnsiTheme="minorHAnsi" w:cstheme="minorBidi"/>
+          <w:color w:val="auto"/>
+          <w:sz w:val="22"/>
+          <w:szCs w:val="22"/>
+        </w:rPr>
+        <w:t>these</w:t>
+      </w:r>
+      <w:r>
+        <w:rPr>
+          <w:rFonts w:asciiTheme="minorHAnsi" w:eastAsiaTheme="minorHAnsi" w:hAnsiTheme="minorHAnsi" w:cstheme="minorBidi"/>
+          <w:color w:val="auto"/>
+          <w:sz w:val="22"/>
+          <w:szCs w:val="22"/>
+        </w:rPr>
+        <w:t xml:space="preserve"> are the first two pins of PORTA on the Arduino. PORTA consists of 8 pins represented as 8 bits, the first two LSBs represent pins 22 and 23</w:t>
+      </w:r>
+      <w:r>
+        <w:rPr>
+          <w:rFonts w:asciiTheme="minorHAnsi" w:eastAsiaTheme="minorHAnsi" w:hAnsiTheme="minorHAnsi" w:cstheme="minorBidi"/>
+          <w:color w:val="auto"/>
+          <w:sz w:val="22"/>
+          <w:szCs w:val="22"/>
+        </w:rPr>
+        <w:t>.  W</w:t>
+      </w:r>
+      <w:r>
+        <w:rPr>
+          <w:rFonts w:asciiTheme="minorHAnsi" w:eastAsiaTheme="minorHAnsi" w:hAnsiTheme="minorHAnsi" w:cstheme="minorBidi"/>
+          <w:color w:val="auto"/>
+          <w:sz w:val="22"/>
+          <w:szCs w:val="22"/>
+        </w:rPr>
+        <w:t>e program the Arduino to set pin 22 HIGH (represented as binary 0b00000001 = 1) and then after a delay, set pin 23 HIGH (represented as binary 0b00000010 = 2).</w:t>
+      </w:r>
+    </w:p>
+    <w:p>
+      <w:pPr>
+        <w:pStyle w:val="Heading2"/>
+        <w:rPr>
+          <w:rFonts w:asciiTheme="minorHAnsi" w:eastAsiaTheme="minorHAnsi" w:hAnsiTheme="minorHAnsi" w:cstheme="minorBidi"/>
+          <w:color w:val="auto"/>
+          <w:sz w:val="22"/>
+          <w:szCs w:val="22"/>
+        </w:rPr>
+      </w:pPr>
+      <w:r>
+        <w:rPr>
+          <w:rFonts w:asciiTheme="minorHAnsi" w:eastAsiaTheme="minorHAnsi" w:hAnsiTheme="minorHAnsi" w:cstheme="minorBidi"/>
+          <w:color w:val="auto"/>
+          <w:sz w:val="22"/>
+          <w:szCs w:val="22"/>
+        </w:rPr>
+        <w:t>This approach ensures that the LEDs connected to pins 22 and 23 alternate their states, creating an alternating lighting effect.</w:t>
+      </w:r>
+    </w:p>
+    <w:p>
+      <w:pPr>
+        <w:pStyle w:val="Heading2"/>
+      </w:pPr>
+      <w:r>
+        <w:t>Circuit Diagram</w:t>
+      </w:r>
+    </w:p>
+    <w:p>
+      <w:pPr>
+        <w:keepNext/>
+        <w:jc w:val="center"/>
+      </w:pPr>
+      <w:r>
+        <w:rPr>
+          <w:noProof/>
+        </w:rPr>
+        <w:drawing>
+          <wp:inline distT="0" distB="0" distL="0" distR="0" wp14:anchorId="7846C30B" wp14:editId="55F441C6">
+            <wp:extent cx="6397625" cy="3909659"/>
+            <wp:effectExtent l="0" t="0" r="3175" b="0"/>
+            <wp:docPr id="1822762012" name="Picture 1" descr="A circuit board with wires&#10;&#10;Description automatically generated"/>
+            <wp:cNvGraphicFramePr>
+              <a:graphicFrameLocks xmlns:a="http://schemas.openxmlformats.org/drawingml/2006/main" noChangeAspect="1"/>
+            </wp:cNvGraphicFramePr>
+            <a:graphic xmlns:a="http://schemas.openxmlformats.org/drawingml/2006/main">
+              <a:graphicData uri="http://schemas.openxmlformats.org/drawingml/2006/picture">
+                <pic:pic xmlns:pic="http://schemas.openxmlformats.org/drawingml/2006/picture">
+                  <pic:nvPicPr>
+                    <pic:cNvPr id="1822762012" name="Picture 1" descr="A circuit board with wires&#10;&#10;Description automatically generated"/>
+                    <pic:cNvPicPr/>
+                  </pic:nvPicPr>
+                  <pic:blipFill>
+                    <a:blip r:embed="rId5">
+                      <a:extLst>
+                        <a:ext uri="{28A0092B-C50C-407E-A947-70E740481C1C}">
+                          <a14:useLocalDpi xmlns:a14="http://schemas.microsoft.com/office/drawing/2010/main" val="0"/>
+                        </a:ext>
+                      </a:extLst>
+                    </a:blip>
+                    <a:stretch>
+                      <a:fillRect/>
+                    </a:stretch>
+                  </pic:blipFill>
+                  <pic:spPr>
+                    <a:xfrm>
+                      <a:off x="0" y="0"/>
+                      <a:ext cx="6431181" cy="3930165"/>
+                    </a:xfrm>
+                    <a:prstGeom prst="rect">
+                      <a:avLst/>
+                    </a:prstGeom>
+                  </pic:spPr>
+                </pic:pic>
+              </a:graphicData>
+            </a:graphic>
+          </wp:inline>
+        </w:drawing>
+      </w:r>
+    </w:p>
+    <w:p>
+      <w:pPr>
+        <w:pStyle w:val="Caption"/>
+        <w:jc w:val="center"/>
+      </w:pPr>
+      <w:r>
+        <w:t xml:space="preserve">Figure </w:t>
+      </w:r>
+      <w:r>
+        <w:fldChar w:fldCharType="begin"/>
+      </w:r>
+      <w:r>
+        <w:instrText xml:space="preserve"> SEQ Figure \* ARABIC </w:instrText>
+      </w:r>
+      <w:r>
+        <w:fldChar w:fldCharType="separate"/>
+      </w:r>
+      <w:r>
+        <w:rPr>
+          <w:noProof/>
+        </w:rPr>
+        <w:t>1</w:t>
+      </w:r>
+      <w:r>
+        <w:fldChar w:fldCharType="end"/>
+      </w:r>
+      <w:r>
+        <w:t xml:space="preserve">- Lab1 task 3 circuit </w:t>
+      </w:r>
+      <w:proofErr w:type="gramStart"/>
+      <w:r>
+        <w:t>diagram</w:t>
+      </w:r>
+      <w:proofErr w:type="gramEnd"/>
+    </w:p>
+    <w:p>
+      <w:pPr>
+        <w:spacing w:line="278" w:lineRule="auto"/>
+        <w:rPr>
+          <w:rFonts w:asciiTheme="majorHAnsi" w:eastAsiaTheme="majorEastAsia" w:hAnsiTheme="majorHAnsi" w:cstheme="majorBidi"/>
+          <w:color w:val="0F4761" w:themeColor="accent1" w:themeShade="BF"/>
+          <w:sz w:val="32"/>
+          <w:szCs w:val="32"/>
+        </w:rPr>
+      </w:pPr>
+      <w:r>
+        <w:br w:type="page"/>
+      </w:r>
+    </w:p>
+    <w:p>
+      <w:pPr>
+        <w:pStyle w:val="Heading2"/>
+      </w:pPr>
+      <w:r>
+        <w:lastRenderedPageBreak/>
+        <w:t>Code Snippet</w:t>
+      </w:r>
+    </w:p>
+    <w:bookmarkStart w:id="0" w:name="_MON_1770743339"/>
+    <w:bookmarkEnd w:id="0"/>
+    <w:p>
+      <w:pPr>
+        <w:jc w:val="center"/>
+      </w:pPr>
+      <w:r>
+        <w:object w:dxaOrig="9360" w:dyaOrig="6737" w14:anchorId="1FFD3DED">
+          <v:shapetype id="_x0000_t75" coordsize="21600,21600" o:spt="75" o:preferrelative="t" path="m@4@5l@4@11@9@11@9@5xe" filled="f" stroked="f">
+            <v:stroke joinstyle="miter"/>
+            <v:formulas>
+              <v:f eqn="if lineDrawn pixelLineWidth 0"/>
+              <v:f eqn="sum @0 1 0"/>
+              <v:f eqn="sum 0 0 @1"/>
+              <v:f eqn="prod @2 1 2"/>
+              <v:f eqn="prod @3 21600 pixelWidth"/>
+              <v:f eqn="prod @3 21600 pixelHeight"/>
+              <v:f eqn="sum @0 0 1"/>
+              <v:f eqn="prod @6 1 2"/>
+              <v:f eqn="prod @7 21600 pixelWidth"/>
+              <v:f eqn="sum @8 21600 0"/>
+              <v:f eqn="prod @7 21600 pixelHeight"/>
+              <v:f eqn="sum @10 21600 0"/>
+            </v:formulas>
+            <v:path o:extrusionok="f" gradientshapeok="t" o:connecttype="rect"/>
+            <o:lock v:ext="edit" aspectratio="t"/>
+          </v:shapetype>
+          <v:shape id="_x0000_i1025" type="#_x0000_t75" style="width:468pt;height:321pt" o:ole="">
+            <v:imagedata r:id="rId6" o:title=""/>
+          </v:shape>
+          <o:OLEObject Type="Embed" ProgID="Word.OpenDocumentText.12" ShapeID="_x0000_i1025" DrawAspect="Content" ObjectID="_1770751621" r:id="rId7"/>
+        </w:object>
+      </w:r>
+    </w:p>
+    <w:p>
+      <w:pPr>
+        <w:pStyle w:val="Heading2"/>
+      </w:pPr>
+      <w:r>
+        <w:t>Program Logic</w:t>
+      </w:r>
+    </w:p>
+    <w:p>
+      <w:pPr>
+        <w:keepNext/>
+        <w:jc w:val="center"/>
+      </w:pPr>
+      <w:r>
+        <w:rPr>
+          <w:noProof/>
+        </w:rPr>
+        <w:drawing>
+          <wp:inline distT="0" distB="0" distL="0" distR="0" wp14:anchorId="67FB218C" wp14:editId="6848500E">
+            <wp:extent cx="3581400" cy="3677937"/>
+            <wp:effectExtent l="0" t="0" r="0" b="0"/>
+            <wp:docPr id="1622724098" name="Picture 3" descr="A screenshot of a computer&#10;&#10;Description automatically generated"/>
+            <wp:cNvGraphicFramePr>
+              <a:graphicFrameLocks xmlns:a="http://schemas.openxmlformats.org/drawingml/2006/main" noChangeAspect="1"/>
+            </wp:cNvGraphicFramePr>
+            <a:graphic xmlns:a="http://schemas.openxmlformats.org/drawingml/2006/main">
+              <a:graphicData uri="http://schemas.openxmlformats.org/drawingml/2006/picture">
+                <pic:pic xmlns:pic="http://schemas.openxmlformats.org/drawingml/2006/picture">
+                  <pic:nvPicPr>
+                    <pic:cNvPr id="1622724098" name="Picture 3" descr="A screenshot of a computer&#10;&#10;Description automatically generated"/>
+                    <pic:cNvPicPr/>
+                  </pic:nvPicPr>
+                  <pic:blipFill>
+                    <a:blip r:embed="rId8">
+                      <a:extLst>
+                        <a:ext uri="{28A0092B-C50C-407E-A947-70E740481C1C}">
+                          <a14:useLocalDpi xmlns:a14="http://schemas.microsoft.com/office/drawing/2010/main" val="0"/>
+                        </a:ext>
+                      </a:extLst>
+                    </a:blip>
+                    <a:stretch>
+                      <a:fillRect/>
+                    </a:stretch>
+                  </pic:blipFill>
+                  <pic:spPr>
+                    <a:xfrm>
+                      <a:off x="0" y="0"/>
+                      <a:ext cx="3581400" cy="3677937"/>
+                    </a:xfrm>
+                    <a:prstGeom prst="rect">
+                      <a:avLst/>
+                    </a:prstGeom>
+                  </pic:spPr>
+                </pic:pic>
+              </a:graphicData>
+            </a:graphic>
+          </wp:inline>
+        </w:drawing>
+      </w:r>
+    </w:p>
+    <w:p>
+      <w:pPr>
+        <w:pStyle w:val="Caption"/>
+        <w:jc w:val="center"/>
+      </w:pPr>
+      <w:r>
+        <w:t xml:space="preserve">Figure </w:t>
+      </w:r>
+      <w:r>
+        <w:fldChar w:fldCharType="begin"/>
+      </w:r>
+      <w:r>
+        <w:instrText xml:space="preserve"> SEQ Figure \* ARABIC </w:instrText>
+      </w:r>
+      <w:r>
+        <w:fldChar w:fldCharType="separate"/>
+      </w:r>
+      <w:r>
+        <w:rPr>
+          <w:noProof/>
+        </w:rPr>
+        <w:t>2</w:t>
+      </w:r>
+      <w:r>
+        <w:fldChar w:fldCharType="end"/>
+      </w:r>
+      <w:r>
+        <w:t xml:space="preserve">- Lab1 task 3 </w:t>
+      </w:r>
+      <w:r>
+        <w:t xml:space="preserve">flow </w:t>
+      </w:r>
+      <w:proofErr w:type="gramStart"/>
+      <w:r>
+        <w:t>chart</w:t>
+      </w:r>
+      <w:proofErr w:type="gramEnd"/>
+    </w:p>
+    <w:p>
+      <w:pPr>
+        <w:pStyle w:val="Heading1"/>
+      </w:pPr>
+      <w:r>
+        <w:br w:type="page"/>
+      </w:r>
+      <w:r>
+        <w:lastRenderedPageBreak/>
+        <w:t>Task 4</w:t>
+      </w:r>
+    </w:p>
+    <w:p>
+      <w:r>
+        <w:t xml:space="preserve">In Task </w:t>
+      </w:r>
+      <w:r>
+        <w:t>4</w:t>
+      </w:r>
+      <w:r>
+        <w:t>, the objective is to sequence the lighting of 8 LEDs connected to 8 digital pins of the Arduino board.</w:t>
+      </w:r>
+    </w:p>
+    <w:p>
+      <w:r>
+        <w:t>To achieve this, we connect the 8 LEDs to all the pins of PORTA, along with a resistor for each LED. Each LED will correspond to a specific bit in PORTA's 8-bit binary representation.</w:t>
+      </w:r>
+    </w:p>
+    <w:p>
+      <w:r>
+        <w:t>To light each LED individually at a given time, we set the corresponding bit of PORTA to 1 while keeping the remaining bits at 0. This means that we will iterate through the bits of PORTA from 0b00000001 to 0b10000000, shifting the initial bit to the left for each iteration.</w:t>
+      </w:r>
+    </w:p>
+    <w:p>
+      <w:r>
+        <w:t>This approach ensures that the LEDs connected to pins 22 to 29 sequentially alternate their states, creating a sequential lighting effect.</w:t>
+      </w:r>
+    </w:p>
+    <w:p>
+      <w:pPr>
+        <w:pStyle w:val="Heading2"/>
+      </w:pPr>
+      <w:r>
+        <w:t>Circuit Diagram</w:t>
+      </w:r>
+    </w:p>
+    <w:p>
+      <w:pPr>
+        <w:keepNext/>
+        <w:jc w:val="center"/>
+      </w:pPr>
+      <w:r>
+        <w:rPr>
+          <w:noProof/>
+        </w:rPr>
+        <w:drawing>
+          <wp:inline distT="0" distB="0" distL="0" distR="0" wp14:anchorId="4D358816" wp14:editId="7114E044">
+            <wp:extent cx="6858000" cy="4191000"/>
+            <wp:effectExtent l="0" t="0" r="0" b="0"/>
+            <wp:docPr id="928988056" name="Picture 4"/>
+            <wp:cNvGraphicFramePr>
+              <a:graphicFrameLocks xmlns:a="http://schemas.openxmlformats.org/drawingml/2006/main" noChangeAspect="1"/>
+            </wp:cNvGraphicFramePr>
+            <a:graphic xmlns:a="http://schemas.openxmlformats.org/drawingml/2006/main">
+              <a:graphicData uri="http://schemas.openxmlformats.org/drawingml/2006/picture">
+                <pic:pic xmlns:pic="http://schemas.openxmlformats.org/drawingml/2006/picture">
+                  <pic:nvPicPr>
+                    <pic:cNvPr id="928988056" name="Picture 928988056"/>
+                    <pic:cNvPicPr/>
+                  </pic:nvPicPr>
+                  <pic:blipFill>
+                    <a:blip r:embed="rId9">
+                      <a:extLst>
+                        <a:ext uri="{28A0092B-C50C-407E-A947-70E740481C1C}">
+                          <a14:useLocalDpi xmlns:a14="http://schemas.microsoft.com/office/drawing/2010/main" val="0"/>
+                        </a:ext>
+                      </a:extLst>
+                    </a:blip>
+                    <a:stretch>
+                      <a:fillRect/>
+                    </a:stretch>
+                  </pic:blipFill>
+                  <pic:spPr>
+                    <a:xfrm>
+                      <a:off x="0" y="0"/>
+                      <a:ext cx="6858000" cy="4191000"/>
+                    </a:xfrm>
+                    <a:prstGeom prst="rect">
+                      <a:avLst/>
+                    </a:prstGeom>
+                  </pic:spPr>
+                </pic:pic>
+              </a:graphicData>
+            </a:graphic>
+          </wp:inline>
+        </w:drawing>
+      </w:r>
+    </w:p>
+    <w:p>
+      <w:pPr>
+        <w:pStyle w:val="Caption"/>
+        <w:jc w:val="center"/>
+      </w:pPr>
+      <w:r>
+        <w:t xml:space="preserve">Figure </w:t>
+      </w:r>
+      <w:r>
+        <w:fldChar w:fldCharType="begin"/>
+      </w:r>
+      <w:r>
+        <w:instrText xml:space="preserve"> SEQ Figure \* ARABIC </w:instrText>
+      </w:r>
+      <w:r>
+        <w:fldChar w:fldCharType="separate"/>
+      </w:r>
+      <w:r>
+        <w:rPr>
+          <w:noProof/>
+        </w:rPr>
+        <w:t>3</w:t>
+      </w:r>
+      <w:r>
+        <w:fldChar w:fldCharType="end"/>
+      </w:r>
+      <w:r>
+        <w:t xml:space="preserve">- Lab1 task </w:t>
+      </w:r>
+      <w:r>
+        <w:t>4</w:t>
+      </w:r>
+      <w:r>
+        <w:t xml:space="preserve"> circuit </w:t>
+      </w:r>
+      <w:proofErr w:type="gramStart"/>
+      <w:r>
+        <w:t>diagra</w:t>
+      </w:r>
+      <w:r>
+        <w:t>m</w:t>
+      </w:r>
+      <w:proofErr w:type="gramEnd"/>
+    </w:p>
+    <w:p>
+      <w:pPr>
+        <w:spacing w:line="278" w:lineRule="auto"/>
+      </w:pPr>
+      <w:r>
+        <w:br w:type="page"/>
+      </w:r>
+    </w:p>
+    <w:p>
+      <w:pPr>
+        <w:pStyle w:val="Heading2"/>
+      </w:pPr>
+      <w:r>
+        <w:lastRenderedPageBreak/>
+        <w:t>Code Snippet</w:t>
+      </w:r>
+    </w:p>
+    <w:bookmarkStart w:id="1" w:name="_MON_1770747754"/>
+    <w:bookmarkEnd w:id="1"/>
+    <w:p>
+      <w:pPr>
+        <w:jc w:val="center"/>
+      </w:pPr>
+      <w:r>
+        <w:object w:dxaOrig="9360" w:dyaOrig="6452" w14:anchorId="7CC16785">
+          <v:shape id="_x0000_i1026" type="#_x0000_t75" style="width:468pt;height:322.5pt" o:ole="">
+            <v:imagedata r:id="rId10" o:title=""/>
+          </v:shape>
+          <o:OLEObject Type="Embed" ProgID="Word.OpenDocumentText.12" ShapeID="_x0000_i1026" DrawAspect="Content" ObjectID="_1770751622" r:id="rId11"/>
+        </w:object>
+      </w:r>
+    </w:p>
+    <w:p>
+      <w:pPr>
+        <w:pStyle w:val="Heading2"/>
+      </w:pPr>
+      <w:r>
+        <w:lastRenderedPageBreak/>
+        <w:t>Program Logic</w:t>
+      </w:r>
+    </w:p>
+    <w:p>
+      <w:pPr>
+        <w:keepNext/>
+        <w:jc w:val="center"/>
+      </w:pPr>
+      <w:r>
+        <w:rPr>
+          <w:noProof/>
+        </w:rPr>
+        <w:drawing>
+          <wp:inline distT="0" distB="0" distL="0" distR="0" wp14:anchorId="4375B4FF" wp14:editId="64A64713">
+            <wp:extent cx="4838700" cy="5915025"/>
+            <wp:effectExtent l="0" t="0" r="0" b="9525"/>
+            <wp:docPr id="461197897" name="Picture 5"/>
+            <wp:cNvGraphicFramePr>
+              <a:graphicFrameLocks xmlns:a="http://schemas.openxmlformats.org/drawingml/2006/main" noChangeAspect="1"/>
+            </wp:cNvGraphicFramePr>
+            <a:graphic xmlns:a="http://schemas.openxmlformats.org/drawingml/2006/main">
+              <a:graphicData uri="http://schemas.openxmlformats.org/drawingml/2006/picture">
+                <pic:pic xmlns:pic="http://schemas.openxmlformats.org/drawingml/2006/picture">
+                  <pic:nvPicPr>
+                    <pic:cNvPr id="461197897" name="Picture 461197897"/>
+                    <pic:cNvPicPr/>
+                  </pic:nvPicPr>
+                  <pic:blipFill>
+                    <a:blip r:embed="rId12">
+                      <a:extLst>
+                        <a:ext uri="{28A0092B-C50C-407E-A947-70E740481C1C}">
+                          <a14:useLocalDpi xmlns:a14="http://schemas.microsoft.com/office/drawing/2010/main" val="0"/>
+                        </a:ext>
+                      </a:extLst>
+                    </a:blip>
+                    <a:stretch>
+                      <a:fillRect/>
+                    </a:stretch>
+                  </pic:blipFill>
+                  <pic:spPr>
+                    <a:xfrm>
+                      <a:off x="0" y="0"/>
+                      <a:ext cx="4838700" cy="5915025"/>
+                    </a:xfrm>
+                    <a:prstGeom prst="rect">
+                      <a:avLst/>
+                    </a:prstGeom>
+                  </pic:spPr>
+                </pic:pic>
+              </a:graphicData>
+            </a:graphic>
+          </wp:inline>
+        </w:drawing>
+      </w:r>
+    </w:p>
+    <w:p>
+      <w:pPr>
+        <w:pStyle w:val="Caption"/>
+        <w:jc w:val="center"/>
+      </w:pPr>
+      <w:r>
+        <w:t xml:space="preserve">Figure </w:t>
+      </w:r>
+      <w:r>
+        <w:fldChar w:fldCharType="begin"/>
+      </w:r>
+      <w:r>
+        <w:instrText xml:space="preserve"> SEQ Figure \* ARABIC </w:instrText>
+      </w:r>
+      <w:r>
+        <w:fldChar w:fldCharType="separate"/>
+      </w:r>
+      <w:r>
+        <w:rPr>
+          <w:noProof/>
+        </w:rPr>
+        <w:t>4</w:t>
+      </w:r>
+      <w:r>
+        <w:fldChar w:fldCharType="end"/>
+      </w:r>
+      <w:r>
+        <w:t xml:space="preserve">- Lab1 task </w:t>
+      </w:r>
+      <w:r>
+        <w:t>4</w:t>
+      </w:r>
+      <w:r>
+        <w:t xml:space="preserve"> flow </w:t>
+      </w:r>
+      <w:proofErr w:type="gramStart"/>
+      <w:r>
+        <w:t>chart</w:t>
+      </w:r>
+      <w:proofErr w:type="gramEnd"/>
+    </w:p>
+    <w:p>
+      <w:pPr>
+        <w:spacing w:line="278" w:lineRule="auto"/>
+      </w:pPr>
+      <w:r>
+        <w:br w:type="page"/>
+      </w:r>
+    </w:p>
+    <w:p>
+      <w:pPr>
+        <w:pStyle w:val="Heading1"/>
+      </w:pPr>
+      <w:r>
+        <w:lastRenderedPageBreak/>
+        <w:t>Task 5</w:t>
+      </w:r>
+    </w:p>
+    <w:p>
+      <w:r>
+        <w:t>In Task 5, the objective is to sequence the lighting of 8 LEDs connected to 8 digital pins of the Arduino board other than the pins used in Task 4.</w:t>
+      </w:r>
+    </w:p>
+    <w:p>
+      <w:r>
+        <w:t>To achieve this, we connect the 8 LEDs to all the pins of PORTC, along with a resistor for each LED. Each LED will correspond to a specific bit in PORTA's 8-bit binary representation.</w:t>
+      </w:r>
+    </w:p>
+    <w:p>
+      <w:r>
+        <w:t>To light each LED individually at a given time, we set the corresponding bit of PORTC to 1 while keeping the remaining bits at 0. This means that we will iterate through the bits of PORTC from 0b00000001 to 0b10000000, shifting the initial bit to the left for each iteration.</w:t>
+      </w:r>
+    </w:p>
+    <w:p>
+      <w:r>
+        <w:t>This approach ensures that the LEDs connected to pins 30 to 37 sequentially alternate their states, creating a sequential lighting effect.</w:t>
+      </w:r>
+    </w:p>
+    <w:p>
+      <w:pPr>
+        <w:pStyle w:val="Heading2"/>
+      </w:pPr>
+      <w:r>
+        <w:t>Circuit Diagram</w:t>
+      </w:r>
+    </w:p>
+    <w:p>
+      <w:pPr>
+        <w:keepNext/>
+        <w:jc w:val="center"/>
+      </w:pPr>
+      <w:r>
+        <w:rPr>
+          <w:noProof/>
+        </w:rPr>
+        <w:drawing>
+          <wp:inline distT="0" distB="0" distL="0" distR="0" wp14:anchorId="1D48783A" wp14:editId="2759C038">
+            <wp:extent cx="6858000" cy="4381500"/>
+            <wp:effectExtent l="0" t="0" r="0" b="0"/>
+            <wp:docPr id="951312771" name="Picture 7"/>
+            <wp:cNvGraphicFramePr>
+              <a:graphicFrameLocks xmlns:a="http://schemas.openxmlformats.org/drawingml/2006/main" noChangeAspect="1"/>
+            </wp:cNvGraphicFramePr>
+            <a:graphic xmlns:a="http://schemas.openxmlformats.org/drawingml/2006/main">
+              <a:graphicData uri="http://schemas.openxmlformats.org/drawingml/2006/picture">
+                <pic:pic xmlns:pic="http://schemas.openxmlformats.org/drawingml/2006/picture">
+                  <pic:nvPicPr>
+                    <pic:cNvPr id="951312771" name="Picture 951312771"/>
+                    <pic:cNvPicPr/>
+                  </pic:nvPicPr>
+                  <pic:blipFill>
+                    <a:blip r:embed="rId13">
+                      <a:extLst>
+                        <a:ext uri="{28A0092B-C50C-407E-A947-70E740481C1C}">
+                          <a14:useLocalDpi xmlns:a14="http://schemas.microsoft.com/office/drawing/2010/main" val="0"/>
+                        </a:ext>
+                      </a:extLst>
+                    </a:blip>
+                    <a:stretch>
+                      <a:fillRect/>
+                    </a:stretch>
+                  </pic:blipFill>
+                  <pic:spPr>
+                    <a:xfrm>
+                      <a:off x="0" y="0"/>
+                      <a:ext cx="6858000" cy="4381500"/>
+                    </a:xfrm>
+                    <a:prstGeom prst="rect">
+                      <a:avLst/>
+                    </a:prstGeom>
+                  </pic:spPr>
+                </pic:pic>
+              </a:graphicData>
+            </a:graphic>
+          </wp:inline>
+        </w:drawing>
+      </w:r>
+    </w:p>
+    <w:p>
+      <w:pPr>
+        <w:pStyle w:val="Caption"/>
+        <w:jc w:val="center"/>
+      </w:pPr>
+      <w:r>
+        <w:t xml:space="preserve">Figure </w:t>
+      </w:r>
+      <w:r>
+        <w:fldChar w:fldCharType="begin"/>
+      </w:r>
+      <w:r>
+        <w:instrText xml:space="preserve"> SEQ Figure \* ARABIC </w:instrText>
+      </w:r>
+      <w:r>
+        <w:fldChar w:fldCharType="separate"/>
+      </w:r>
+      <w:r>
+        <w:rPr>
+          <w:noProof/>
+        </w:rPr>
+        <w:t>5</w:t>
+      </w:r>
+      <w:r>
+        <w:fldChar w:fldCharType="end"/>
+      </w:r>
+      <w:r>
+        <w:t xml:space="preserve">- </w:t>
+      </w:r>
+      <w:r>
+        <w:t xml:space="preserve">Lab1 task </w:t>
+      </w:r>
+      <w:r>
+        <w:t>5</w:t>
+      </w:r>
+      <w:r>
+        <w:t xml:space="preserve"> circuit </w:t>
+      </w:r>
+      <w:proofErr w:type="gramStart"/>
+      <w:r>
+        <w:t>diagram</w:t>
+      </w:r>
+      <w:proofErr w:type="gramEnd"/>
+    </w:p>
+    <w:p>
+      <w:pPr>
+        <w:pStyle w:val="Heading2"/>
+      </w:pPr>
+      <w:r>
+        <w:lastRenderedPageBreak/>
+        <w:t>Code Snippet</w:t>
+      </w:r>
+    </w:p>
+    <w:bookmarkStart w:id="2" w:name="_MON_1770749454"/>
+    <w:bookmarkEnd w:id="2"/>
+    <w:p>
+      <w:pPr>
+        <w:jc w:val="center"/>
+      </w:pPr>
+      <w:r>
+        <w:object w:dxaOrig="9360" w:dyaOrig="6452" w14:anchorId="6B5DD293">
+          <v:shape id="_x0000_i1027" type="#_x0000_t75" style="width:468pt;height:322.5pt" o:ole="">
+            <v:imagedata r:id="rId14" o:title=""/>
+          </v:shape>
+          <o:OLEObject Type="Embed" ProgID="Word.OpenDocumentText.12" ShapeID="_x0000_i1027" DrawAspect="Content" ObjectID="_1770751623" r:id="rId15"/>
+        </w:object>
+      </w:r>
+    </w:p>
+    <w:p>
+      <w:pPr>
+        <w:pStyle w:val="Heading2"/>
+      </w:pPr>
+      <w:r>
+        <w:lastRenderedPageBreak/>
+        <w:t>Programming Logic</w:t>
+      </w:r>
+    </w:p>
+    <w:p>
+      <w:pPr>
+        <w:keepNext/>
+        <w:jc w:val="center"/>
+      </w:pPr>
+      <w:r>
+        <w:rPr>
+          <w:noProof/>
+        </w:rPr>
+        <w:drawing>
+          <wp:inline distT="0" distB="0" distL="0" distR="0" wp14:anchorId="73D1C331" wp14:editId="2BDEBB33">
+            <wp:extent cx="4838700" cy="5915025"/>
+            <wp:effectExtent l="0" t="0" r="0" b="9525"/>
+            <wp:docPr id="2038087780" name="Picture 6" descr="A screenshot of a computer&#10;&#10;Description automatically generated"/>
+            <wp:cNvGraphicFramePr>
+              <a:graphicFrameLocks xmlns:a="http://schemas.openxmlformats.org/drawingml/2006/main" noChangeAspect="1"/>
+            </wp:cNvGraphicFramePr>
+            <a:graphic xmlns:a="http://schemas.openxmlformats.org/drawingml/2006/main">
+              <a:graphicData uri="http://schemas.openxmlformats.org/drawingml/2006/picture">
+                <pic:pic xmlns:pic="http://schemas.openxmlformats.org/drawingml/2006/picture">
+                  <pic:nvPicPr>
+                    <pic:cNvPr id="2038087780" name="Picture 6" descr="A screenshot of a computer&#10;&#10;Description automatically generated"/>
+                    <pic:cNvPicPr/>
+                  </pic:nvPicPr>
+                  <pic:blipFill>
+                    <a:blip r:embed="rId16">
+                      <a:extLst>
+                        <a:ext uri="{28A0092B-C50C-407E-A947-70E740481C1C}">
+                          <a14:useLocalDpi xmlns:a14="http://schemas.microsoft.com/office/drawing/2010/main" val="0"/>
+                        </a:ext>
+                      </a:extLst>
+                    </a:blip>
+                    <a:stretch>
+                      <a:fillRect/>
+                    </a:stretch>
+                  </pic:blipFill>
+                  <pic:spPr>
+                    <a:xfrm>
+                      <a:off x="0" y="0"/>
+                      <a:ext cx="4838700" cy="5915025"/>
+                    </a:xfrm>
+                    <a:prstGeom prst="rect">
+                      <a:avLst/>
+                    </a:prstGeom>
+                  </pic:spPr>
+                </pic:pic>
+              </a:graphicData>
+            </a:graphic>
+          </wp:inline>
+        </w:drawing>
+      </w:r>
+    </w:p>
+    <w:p>
+      <w:pPr>
+        <w:pStyle w:val="Caption"/>
+        <w:jc w:val="center"/>
+      </w:pPr>
+      <w:r>
+        <w:t xml:space="preserve">Figure </w:t>
+      </w:r>
+      <w:r>
+        <w:fldChar w:fldCharType="begin"/>
+      </w:r>
+      <w:r>
+        <w:instrText xml:space="preserve"> SEQ Figure \* ARABIC </w:instrText>
+      </w:r>
+      <w:r>
+        <w:fldChar w:fldCharType="separate"/>
+      </w:r>
+      <w:r>
+        <w:rPr>
+          <w:noProof/>
+        </w:rPr>
+        <w:t>6</w:t>
+      </w:r>
+      <w:r>
+        <w:fldChar w:fldCharType="end"/>
+      </w:r>
+      <w:r>
+        <w:t xml:space="preserve">- Lab1 task </w:t>
+      </w:r>
+      <w:r>
+        <w:t>5</w:t>
+      </w:r>
+      <w:r>
+        <w:t xml:space="preserve"> flow </w:t>
+      </w:r>
+      <w:proofErr w:type="gramStart"/>
+      <w:r>
+        <w:t>chart</w:t>
+      </w:r>
+      <w:proofErr w:type="gramEnd"/>
+    </w:p>
     <w:sectPr>
       <w:pgSz w:w="12240" w:h="15840"/>
-      <w:pgMar w:top="1440" w:right="1440" w:bottom="1440" w:left="1440" w:header="720" w:footer="720" w:gutter="0"/>
+      <w:pgMar w:top="720" w:right="720" w:bottom="720" w:left="720" w:header="720" w:footer="720" w:gutter="0"/>
       <w:cols w:space="720"/>
       <w:docGrid w:linePitch="360"/>
     </w:sectPr>
@@ -724,6 +1715,7 @@
   <w:style w:type="paragraph" w:default="1" w:styleId="Normal">
     <w:name w:val="Normal"/>
     <w:qFormat/>
+    <w:rsid w:val="00A426F5"/>
     <w:pPr>
       <w:spacing w:line="279" w:lineRule="auto"/>
     </w:pPr>
@@ -754,7 +1746,6 @@
     <w:next w:val="Normal"/>
     <w:link w:val="Heading2Char"/>
     <w:uiPriority w:val="9"/>
-    <w:semiHidden/>
     <w:unhideWhenUsed/>
     <w:qFormat/>
     <w:rsid w:val="00814985"/>
@@ -971,7 +1962,6 @@
     <w:basedOn w:val="DefaultParagraphFont"/>
     <w:link w:val="Heading2"/>
     <w:uiPriority w:val="9"/>
-    <w:semiHidden/>
     <w:rsid w:val="00814985"/>
     <w:rPr>
       <w:rFonts w:asciiTheme="majorHAnsi" w:eastAsiaTheme="majorEastAsia" w:hAnsiTheme="majorHAnsi" w:cstheme="majorBidi"/>
@@ -1252,6 +2242,25 @@
     <w:rsid w:val="002512EE"/>
     <w:rPr>
       <w:color w:val="666666"/>
+    </w:rPr>
+  </w:style>
+  <w:style w:type="paragraph" w:styleId="Caption">
+    <w:name w:val="caption"/>
+    <w:basedOn w:val="Normal"/>
+    <w:next w:val="Normal"/>
+    <w:uiPriority w:val="35"/>
+    <w:unhideWhenUsed/>
+    <w:qFormat/>
+    <w:rsid w:val="000D357D"/>
+    <w:pPr>
+      <w:spacing w:before="0" w:after="200" w:line="240" w:lineRule="auto"/>
+    </w:pPr>
+    <w:rPr>
+      <w:i/>
+      <w:iCs/>
+      <w:color w:val="0E2841" w:themeColor="text2"/>
+      <w:sz w:val="18"/>
+      <w:szCs w:val="18"/>
     </w:rPr>
   </w:style>
 </w:styles>

--- a/labs/lab1/lab1.docx
+++ b/labs/lab1/lab1.docx
@@ -2,15 +2,2365 @@
 <file path=word/document.xml><?xml version="1.0" encoding="utf-8"?>
 <w:document xmlns:wpc="http://schemas.microsoft.com/office/word/2010/wordprocessingCanvas" xmlns:cx="http://schemas.microsoft.com/office/drawing/2014/chartex" xmlns:cx1="http://schemas.microsoft.com/office/drawing/2015/9/8/chartex" xmlns:cx2="http://schemas.microsoft.com/office/drawing/2015/10/21/chartex" xmlns:cx3="http://schemas.microsoft.com/office/drawing/2016/5/9/chartex" xmlns:cx4="http://schemas.microsoft.com/office/drawing/2016/5/10/chartex" xmlns:cx5="http://schemas.microsoft.com/office/drawing/2016/5/11/chartex" xmlns:cx6="http://schemas.microsoft.com/office/drawing/2016/5/12/chartex" xmlns:cx7="http://schemas.microsoft.com/office/drawing/2016/5/13/chartex" xmlns:cx8="http://schemas.microsoft.com/office/drawing/2016/5/14/chartex" xmlns:mc="http://schemas.openxmlformats.org/markup-compatibility/2006" xmlns:aink="http://schemas.microsoft.com/office/drawing/2016/ink" xmlns:am3d="http://schemas.microsoft.com/office/drawing/2017/model3d" xmlns:o="urn:schemas-microsoft-com:office:office" xmlns:oel="http://schemas.microsoft.com/office/2019/extlst" xmlns:r="http://schemas.openxmlformats.org/officeDocument/2006/relationships" xmlns:m="http://schemas.openxmlformats.org/officeDocument/2006/math" xmlns:v="urn:schemas-microsoft-com:vml" xmlns:wp14="http://schemas.microsoft.com/office/word/2010/wordprocessingDrawing" xmlns:wp="http://schemas.openxmlformats.org/drawingml/2006/wordprocessingDrawing" xmlns:w10="urn:schemas-microsoft-com:office:word" xmlns:w="http://schemas.openxmlformats.org/wordprocessingml/2006/main" xmlns:w14="http://schemas.microsoft.com/office/word/2010/wordml" xmlns:w15="http://schemas.microsoft.com/office/word/2012/wordml" xmlns:w16cex="http://schemas.microsoft.com/office/word/2018/wordml/cex" xmlns:w16cid="http://schemas.microsoft.com/office/word/2016/wordml/cid" xmlns:w16="http://schemas.microsoft.com/office/word/2018/wordml" xmlns:w16sdtdh="http://schemas.microsoft.com/office/word/2020/wordml/sdtdatahash" xmlns:w16se="http://schemas.microsoft.com/office/word/2015/wordml/symex" xmlns:wpg="http://schemas.microsoft.com/office/word/2010/wordprocessingGroup" xmlns:wpi="http://schemas.microsoft.com/office/word/2010/wordprocessingInk" xmlns:wne="http://schemas.microsoft.com/office/word/2006/wordml" xmlns:wps="http://schemas.microsoft.com/office/word/2010/wordprocessingShape" mc:Ignorable="w14 w15 w16se w16cid w16 w16cex w16sdtdh wp14">
   <w:body>
+    <w:sdt>
+      <w:sdtPr>
+        <w:id w:val="-2005580882"/>
+        <w:docPartObj>
+          <w:docPartGallery w:val="Cover Pages"/>
+          <w:docPartUnique/>
+        </w:docPartObj>
+      </w:sdtPr>
+      <w:sdtContent>
+        <w:p/>
+        <w:tbl>
+          <w:tblPr>
+            <w:tblpPr w:leftFromText="187" w:rightFromText="187" w:horzAnchor="margin" w:tblpXSpec="center" w:tblpY="2881"/>
+            <w:tblW w:w="4000" w:type="pct"/>
+            <w:tblBorders>
+              <w:left w:val="single" w:sz="12" w:space="0" w:color="156082" w:themeColor="accent1"/>
+            </w:tblBorders>
+            <w:tblCellMar>
+              <w:left w:w="144" w:type="dxa"/>
+              <w:right w:w="115" w:type="dxa"/>
+            </w:tblCellMar>
+            <w:tblLook w:val="04A0" w:firstRow="1" w:lastRow="0" w:firstColumn="1" w:lastColumn="0" w:noHBand="0" w:noVBand="1"/>
+          </w:tblPr>
+          <w:tblGrid>
+            <w:gridCol w:w="8628"/>
+          </w:tblGrid>
+          <w:tr>
+            <w:sdt>
+              <w:sdtPr>
+                <w:rPr>
+                  <w:color w:val="0F4761" w:themeColor="accent1" w:themeShade="BF"/>
+                  <w:sz w:val="24"/>
+                  <w:szCs w:val="24"/>
+                </w:rPr>
+                <w:alias w:val="Company"/>
+                <w:id w:val="13406915"/>
+                <w:placeholder>
+                  <w:docPart w:val="D44E09265241451CBB7F1F864738E8D7"/>
+                </w:placeholder>
+                <w:dataBinding w:prefixMappings="xmlns:ns0='http://schemas.openxmlformats.org/officeDocument/2006/extended-properties'" w:xpath="/ns0:Properties[1]/ns0:Company[1]" w:storeItemID="{6668398D-A668-4E3E-A5EB-62B293D839F1}"/>
+                <w:text/>
+              </w:sdtPr>
+              <w:sdtContent>
+                <w:tc>
+                  <w:tcPr>
+                    <w:tcW w:w="7672" w:type="dxa"/>
+                    <w:tcMar>
+                      <w:top w:w="216" w:type="dxa"/>
+                      <w:left w:w="115" w:type="dxa"/>
+                      <w:bottom w:w="216" w:type="dxa"/>
+                      <w:right w:w="115" w:type="dxa"/>
+                    </w:tcMar>
+                  </w:tcPr>
+                  <w:p>
+                    <w:pPr>
+                      <w:pStyle w:val="NoSpacing"/>
+                      <w:rPr>
+                        <w:color w:val="0F4761" w:themeColor="accent1" w:themeShade="BF"/>
+                        <w:sz w:val="24"/>
+                      </w:rPr>
+                    </w:pPr>
+                    <w:r>
+                      <w:rPr>
+                        <w:color w:val="0F4761" w:themeColor="accent1" w:themeShade="BF"/>
+                        <w:sz w:val="24"/>
+                        <w:szCs w:val="24"/>
+                      </w:rPr>
+                      <w:t>MXEN2003</w:t>
+                    </w:r>
+                    <w:r>
+                      <w:rPr>
+                        <w:color w:val="0F4761" w:themeColor="accent1" w:themeShade="BF"/>
+                        <w:sz w:val="24"/>
+                        <w:szCs w:val="24"/>
+                      </w:rPr>
+                      <w:t xml:space="preserve"> – Micro Controller Project</w:t>
+                    </w:r>
+                  </w:p>
+                </w:tc>
+              </w:sdtContent>
+            </w:sdt>
+          </w:tr>
+          <w:tr>
+            <w:tc>
+              <w:tcPr>
+                <w:tcW w:w="7672" w:type="dxa"/>
+              </w:tcPr>
+              <w:sdt>
+                <w:sdtPr>
+                  <w:rPr>
+                    <w:rFonts w:asciiTheme="majorHAnsi" w:eastAsiaTheme="majorEastAsia" w:hAnsiTheme="majorHAnsi" w:cstheme="majorBidi"/>
+                    <w:color w:val="156082" w:themeColor="accent1"/>
+                    <w:sz w:val="88"/>
+                    <w:szCs w:val="88"/>
+                  </w:rPr>
+                  <w:alias w:val="Title"/>
+                  <w:id w:val="13406919"/>
+                  <w:placeholder>
+                    <w:docPart w:val="1939FA2FDD8A418C826802F2CA174F54"/>
+                  </w:placeholder>
+                  <w:dataBinding w:prefixMappings="xmlns:ns0='http://schemas.openxmlformats.org/package/2006/metadata/core-properties' xmlns:ns1='http://purl.org/dc/elements/1.1/'" w:xpath="/ns0:coreProperties[1]/ns1:title[1]" w:storeItemID="{6C3C8BC8-F283-45AE-878A-BAB7291924A1}"/>
+                  <w:text/>
+                </w:sdtPr>
+                <w:sdtContent>
+                  <w:p>
+                    <w:pPr>
+                      <w:pStyle w:val="NoSpacing"/>
+                      <w:spacing w:line="216" w:lineRule="auto"/>
+                      <w:rPr>
+                        <w:rFonts w:asciiTheme="majorHAnsi" w:eastAsiaTheme="majorEastAsia" w:hAnsiTheme="majorHAnsi" w:cstheme="majorBidi"/>
+                        <w:color w:val="156082" w:themeColor="accent1"/>
+                        <w:sz w:val="88"/>
+                        <w:szCs w:val="88"/>
+                      </w:rPr>
+                    </w:pPr>
+                    <w:r>
+                      <w:rPr>
+                        <w:rFonts w:asciiTheme="majorHAnsi" w:eastAsiaTheme="majorEastAsia" w:hAnsiTheme="majorHAnsi" w:cstheme="majorBidi"/>
+                        <w:color w:val="156082" w:themeColor="accent1"/>
+                        <w:sz w:val="88"/>
+                        <w:szCs w:val="88"/>
+                      </w:rPr>
+                      <w:t>Laboratory Logbook</w:t>
+                    </w:r>
+                  </w:p>
+                </w:sdtContent>
+              </w:sdt>
+            </w:tc>
+          </w:tr>
+          <w:tr>
+            <w:sdt>
+              <w:sdtPr>
+                <w:rPr>
+                  <w:color w:val="0F4761" w:themeColor="accent1" w:themeShade="BF"/>
+                  <w:sz w:val="24"/>
+                  <w:szCs w:val="24"/>
+                </w:rPr>
+                <w:alias w:val="Subtitle"/>
+                <w:id w:val="13406923"/>
+                <w:placeholder>
+                  <w:docPart w:val="53EB1E83A4EF48089D8AB2A55CC0DE9C"/>
+                </w:placeholder>
+                <w:dataBinding w:prefixMappings="xmlns:ns0='http://schemas.openxmlformats.org/package/2006/metadata/core-properties' xmlns:ns1='http://purl.org/dc/elements/1.1/'" w:xpath="/ns0:coreProperties[1]/ns1:subject[1]" w:storeItemID="{6C3C8BC8-F283-45AE-878A-BAB7291924A1}"/>
+                <w:text/>
+              </w:sdtPr>
+              <w:sdtContent>
+                <w:tc>
+                  <w:tcPr>
+                    <w:tcW w:w="7672" w:type="dxa"/>
+                    <w:tcMar>
+                      <w:top w:w="216" w:type="dxa"/>
+                      <w:left w:w="115" w:type="dxa"/>
+                      <w:bottom w:w="216" w:type="dxa"/>
+                      <w:right w:w="115" w:type="dxa"/>
+                    </w:tcMar>
+                  </w:tcPr>
+                  <w:p>
+                    <w:pPr>
+                      <w:pStyle w:val="NoSpacing"/>
+                      <w:rPr>
+                        <w:color w:val="0F4761" w:themeColor="accent1" w:themeShade="BF"/>
+                        <w:sz w:val="24"/>
+                      </w:rPr>
+                    </w:pPr>
+                    <w:r>
+                      <w:rPr>
+                        <w:color w:val="0F4761" w:themeColor="accent1" w:themeShade="BF"/>
+                        <w:sz w:val="24"/>
+                        <w:szCs w:val="24"/>
+                      </w:rPr>
+                      <w:t>Lab 1</w:t>
+                    </w:r>
+                  </w:p>
+                </w:tc>
+              </w:sdtContent>
+            </w:sdt>
+          </w:tr>
+        </w:tbl>
+        <w:tbl>
+          <w:tblPr>
+            <w:tblpPr w:leftFromText="187" w:rightFromText="187" w:horzAnchor="margin" w:tblpXSpec="center" w:tblpYSpec="bottom"/>
+            <w:tblW w:w="3857" w:type="pct"/>
+            <w:tblLook w:val="04A0" w:firstRow="1" w:lastRow="0" w:firstColumn="1" w:lastColumn="0" w:noHBand="0" w:noVBand="1"/>
+          </w:tblPr>
+          <w:tblGrid>
+            <w:gridCol w:w="8331"/>
+          </w:tblGrid>
+          <w:tr>
+            <w:tc>
+              <w:tcPr>
+                <w:tcW w:w="7221" w:type="dxa"/>
+                <w:tcMar>
+                  <w:top w:w="216" w:type="dxa"/>
+                  <w:left w:w="115" w:type="dxa"/>
+                  <w:bottom w:w="216" w:type="dxa"/>
+                  <w:right w:w="115" w:type="dxa"/>
+                </w:tcMar>
+              </w:tcPr>
+              <w:sdt>
+                <w:sdtPr>
+                  <w:rPr>
+                    <w:color w:val="156082" w:themeColor="accent1"/>
+                    <w:sz w:val="28"/>
+                    <w:szCs w:val="28"/>
+                  </w:rPr>
+                  <w:alias w:val="Author"/>
+                  <w:id w:val="13406928"/>
+                  <w:placeholder>
+                    <w:docPart w:val="2C589B00DE704FFD980F2279BBE950D8"/>
+                  </w:placeholder>
+                  <w:dataBinding w:prefixMappings="xmlns:ns0='http://schemas.openxmlformats.org/package/2006/metadata/core-properties' xmlns:ns1='http://purl.org/dc/elements/1.1/'" w:xpath="/ns0:coreProperties[1]/ns1:creator[1]" w:storeItemID="{6C3C8BC8-F283-45AE-878A-BAB7291924A1}"/>
+                  <w:text/>
+                </w:sdtPr>
+                <w:sdtContent>
+                  <w:p>
+                    <w:pPr>
+                      <w:pStyle w:val="NoSpacing"/>
+                      <w:rPr>
+                        <w:color w:val="156082" w:themeColor="accent1"/>
+                        <w:sz w:val="28"/>
+                        <w:szCs w:val="28"/>
+                      </w:rPr>
+                    </w:pPr>
+                    <w:r>
+                      <w:rPr>
+                        <w:color w:val="156082" w:themeColor="accent1"/>
+                        <w:sz w:val="28"/>
+                        <w:szCs w:val="28"/>
+                      </w:rPr>
+                      <w:t>Aaron Fredrick (20932390)</w:t>
+                    </w:r>
+                  </w:p>
+                </w:sdtContent>
+              </w:sdt>
+              <w:sdt>
+                <w:sdtPr>
+                  <w:rPr>
+                    <w:color w:val="156082" w:themeColor="accent1"/>
+                    <w:sz w:val="28"/>
+                    <w:szCs w:val="28"/>
+                  </w:rPr>
+                  <w:alias w:val="Date"/>
+                  <w:tag w:val="Date"/>
+                  <w:id w:val="13406932"/>
+                  <w:placeholder>
+                    <w:docPart w:val="3A950491F1364AA5B672ADAC0CCB1EA3"/>
+                  </w:placeholder>
+                  <w:dataBinding w:prefixMappings="xmlns:ns0='http://schemas.microsoft.com/office/2006/coverPageProps'" w:xpath="/ns0:CoverPageProperties[1]/ns0:PublishDate[1]" w:storeItemID="{55AF091B-3C7A-41E3-B477-F2FDAA23CFDA}"/>
+                  <w:date w:fullDate="2024-03-07T00:00:00Z">
+                    <w:dateFormat w:val="M-d-yyyy"/>
+                    <w:lid w:val="en-US"/>
+                    <w:storeMappedDataAs w:val="dateTime"/>
+                    <w:calendar w:val="gregorian"/>
+                  </w:date>
+                </w:sdtPr>
+                <w:sdtContent>
+                  <w:p>
+                    <w:pPr>
+                      <w:pStyle w:val="NoSpacing"/>
+                      <w:rPr>
+                        <w:color w:val="156082" w:themeColor="accent1"/>
+                        <w:sz w:val="28"/>
+                        <w:szCs w:val="28"/>
+                      </w:rPr>
+                    </w:pPr>
+                    <w:r>
+                      <w:rPr>
+                        <w:color w:val="156082" w:themeColor="accent1"/>
+                        <w:sz w:val="28"/>
+                        <w:szCs w:val="28"/>
+                      </w:rPr>
+                      <w:t>3-7-2024</w:t>
+                    </w:r>
+                  </w:p>
+                </w:sdtContent>
+              </w:sdt>
+              <w:p>
+                <w:pPr>
+                  <w:pStyle w:val="NoSpacing"/>
+                  <w:rPr>
+                    <w:color w:val="156082" w:themeColor="accent1"/>
+                  </w:rPr>
+                </w:pPr>
+              </w:p>
+            </w:tc>
+          </w:tr>
+        </w:tbl>
+        <w:p>
+          <w:pPr>
+            <w:spacing w:line="278" w:lineRule="auto"/>
+          </w:pPr>
+          <w:r>
+            <w:br w:type="page"/>
+          </w:r>
+        </w:p>
+      </w:sdtContent>
+    </w:sdt>
+    <w:sdt>
+      <w:sdtPr>
+        <w:rPr>
+          <w:rFonts w:asciiTheme="minorHAnsi" w:eastAsiaTheme="minorHAnsi" w:hAnsiTheme="minorHAnsi" w:cstheme="minorBidi"/>
+          <w:color w:val="auto"/>
+          <w:sz w:val="22"/>
+          <w:szCs w:val="22"/>
+        </w:rPr>
+        <w:id w:val="1422451598"/>
+        <w:docPartObj>
+          <w:docPartGallery w:val="Table of Contents"/>
+          <w:docPartUnique/>
+        </w:docPartObj>
+      </w:sdtPr>
+      <w:sdtEndPr>
+        <w:rPr>
+          <w:b/>
+          <w:bCs/>
+          <w:noProof/>
+        </w:rPr>
+      </w:sdtEndPr>
+      <w:sdtContent>
+        <w:p>
+          <w:pPr>
+            <w:pStyle w:val="TOCHeading"/>
+            <w:jc w:val="center"/>
+            <w:rPr>
+              <w:rStyle w:val="Heading1Char"/>
+            </w:rPr>
+          </w:pPr>
+          <w:r>
+            <w:rPr>
+              <w:rStyle w:val="Heading1Char"/>
+            </w:rPr>
+            <w:t>Contents</w:t>
+          </w:r>
+        </w:p>
+        <w:p>
+          <w:pPr>
+            <w:pStyle w:val="TOC1"/>
+            <w:tabs>
+              <w:tab w:val="right" w:leader="dot" w:pos="10790"/>
+            </w:tabs>
+            <w:rPr>
+              <w:rFonts w:eastAsiaTheme="minorEastAsia"/>
+              <w:noProof/>
+              <w:kern w:val="2"/>
+              <w:sz w:val="24"/>
+              <w:szCs w:val="24"/>
+              <w:lang w:val="en-GB" w:eastAsia="en-GB"/>
+              <w14:ligatures w14:val="standardContextual"/>
+            </w:rPr>
+          </w:pPr>
+          <w:r>
+            <w:fldChar w:fldCharType="begin"/>
+          </w:r>
+          <w:r>
+            <w:instrText xml:space="preserve"> TOC \o "1-3" \h \z \u </w:instrText>
+          </w:r>
+          <w:r>
+            <w:fldChar w:fldCharType="separate"/>
+          </w:r>
+          <w:hyperlink w:anchor="_Toc160726243" w:history="1">
+            <w:r>
+              <w:rPr>
+                <w:rStyle w:val="Hyperlink"/>
+                <w:noProof/>
+              </w:rPr>
+              <w:t>Task 1</w:t>
+            </w:r>
+            <w:r>
+              <w:rPr>
+                <w:noProof/>
+                <w:webHidden/>
+              </w:rPr>
+              <w:tab/>
+            </w:r>
+            <w:r>
+              <w:rPr>
+                <w:noProof/>
+                <w:webHidden/>
+              </w:rPr>
+              <w:fldChar w:fldCharType="begin"/>
+            </w:r>
+            <w:r>
+              <w:rPr>
+                <w:noProof/>
+                <w:webHidden/>
+              </w:rPr>
+              <w:instrText xml:space="preserve"> PAGEREF _Toc160726243 \h </w:instrText>
+            </w:r>
+            <w:r>
+              <w:rPr>
+                <w:noProof/>
+                <w:webHidden/>
+              </w:rPr>
+            </w:r>
+            <w:r>
+              <w:rPr>
+                <w:noProof/>
+                <w:webHidden/>
+              </w:rPr>
+              <w:fldChar w:fldCharType="separate"/>
+            </w:r>
+            <w:r>
+              <w:rPr>
+                <w:noProof/>
+                <w:webHidden/>
+              </w:rPr>
+              <w:t>1</w:t>
+            </w:r>
+            <w:r>
+              <w:rPr>
+                <w:noProof/>
+                <w:webHidden/>
+              </w:rPr>
+              <w:fldChar w:fldCharType="end"/>
+            </w:r>
+          </w:hyperlink>
+        </w:p>
+        <w:p>
+          <w:pPr>
+            <w:pStyle w:val="TOC2"/>
+            <w:tabs>
+              <w:tab w:val="right" w:leader="dot" w:pos="10790"/>
+            </w:tabs>
+            <w:rPr>
+              <w:rFonts w:eastAsiaTheme="minorEastAsia"/>
+              <w:noProof/>
+              <w:kern w:val="2"/>
+              <w:sz w:val="24"/>
+              <w:szCs w:val="24"/>
+              <w:lang w:val="en-GB" w:eastAsia="en-GB"/>
+              <w14:ligatures w14:val="standardContextual"/>
+            </w:rPr>
+          </w:pPr>
+          <w:hyperlink w:anchor="_Toc160726244" w:history="1">
+            <w:r>
+              <w:rPr>
+                <w:rStyle w:val="Hyperlink"/>
+                <w:noProof/>
+              </w:rPr>
+              <w:t>Objectives</w:t>
+            </w:r>
+            <w:r>
+              <w:rPr>
+                <w:noProof/>
+                <w:webHidden/>
+              </w:rPr>
+              <w:tab/>
+            </w:r>
+            <w:r>
+              <w:rPr>
+                <w:noProof/>
+                <w:webHidden/>
+              </w:rPr>
+              <w:fldChar w:fldCharType="begin"/>
+            </w:r>
+            <w:r>
+              <w:rPr>
+                <w:noProof/>
+                <w:webHidden/>
+              </w:rPr>
+              <w:instrText xml:space="preserve"> PAGEREF _Toc160726244 \h </w:instrText>
+            </w:r>
+            <w:r>
+              <w:rPr>
+                <w:noProof/>
+                <w:webHidden/>
+              </w:rPr>
+            </w:r>
+            <w:r>
+              <w:rPr>
+                <w:noProof/>
+                <w:webHidden/>
+              </w:rPr>
+              <w:fldChar w:fldCharType="separate"/>
+            </w:r>
+            <w:r>
+              <w:rPr>
+                <w:noProof/>
+                <w:webHidden/>
+              </w:rPr>
+              <w:t>1</w:t>
+            </w:r>
+            <w:r>
+              <w:rPr>
+                <w:noProof/>
+                <w:webHidden/>
+              </w:rPr>
+              <w:fldChar w:fldCharType="end"/>
+            </w:r>
+          </w:hyperlink>
+        </w:p>
+        <w:p>
+          <w:pPr>
+            <w:pStyle w:val="TOC2"/>
+            <w:tabs>
+              <w:tab w:val="right" w:leader="dot" w:pos="10790"/>
+            </w:tabs>
+            <w:rPr>
+              <w:rFonts w:eastAsiaTheme="minorEastAsia"/>
+              <w:noProof/>
+              <w:kern w:val="2"/>
+              <w:sz w:val="24"/>
+              <w:szCs w:val="24"/>
+              <w:lang w:val="en-GB" w:eastAsia="en-GB"/>
+              <w14:ligatures w14:val="standardContextual"/>
+            </w:rPr>
+          </w:pPr>
+          <w:hyperlink w:anchor="_Toc160726245" w:history="1">
+            <w:r>
+              <w:rPr>
+                <w:rStyle w:val="Hyperlink"/>
+                <w:noProof/>
+              </w:rPr>
+              <w:t>Calculations</w:t>
+            </w:r>
+            <w:r>
+              <w:rPr>
+                <w:noProof/>
+                <w:webHidden/>
+              </w:rPr>
+              <w:tab/>
+            </w:r>
+            <w:r>
+              <w:rPr>
+                <w:noProof/>
+                <w:webHidden/>
+              </w:rPr>
+              <w:fldChar w:fldCharType="begin"/>
+            </w:r>
+            <w:r>
+              <w:rPr>
+                <w:noProof/>
+                <w:webHidden/>
+              </w:rPr>
+              <w:instrText xml:space="preserve"> PAGEREF _Toc160726245 \h </w:instrText>
+            </w:r>
+            <w:r>
+              <w:rPr>
+                <w:noProof/>
+                <w:webHidden/>
+              </w:rPr>
+            </w:r>
+            <w:r>
+              <w:rPr>
+                <w:noProof/>
+                <w:webHidden/>
+              </w:rPr>
+              <w:fldChar w:fldCharType="separate"/>
+            </w:r>
+            <w:r>
+              <w:rPr>
+                <w:noProof/>
+                <w:webHidden/>
+              </w:rPr>
+              <w:t>1</w:t>
+            </w:r>
+            <w:r>
+              <w:rPr>
+                <w:noProof/>
+                <w:webHidden/>
+              </w:rPr>
+              <w:fldChar w:fldCharType="end"/>
+            </w:r>
+          </w:hyperlink>
+        </w:p>
+        <w:p>
+          <w:pPr>
+            <w:pStyle w:val="TOC2"/>
+            <w:tabs>
+              <w:tab w:val="right" w:leader="dot" w:pos="10790"/>
+            </w:tabs>
+            <w:rPr>
+              <w:rFonts w:eastAsiaTheme="minorEastAsia"/>
+              <w:noProof/>
+              <w:kern w:val="2"/>
+              <w:sz w:val="24"/>
+              <w:szCs w:val="24"/>
+              <w:lang w:val="en-GB" w:eastAsia="en-GB"/>
+              <w14:ligatures w14:val="standardContextual"/>
+            </w:rPr>
+          </w:pPr>
+          <w:hyperlink w:anchor="_Toc160726246" w:history="1">
+            <w:r>
+              <w:rPr>
+                <w:rStyle w:val="Hyperlink"/>
+                <w:noProof/>
+              </w:rPr>
+              <w:t>Explanations</w:t>
+            </w:r>
+            <w:r>
+              <w:rPr>
+                <w:noProof/>
+                <w:webHidden/>
+              </w:rPr>
+              <w:tab/>
+            </w:r>
+            <w:r>
+              <w:rPr>
+                <w:noProof/>
+                <w:webHidden/>
+              </w:rPr>
+              <w:fldChar w:fldCharType="begin"/>
+            </w:r>
+            <w:r>
+              <w:rPr>
+                <w:noProof/>
+                <w:webHidden/>
+              </w:rPr>
+              <w:instrText xml:space="preserve"> PAGEREF _Toc160726246 \h </w:instrText>
+            </w:r>
+            <w:r>
+              <w:rPr>
+                <w:noProof/>
+                <w:webHidden/>
+              </w:rPr>
+            </w:r>
+            <w:r>
+              <w:rPr>
+                <w:noProof/>
+                <w:webHidden/>
+              </w:rPr>
+              <w:fldChar w:fldCharType="separate"/>
+            </w:r>
+            <w:r>
+              <w:rPr>
+                <w:noProof/>
+                <w:webHidden/>
+              </w:rPr>
+              <w:t>1</w:t>
+            </w:r>
+            <w:r>
+              <w:rPr>
+                <w:noProof/>
+                <w:webHidden/>
+              </w:rPr>
+              <w:fldChar w:fldCharType="end"/>
+            </w:r>
+          </w:hyperlink>
+        </w:p>
+        <w:p>
+          <w:pPr>
+            <w:pStyle w:val="TOC2"/>
+            <w:tabs>
+              <w:tab w:val="right" w:leader="dot" w:pos="10790"/>
+            </w:tabs>
+            <w:rPr>
+              <w:rFonts w:eastAsiaTheme="minorEastAsia"/>
+              <w:noProof/>
+              <w:kern w:val="2"/>
+              <w:sz w:val="24"/>
+              <w:szCs w:val="24"/>
+              <w:lang w:val="en-GB" w:eastAsia="en-GB"/>
+              <w14:ligatures w14:val="standardContextual"/>
+            </w:rPr>
+          </w:pPr>
+          <w:hyperlink w:anchor="_Toc160726247" w:history="1">
+            <w:r>
+              <w:rPr>
+                <w:rStyle w:val="Hyperlink"/>
+                <w:noProof/>
+              </w:rPr>
+              <w:t>Task 1.1</w:t>
+            </w:r>
+            <w:r>
+              <w:rPr>
+                <w:noProof/>
+                <w:webHidden/>
+              </w:rPr>
+              <w:tab/>
+            </w:r>
+            <w:r>
+              <w:rPr>
+                <w:noProof/>
+                <w:webHidden/>
+              </w:rPr>
+              <w:fldChar w:fldCharType="begin"/>
+            </w:r>
+            <w:r>
+              <w:rPr>
+                <w:noProof/>
+                <w:webHidden/>
+              </w:rPr>
+              <w:instrText xml:space="preserve"> PAGEREF _Toc160726247 \h </w:instrText>
+            </w:r>
+            <w:r>
+              <w:rPr>
+                <w:noProof/>
+                <w:webHidden/>
+              </w:rPr>
+            </w:r>
+            <w:r>
+              <w:rPr>
+                <w:noProof/>
+                <w:webHidden/>
+              </w:rPr>
+              <w:fldChar w:fldCharType="separate"/>
+            </w:r>
+            <w:r>
+              <w:rPr>
+                <w:noProof/>
+                <w:webHidden/>
+              </w:rPr>
+              <w:t>2</w:t>
+            </w:r>
+            <w:r>
+              <w:rPr>
+                <w:noProof/>
+                <w:webHidden/>
+              </w:rPr>
+              <w:fldChar w:fldCharType="end"/>
+            </w:r>
+          </w:hyperlink>
+        </w:p>
+        <w:p>
+          <w:pPr>
+            <w:pStyle w:val="TOC3"/>
+            <w:tabs>
+              <w:tab w:val="right" w:leader="dot" w:pos="10790"/>
+            </w:tabs>
+            <w:rPr>
+              <w:rFonts w:eastAsiaTheme="minorEastAsia"/>
+              <w:noProof/>
+              <w:kern w:val="2"/>
+              <w:sz w:val="24"/>
+              <w:szCs w:val="24"/>
+              <w:lang w:val="en-GB" w:eastAsia="en-GB"/>
+              <w14:ligatures w14:val="standardContextual"/>
+            </w:rPr>
+          </w:pPr>
+          <w:hyperlink w:anchor="_Toc160726248" w:history="1">
+            <w:r>
+              <w:rPr>
+                <w:rStyle w:val="Hyperlink"/>
+                <w:noProof/>
+              </w:rPr>
+              <w:t>Equipment Used</w:t>
+            </w:r>
+            <w:r>
+              <w:rPr>
+                <w:noProof/>
+                <w:webHidden/>
+              </w:rPr>
+              <w:tab/>
+            </w:r>
+            <w:r>
+              <w:rPr>
+                <w:noProof/>
+                <w:webHidden/>
+              </w:rPr>
+              <w:fldChar w:fldCharType="begin"/>
+            </w:r>
+            <w:r>
+              <w:rPr>
+                <w:noProof/>
+                <w:webHidden/>
+              </w:rPr>
+              <w:instrText xml:space="preserve"> PAGEREF _Toc160726248 \h </w:instrText>
+            </w:r>
+            <w:r>
+              <w:rPr>
+                <w:noProof/>
+                <w:webHidden/>
+              </w:rPr>
+            </w:r>
+            <w:r>
+              <w:rPr>
+                <w:noProof/>
+                <w:webHidden/>
+              </w:rPr>
+              <w:fldChar w:fldCharType="separate"/>
+            </w:r>
+            <w:r>
+              <w:rPr>
+                <w:noProof/>
+                <w:webHidden/>
+              </w:rPr>
+              <w:t>2</w:t>
+            </w:r>
+            <w:r>
+              <w:rPr>
+                <w:noProof/>
+                <w:webHidden/>
+              </w:rPr>
+              <w:fldChar w:fldCharType="end"/>
+            </w:r>
+          </w:hyperlink>
+        </w:p>
+        <w:p>
+          <w:pPr>
+            <w:pStyle w:val="TOC3"/>
+            <w:tabs>
+              <w:tab w:val="right" w:leader="dot" w:pos="10790"/>
+            </w:tabs>
+            <w:rPr>
+              <w:rFonts w:eastAsiaTheme="minorEastAsia"/>
+              <w:noProof/>
+              <w:kern w:val="2"/>
+              <w:sz w:val="24"/>
+              <w:szCs w:val="24"/>
+              <w:lang w:val="en-GB" w:eastAsia="en-GB"/>
+              <w14:ligatures w14:val="standardContextual"/>
+            </w:rPr>
+          </w:pPr>
+          <w:hyperlink w:anchor="_Toc160726249" w:history="1">
+            <w:r>
+              <w:rPr>
+                <w:rStyle w:val="Hyperlink"/>
+                <w:noProof/>
+              </w:rPr>
+              <w:t>Circuit Diagram</w:t>
+            </w:r>
+            <w:r>
+              <w:rPr>
+                <w:noProof/>
+                <w:webHidden/>
+              </w:rPr>
+              <w:tab/>
+            </w:r>
+            <w:r>
+              <w:rPr>
+                <w:noProof/>
+                <w:webHidden/>
+              </w:rPr>
+              <w:fldChar w:fldCharType="begin"/>
+            </w:r>
+            <w:r>
+              <w:rPr>
+                <w:noProof/>
+                <w:webHidden/>
+              </w:rPr>
+              <w:instrText xml:space="preserve"> PAGEREF _Toc160726249 \h </w:instrText>
+            </w:r>
+            <w:r>
+              <w:rPr>
+                <w:noProof/>
+                <w:webHidden/>
+              </w:rPr>
+            </w:r>
+            <w:r>
+              <w:rPr>
+                <w:noProof/>
+                <w:webHidden/>
+              </w:rPr>
+              <w:fldChar w:fldCharType="separate"/>
+            </w:r>
+            <w:r>
+              <w:rPr>
+                <w:noProof/>
+                <w:webHidden/>
+              </w:rPr>
+              <w:t>2</w:t>
+            </w:r>
+            <w:r>
+              <w:rPr>
+                <w:noProof/>
+                <w:webHidden/>
+              </w:rPr>
+              <w:fldChar w:fldCharType="end"/>
+            </w:r>
+          </w:hyperlink>
+        </w:p>
+        <w:p>
+          <w:pPr>
+            <w:pStyle w:val="TOC3"/>
+            <w:tabs>
+              <w:tab w:val="right" w:leader="dot" w:pos="10790"/>
+            </w:tabs>
+            <w:rPr>
+              <w:rFonts w:eastAsiaTheme="minorEastAsia"/>
+              <w:noProof/>
+              <w:kern w:val="2"/>
+              <w:sz w:val="24"/>
+              <w:szCs w:val="24"/>
+              <w:lang w:val="en-GB" w:eastAsia="en-GB"/>
+              <w14:ligatures w14:val="standardContextual"/>
+            </w:rPr>
+          </w:pPr>
+          <w:hyperlink w:anchor="_Toc160726250" w:history="1">
+            <w:r>
+              <w:rPr>
+                <w:rStyle w:val="Hyperlink"/>
+                <w:noProof/>
+              </w:rPr>
+              <w:t>Program Logic</w:t>
+            </w:r>
+            <w:r>
+              <w:rPr>
+                <w:noProof/>
+                <w:webHidden/>
+              </w:rPr>
+              <w:tab/>
+            </w:r>
+            <w:r>
+              <w:rPr>
+                <w:noProof/>
+                <w:webHidden/>
+              </w:rPr>
+              <w:fldChar w:fldCharType="begin"/>
+            </w:r>
+            <w:r>
+              <w:rPr>
+                <w:noProof/>
+                <w:webHidden/>
+              </w:rPr>
+              <w:instrText xml:space="preserve"> PAGEREF _Toc160726250 \h </w:instrText>
+            </w:r>
+            <w:r>
+              <w:rPr>
+                <w:noProof/>
+                <w:webHidden/>
+              </w:rPr>
+            </w:r>
+            <w:r>
+              <w:rPr>
+                <w:noProof/>
+                <w:webHidden/>
+              </w:rPr>
+              <w:fldChar w:fldCharType="separate"/>
+            </w:r>
+            <w:r>
+              <w:rPr>
+                <w:noProof/>
+                <w:webHidden/>
+              </w:rPr>
+              <w:t>3</w:t>
+            </w:r>
+            <w:r>
+              <w:rPr>
+                <w:noProof/>
+                <w:webHidden/>
+              </w:rPr>
+              <w:fldChar w:fldCharType="end"/>
+            </w:r>
+          </w:hyperlink>
+        </w:p>
+        <w:p>
+          <w:pPr>
+            <w:pStyle w:val="TOC3"/>
+            <w:tabs>
+              <w:tab w:val="right" w:leader="dot" w:pos="10790"/>
+            </w:tabs>
+            <w:rPr>
+              <w:rFonts w:eastAsiaTheme="minorEastAsia"/>
+              <w:noProof/>
+              <w:kern w:val="2"/>
+              <w:sz w:val="24"/>
+              <w:szCs w:val="24"/>
+              <w:lang w:val="en-GB" w:eastAsia="en-GB"/>
+              <w14:ligatures w14:val="standardContextual"/>
+            </w:rPr>
+          </w:pPr>
+          <w:hyperlink w:anchor="_Toc160726251" w:history="1">
+            <w:r>
+              <w:rPr>
+                <w:rStyle w:val="Hyperlink"/>
+                <w:noProof/>
+              </w:rPr>
+              <w:t>Code Snippet</w:t>
+            </w:r>
+            <w:r>
+              <w:rPr>
+                <w:noProof/>
+                <w:webHidden/>
+              </w:rPr>
+              <w:tab/>
+            </w:r>
+            <w:r>
+              <w:rPr>
+                <w:noProof/>
+                <w:webHidden/>
+              </w:rPr>
+              <w:fldChar w:fldCharType="begin"/>
+            </w:r>
+            <w:r>
+              <w:rPr>
+                <w:noProof/>
+                <w:webHidden/>
+              </w:rPr>
+              <w:instrText xml:space="preserve"> PAGEREF _Toc160726251 \h </w:instrText>
+            </w:r>
+            <w:r>
+              <w:rPr>
+                <w:noProof/>
+                <w:webHidden/>
+              </w:rPr>
+            </w:r>
+            <w:r>
+              <w:rPr>
+                <w:noProof/>
+                <w:webHidden/>
+              </w:rPr>
+              <w:fldChar w:fldCharType="separate"/>
+            </w:r>
+            <w:r>
+              <w:rPr>
+                <w:noProof/>
+                <w:webHidden/>
+              </w:rPr>
+              <w:t>3</w:t>
+            </w:r>
+            <w:r>
+              <w:rPr>
+                <w:noProof/>
+                <w:webHidden/>
+              </w:rPr>
+              <w:fldChar w:fldCharType="end"/>
+            </w:r>
+          </w:hyperlink>
+        </w:p>
+        <w:p>
+          <w:pPr>
+            <w:pStyle w:val="TOC3"/>
+            <w:tabs>
+              <w:tab w:val="right" w:leader="dot" w:pos="10790"/>
+            </w:tabs>
+            <w:rPr>
+              <w:rFonts w:eastAsiaTheme="minorEastAsia"/>
+              <w:noProof/>
+              <w:kern w:val="2"/>
+              <w:sz w:val="24"/>
+              <w:szCs w:val="24"/>
+              <w:lang w:val="en-GB" w:eastAsia="en-GB"/>
+              <w14:ligatures w14:val="standardContextual"/>
+            </w:rPr>
+          </w:pPr>
+          <w:hyperlink w:anchor="_Toc160726252" w:history="1">
+            <w:r>
+              <w:rPr>
+                <w:rStyle w:val="Hyperlink"/>
+                <w:noProof/>
+              </w:rPr>
+              <w:t>Procedure &amp; Methodology</w:t>
+            </w:r>
+            <w:r>
+              <w:rPr>
+                <w:noProof/>
+                <w:webHidden/>
+              </w:rPr>
+              <w:tab/>
+            </w:r>
+            <w:r>
+              <w:rPr>
+                <w:noProof/>
+                <w:webHidden/>
+              </w:rPr>
+              <w:fldChar w:fldCharType="begin"/>
+            </w:r>
+            <w:r>
+              <w:rPr>
+                <w:noProof/>
+                <w:webHidden/>
+              </w:rPr>
+              <w:instrText xml:space="preserve"> PAGEREF _Toc160726252 \h </w:instrText>
+            </w:r>
+            <w:r>
+              <w:rPr>
+                <w:noProof/>
+                <w:webHidden/>
+              </w:rPr>
+            </w:r>
+            <w:r>
+              <w:rPr>
+                <w:noProof/>
+                <w:webHidden/>
+              </w:rPr>
+              <w:fldChar w:fldCharType="separate"/>
+            </w:r>
+            <w:r>
+              <w:rPr>
+                <w:noProof/>
+                <w:webHidden/>
+              </w:rPr>
+              <w:t>4</w:t>
+            </w:r>
+            <w:r>
+              <w:rPr>
+                <w:noProof/>
+                <w:webHidden/>
+              </w:rPr>
+              <w:fldChar w:fldCharType="end"/>
+            </w:r>
+          </w:hyperlink>
+        </w:p>
+        <w:p>
+          <w:pPr>
+            <w:pStyle w:val="TOC2"/>
+            <w:tabs>
+              <w:tab w:val="right" w:leader="dot" w:pos="10790"/>
+            </w:tabs>
+            <w:rPr>
+              <w:rFonts w:eastAsiaTheme="minorEastAsia"/>
+              <w:noProof/>
+              <w:kern w:val="2"/>
+              <w:sz w:val="24"/>
+              <w:szCs w:val="24"/>
+              <w:lang w:val="en-GB" w:eastAsia="en-GB"/>
+              <w14:ligatures w14:val="standardContextual"/>
+            </w:rPr>
+          </w:pPr>
+          <w:hyperlink w:anchor="_Toc160726253" w:history="1">
+            <w:r>
+              <w:rPr>
+                <w:rStyle w:val="Hyperlink"/>
+                <w:noProof/>
+              </w:rPr>
+              <w:t>Task 1.2</w:t>
+            </w:r>
+            <w:r>
+              <w:rPr>
+                <w:noProof/>
+                <w:webHidden/>
+              </w:rPr>
+              <w:tab/>
+            </w:r>
+            <w:r>
+              <w:rPr>
+                <w:noProof/>
+                <w:webHidden/>
+              </w:rPr>
+              <w:fldChar w:fldCharType="begin"/>
+            </w:r>
+            <w:r>
+              <w:rPr>
+                <w:noProof/>
+                <w:webHidden/>
+              </w:rPr>
+              <w:instrText xml:space="preserve"> PAGEREF _Toc160726253 \h </w:instrText>
+            </w:r>
+            <w:r>
+              <w:rPr>
+                <w:noProof/>
+                <w:webHidden/>
+              </w:rPr>
+            </w:r>
+            <w:r>
+              <w:rPr>
+                <w:noProof/>
+                <w:webHidden/>
+              </w:rPr>
+              <w:fldChar w:fldCharType="separate"/>
+            </w:r>
+            <w:r>
+              <w:rPr>
+                <w:noProof/>
+                <w:webHidden/>
+              </w:rPr>
+              <w:t>5</w:t>
+            </w:r>
+            <w:r>
+              <w:rPr>
+                <w:noProof/>
+                <w:webHidden/>
+              </w:rPr>
+              <w:fldChar w:fldCharType="end"/>
+            </w:r>
+          </w:hyperlink>
+        </w:p>
+        <w:p>
+          <w:pPr>
+            <w:pStyle w:val="TOC3"/>
+            <w:tabs>
+              <w:tab w:val="right" w:leader="dot" w:pos="10790"/>
+            </w:tabs>
+            <w:rPr>
+              <w:rFonts w:eastAsiaTheme="minorEastAsia"/>
+              <w:noProof/>
+              <w:kern w:val="2"/>
+              <w:sz w:val="24"/>
+              <w:szCs w:val="24"/>
+              <w:lang w:val="en-GB" w:eastAsia="en-GB"/>
+              <w14:ligatures w14:val="standardContextual"/>
+            </w:rPr>
+          </w:pPr>
+          <w:hyperlink w:anchor="_Toc160726254" w:history="1">
+            <w:r>
+              <w:rPr>
+                <w:rStyle w:val="Hyperlink"/>
+                <w:noProof/>
+              </w:rPr>
+              <w:t>Equipment Used</w:t>
+            </w:r>
+            <w:r>
+              <w:rPr>
+                <w:noProof/>
+                <w:webHidden/>
+              </w:rPr>
+              <w:tab/>
+            </w:r>
+            <w:r>
+              <w:rPr>
+                <w:noProof/>
+                <w:webHidden/>
+              </w:rPr>
+              <w:fldChar w:fldCharType="begin"/>
+            </w:r>
+            <w:r>
+              <w:rPr>
+                <w:noProof/>
+                <w:webHidden/>
+              </w:rPr>
+              <w:instrText xml:space="preserve"> PAGEREF _Toc160726254 \h </w:instrText>
+            </w:r>
+            <w:r>
+              <w:rPr>
+                <w:noProof/>
+                <w:webHidden/>
+              </w:rPr>
+            </w:r>
+            <w:r>
+              <w:rPr>
+                <w:noProof/>
+                <w:webHidden/>
+              </w:rPr>
+              <w:fldChar w:fldCharType="separate"/>
+            </w:r>
+            <w:r>
+              <w:rPr>
+                <w:noProof/>
+                <w:webHidden/>
+              </w:rPr>
+              <w:t>5</w:t>
+            </w:r>
+            <w:r>
+              <w:rPr>
+                <w:noProof/>
+                <w:webHidden/>
+              </w:rPr>
+              <w:fldChar w:fldCharType="end"/>
+            </w:r>
+          </w:hyperlink>
+        </w:p>
+        <w:p>
+          <w:pPr>
+            <w:pStyle w:val="TOC3"/>
+            <w:tabs>
+              <w:tab w:val="right" w:leader="dot" w:pos="10790"/>
+            </w:tabs>
+            <w:rPr>
+              <w:rFonts w:eastAsiaTheme="minorEastAsia"/>
+              <w:noProof/>
+              <w:kern w:val="2"/>
+              <w:sz w:val="24"/>
+              <w:szCs w:val="24"/>
+              <w:lang w:val="en-GB" w:eastAsia="en-GB"/>
+              <w14:ligatures w14:val="standardContextual"/>
+            </w:rPr>
+          </w:pPr>
+          <w:hyperlink w:anchor="_Toc160726255" w:history="1">
+            <w:r>
+              <w:rPr>
+                <w:rStyle w:val="Hyperlink"/>
+                <w:noProof/>
+              </w:rPr>
+              <w:t>Circuit Diagram</w:t>
+            </w:r>
+            <w:r>
+              <w:rPr>
+                <w:noProof/>
+                <w:webHidden/>
+              </w:rPr>
+              <w:tab/>
+            </w:r>
+            <w:r>
+              <w:rPr>
+                <w:noProof/>
+                <w:webHidden/>
+              </w:rPr>
+              <w:fldChar w:fldCharType="begin"/>
+            </w:r>
+            <w:r>
+              <w:rPr>
+                <w:noProof/>
+                <w:webHidden/>
+              </w:rPr>
+              <w:instrText xml:space="preserve"> PAGEREF _Toc160726255 \h </w:instrText>
+            </w:r>
+            <w:r>
+              <w:rPr>
+                <w:noProof/>
+                <w:webHidden/>
+              </w:rPr>
+            </w:r>
+            <w:r>
+              <w:rPr>
+                <w:noProof/>
+                <w:webHidden/>
+              </w:rPr>
+              <w:fldChar w:fldCharType="separate"/>
+            </w:r>
+            <w:r>
+              <w:rPr>
+                <w:noProof/>
+                <w:webHidden/>
+              </w:rPr>
+              <w:t>5</w:t>
+            </w:r>
+            <w:r>
+              <w:rPr>
+                <w:noProof/>
+                <w:webHidden/>
+              </w:rPr>
+              <w:fldChar w:fldCharType="end"/>
+            </w:r>
+          </w:hyperlink>
+        </w:p>
+        <w:p>
+          <w:pPr>
+            <w:pStyle w:val="TOC3"/>
+            <w:tabs>
+              <w:tab w:val="right" w:leader="dot" w:pos="10790"/>
+            </w:tabs>
+            <w:rPr>
+              <w:rFonts w:eastAsiaTheme="minorEastAsia"/>
+              <w:noProof/>
+              <w:kern w:val="2"/>
+              <w:sz w:val="24"/>
+              <w:szCs w:val="24"/>
+              <w:lang w:val="en-GB" w:eastAsia="en-GB"/>
+              <w14:ligatures w14:val="standardContextual"/>
+            </w:rPr>
+          </w:pPr>
+          <w:hyperlink w:anchor="_Toc160726256" w:history="1">
+            <w:r>
+              <w:rPr>
+                <w:rStyle w:val="Hyperlink"/>
+                <w:noProof/>
+              </w:rPr>
+              <w:t>Program Logic</w:t>
+            </w:r>
+            <w:r>
+              <w:rPr>
+                <w:noProof/>
+                <w:webHidden/>
+              </w:rPr>
+              <w:tab/>
+            </w:r>
+            <w:r>
+              <w:rPr>
+                <w:noProof/>
+                <w:webHidden/>
+              </w:rPr>
+              <w:fldChar w:fldCharType="begin"/>
+            </w:r>
+            <w:r>
+              <w:rPr>
+                <w:noProof/>
+                <w:webHidden/>
+              </w:rPr>
+              <w:instrText xml:space="preserve"> PAGEREF _Toc160726256 \h </w:instrText>
+            </w:r>
+            <w:r>
+              <w:rPr>
+                <w:noProof/>
+                <w:webHidden/>
+              </w:rPr>
+            </w:r>
+            <w:r>
+              <w:rPr>
+                <w:noProof/>
+                <w:webHidden/>
+              </w:rPr>
+              <w:fldChar w:fldCharType="separate"/>
+            </w:r>
+            <w:r>
+              <w:rPr>
+                <w:noProof/>
+                <w:webHidden/>
+              </w:rPr>
+              <w:t>6</w:t>
+            </w:r>
+            <w:r>
+              <w:rPr>
+                <w:noProof/>
+                <w:webHidden/>
+              </w:rPr>
+              <w:fldChar w:fldCharType="end"/>
+            </w:r>
+          </w:hyperlink>
+        </w:p>
+        <w:p>
+          <w:pPr>
+            <w:pStyle w:val="TOC3"/>
+            <w:tabs>
+              <w:tab w:val="right" w:leader="dot" w:pos="10790"/>
+            </w:tabs>
+            <w:rPr>
+              <w:rFonts w:eastAsiaTheme="minorEastAsia"/>
+              <w:noProof/>
+              <w:kern w:val="2"/>
+              <w:sz w:val="24"/>
+              <w:szCs w:val="24"/>
+              <w:lang w:val="en-GB" w:eastAsia="en-GB"/>
+              <w14:ligatures w14:val="standardContextual"/>
+            </w:rPr>
+          </w:pPr>
+          <w:hyperlink w:anchor="_Toc160726257" w:history="1">
+            <w:r>
+              <w:rPr>
+                <w:rStyle w:val="Hyperlink"/>
+                <w:noProof/>
+              </w:rPr>
+              <w:t>Code Snippet</w:t>
+            </w:r>
+            <w:r>
+              <w:rPr>
+                <w:noProof/>
+                <w:webHidden/>
+              </w:rPr>
+              <w:tab/>
+            </w:r>
+            <w:r>
+              <w:rPr>
+                <w:noProof/>
+                <w:webHidden/>
+              </w:rPr>
+              <w:fldChar w:fldCharType="begin"/>
+            </w:r>
+            <w:r>
+              <w:rPr>
+                <w:noProof/>
+                <w:webHidden/>
+              </w:rPr>
+              <w:instrText xml:space="preserve"> PAGEREF _Toc160726257 \h </w:instrText>
+            </w:r>
+            <w:r>
+              <w:rPr>
+                <w:noProof/>
+                <w:webHidden/>
+              </w:rPr>
+            </w:r>
+            <w:r>
+              <w:rPr>
+                <w:noProof/>
+                <w:webHidden/>
+              </w:rPr>
+              <w:fldChar w:fldCharType="separate"/>
+            </w:r>
+            <w:r>
+              <w:rPr>
+                <w:noProof/>
+                <w:webHidden/>
+              </w:rPr>
+              <w:t>7</w:t>
+            </w:r>
+            <w:r>
+              <w:rPr>
+                <w:noProof/>
+                <w:webHidden/>
+              </w:rPr>
+              <w:fldChar w:fldCharType="end"/>
+            </w:r>
+          </w:hyperlink>
+        </w:p>
+        <w:p>
+          <w:pPr>
+            <w:pStyle w:val="TOC3"/>
+            <w:tabs>
+              <w:tab w:val="right" w:leader="dot" w:pos="10790"/>
+            </w:tabs>
+            <w:rPr>
+              <w:rFonts w:eastAsiaTheme="minorEastAsia"/>
+              <w:noProof/>
+              <w:kern w:val="2"/>
+              <w:sz w:val="24"/>
+              <w:szCs w:val="24"/>
+              <w:lang w:val="en-GB" w:eastAsia="en-GB"/>
+              <w14:ligatures w14:val="standardContextual"/>
+            </w:rPr>
+          </w:pPr>
+          <w:hyperlink w:anchor="_Toc160726258" w:history="1">
+            <w:r>
+              <w:rPr>
+                <w:rStyle w:val="Hyperlink"/>
+                <w:noProof/>
+              </w:rPr>
+              <w:t>Procedure &amp; Methodology</w:t>
+            </w:r>
+            <w:r>
+              <w:rPr>
+                <w:noProof/>
+                <w:webHidden/>
+              </w:rPr>
+              <w:tab/>
+            </w:r>
+            <w:r>
+              <w:rPr>
+                <w:noProof/>
+                <w:webHidden/>
+              </w:rPr>
+              <w:fldChar w:fldCharType="begin"/>
+            </w:r>
+            <w:r>
+              <w:rPr>
+                <w:noProof/>
+                <w:webHidden/>
+              </w:rPr>
+              <w:instrText xml:space="preserve"> PAGEREF _Toc160726258 \h </w:instrText>
+            </w:r>
+            <w:r>
+              <w:rPr>
+                <w:noProof/>
+                <w:webHidden/>
+              </w:rPr>
+            </w:r>
+            <w:r>
+              <w:rPr>
+                <w:noProof/>
+                <w:webHidden/>
+              </w:rPr>
+              <w:fldChar w:fldCharType="separate"/>
+            </w:r>
+            <w:r>
+              <w:rPr>
+                <w:noProof/>
+                <w:webHidden/>
+              </w:rPr>
+              <w:t>7</w:t>
+            </w:r>
+            <w:r>
+              <w:rPr>
+                <w:noProof/>
+                <w:webHidden/>
+              </w:rPr>
+              <w:fldChar w:fldCharType="end"/>
+            </w:r>
+          </w:hyperlink>
+        </w:p>
+        <w:p>
+          <w:pPr>
+            <w:pStyle w:val="TOC2"/>
+            <w:tabs>
+              <w:tab w:val="right" w:leader="dot" w:pos="10790"/>
+            </w:tabs>
+            <w:rPr>
+              <w:rFonts w:eastAsiaTheme="minorEastAsia"/>
+              <w:noProof/>
+              <w:kern w:val="2"/>
+              <w:sz w:val="24"/>
+              <w:szCs w:val="24"/>
+              <w:lang w:val="en-GB" w:eastAsia="en-GB"/>
+              <w14:ligatures w14:val="standardContextual"/>
+            </w:rPr>
+          </w:pPr>
+          <w:hyperlink w:anchor="_Toc160726259" w:history="1">
+            <w:r>
+              <w:rPr>
+                <w:rStyle w:val="Hyperlink"/>
+                <w:noProof/>
+              </w:rPr>
+              <w:t>Task 1.3</w:t>
+            </w:r>
+            <w:r>
+              <w:rPr>
+                <w:noProof/>
+                <w:webHidden/>
+              </w:rPr>
+              <w:tab/>
+            </w:r>
+            <w:r>
+              <w:rPr>
+                <w:noProof/>
+                <w:webHidden/>
+              </w:rPr>
+              <w:fldChar w:fldCharType="begin"/>
+            </w:r>
+            <w:r>
+              <w:rPr>
+                <w:noProof/>
+                <w:webHidden/>
+              </w:rPr>
+              <w:instrText xml:space="preserve"> PAGEREF _Toc160726259 \h </w:instrText>
+            </w:r>
+            <w:r>
+              <w:rPr>
+                <w:noProof/>
+                <w:webHidden/>
+              </w:rPr>
+            </w:r>
+            <w:r>
+              <w:rPr>
+                <w:noProof/>
+                <w:webHidden/>
+              </w:rPr>
+              <w:fldChar w:fldCharType="separate"/>
+            </w:r>
+            <w:r>
+              <w:rPr>
+                <w:noProof/>
+                <w:webHidden/>
+              </w:rPr>
+              <w:t>8</w:t>
+            </w:r>
+            <w:r>
+              <w:rPr>
+                <w:noProof/>
+                <w:webHidden/>
+              </w:rPr>
+              <w:fldChar w:fldCharType="end"/>
+            </w:r>
+          </w:hyperlink>
+        </w:p>
+        <w:p>
+          <w:pPr>
+            <w:pStyle w:val="TOC3"/>
+            <w:tabs>
+              <w:tab w:val="right" w:leader="dot" w:pos="10790"/>
+            </w:tabs>
+            <w:rPr>
+              <w:rFonts w:eastAsiaTheme="minorEastAsia"/>
+              <w:noProof/>
+              <w:kern w:val="2"/>
+              <w:sz w:val="24"/>
+              <w:szCs w:val="24"/>
+              <w:lang w:val="en-GB" w:eastAsia="en-GB"/>
+              <w14:ligatures w14:val="standardContextual"/>
+            </w:rPr>
+          </w:pPr>
+          <w:hyperlink w:anchor="_Toc160726260" w:history="1">
+            <w:r>
+              <w:rPr>
+                <w:rStyle w:val="Hyperlink"/>
+                <w:noProof/>
+              </w:rPr>
+              <w:t>Equipment Used</w:t>
+            </w:r>
+            <w:r>
+              <w:rPr>
+                <w:noProof/>
+                <w:webHidden/>
+              </w:rPr>
+              <w:tab/>
+            </w:r>
+            <w:r>
+              <w:rPr>
+                <w:noProof/>
+                <w:webHidden/>
+              </w:rPr>
+              <w:fldChar w:fldCharType="begin"/>
+            </w:r>
+            <w:r>
+              <w:rPr>
+                <w:noProof/>
+                <w:webHidden/>
+              </w:rPr>
+              <w:instrText xml:space="preserve"> PAGEREF _Toc160726260 \h </w:instrText>
+            </w:r>
+            <w:r>
+              <w:rPr>
+                <w:noProof/>
+                <w:webHidden/>
+              </w:rPr>
+            </w:r>
+            <w:r>
+              <w:rPr>
+                <w:noProof/>
+                <w:webHidden/>
+              </w:rPr>
+              <w:fldChar w:fldCharType="separate"/>
+            </w:r>
+            <w:r>
+              <w:rPr>
+                <w:noProof/>
+                <w:webHidden/>
+              </w:rPr>
+              <w:t>8</w:t>
+            </w:r>
+            <w:r>
+              <w:rPr>
+                <w:noProof/>
+                <w:webHidden/>
+              </w:rPr>
+              <w:fldChar w:fldCharType="end"/>
+            </w:r>
+          </w:hyperlink>
+        </w:p>
+        <w:p>
+          <w:pPr>
+            <w:pStyle w:val="TOC3"/>
+            <w:tabs>
+              <w:tab w:val="right" w:leader="dot" w:pos="10790"/>
+            </w:tabs>
+            <w:rPr>
+              <w:rFonts w:eastAsiaTheme="minorEastAsia"/>
+              <w:noProof/>
+              <w:kern w:val="2"/>
+              <w:sz w:val="24"/>
+              <w:szCs w:val="24"/>
+              <w:lang w:val="en-GB" w:eastAsia="en-GB"/>
+              <w14:ligatures w14:val="standardContextual"/>
+            </w:rPr>
+          </w:pPr>
+          <w:hyperlink w:anchor="_Toc160726261" w:history="1">
+            <w:r>
+              <w:rPr>
+                <w:rStyle w:val="Hyperlink"/>
+                <w:noProof/>
+              </w:rPr>
+              <w:t>Circuit Diagram</w:t>
+            </w:r>
+            <w:r>
+              <w:rPr>
+                <w:noProof/>
+                <w:webHidden/>
+              </w:rPr>
+              <w:tab/>
+            </w:r>
+            <w:r>
+              <w:rPr>
+                <w:noProof/>
+                <w:webHidden/>
+              </w:rPr>
+              <w:fldChar w:fldCharType="begin"/>
+            </w:r>
+            <w:r>
+              <w:rPr>
+                <w:noProof/>
+                <w:webHidden/>
+              </w:rPr>
+              <w:instrText xml:space="preserve"> PAGEREF _Toc160726261 \h </w:instrText>
+            </w:r>
+            <w:r>
+              <w:rPr>
+                <w:noProof/>
+                <w:webHidden/>
+              </w:rPr>
+            </w:r>
+            <w:r>
+              <w:rPr>
+                <w:noProof/>
+                <w:webHidden/>
+              </w:rPr>
+              <w:fldChar w:fldCharType="separate"/>
+            </w:r>
+            <w:r>
+              <w:rPr>
+                <w:noProof/>
+                <w:webHidden/>
+              </w:rPr>
+              <w:t>8</w:t>
+            </w:r>
+            <w:r>
+              <w:rPr>
+                <w:noProof/>
+                <w:webHidden/>
+              </w:rPr>
+              <w:fldChar w:fldCharType="end"/>
+            </w:r>
+          </w:hyperlink>
+        </w:p>
+        <w:p>
+          <w:pPr>
+            <w:pStyle w:val="TOC3"/>
+            <w:tabs>
+              <w:tab w:val="right" w:leader="dot" w:pos="10790"/>
+            </w:tabs>
+            <w:rPr>
+              <w:rFonts w:eastAsiaTheme="minorEastAsia"/>
+              <w:noProof/>
+              <w:kern w:val="2"/>
+              <w:sz w:val="24"/>
+              <w:szCs w:val="24"/>
+              <w:lang w:val="en-GB" w:eastAsia="en-GB"/>
+              <w14:ligatures w14:val="standardContextual"/>
+            </w:rPr>
+          </w:pPr>
+          <w:hyperlink w:anchor="_Toc160726262" w:history="1">
+            <w:r>
+              <w:rPr>
+                <w:rStyle w:val="Hyperlink"/>
+                <w:noProof/>
+              </w:rPr>
+              <w:t>Program Logic</w:t>
+            </w:r>
+            <w:r>
+              <w:rPr>
+                <w:noProof/>
+                <w:webHidden/>
+              </w:rPr>
+              <w:tab/>
+            </w:r>
+            <w:r>
+              <w:rPr>
+                <w:noProof/>
+                <w:webHidden/>
+              </w:rPr>
+              <w:fldChar w:fldCharType="begin"/>
+            </w:r>
+            <w:r>
+              <w:rPr>
+                <w:noProof/>
+                <w:webHidden/>
+              </w:rPr>
+              <w:instrText xml:space="preserve"> PAGEREF _Toc160726262 \h </w:instrText>
+            </w:r>
+            <w:r>
+              <w:rPr>
+                <w:noProof/>
+                <w:webHidden/>
+              </w:rPr>
+            </w:r>
+            <w:r>
+              <w:rPr>
+                <w:noProof/>
+                <w:webHidden/>
+              </w:rPr>
+              <w:fldChar w:fldCharType="separate"/>
+            </w:r>
+            <w:r>
+              <w:rPr>
+                <w:noProof/>
+                <w:webHidden/>
+              </w:rPr>
+              <w:t>9</w:t>
+            </w:r>
+            <w:r>
+              <w:rPr>
+                <w:noProof/>
+                <w:webHidden/>
+              </w:rPr>
+              <w:fldChar w:fldCharType="end"/>
+            </w:r>
+          </w:hyperlink>
+        </w:p>
+        <w:p>
+          <w:pPr>
+            <w:pStyle w:val="TOC3"/>
+            <w:tabs>
+              <w:tab w:val="right" w:leader="dot" w:pos="10790"/>
+            </w:tabs>
+            <w:rPr>
+              <w:rFonts w:eastAsiaTheme="minorEastAsia"/>
+              <w:noProof/>
+              <w:kern w:val="2"/>
+              <w:sz w:val="24"/>
+              <w:szCs w:val="24"/>
+              <w:lang w:val="en-GB" w:eastAsia="en-GB"/>
+              <w14:ligatures w14:val="standardContextual"/>
+            </w:rPr>
+          </w:pPr>
+          <w:hyperlink w:anchor="_Toc160726263" w:history="1">
+            <w:r>
+              <w:rPr>
+                <w:rStyle w:val="Hyperlink"/>
+                <w:noProof/>
+              </w:rPr>
+              <w:t>Code Snippet</w:t>
+            </w:r>
+            <w:r>
+              <w:rPr>
+                <w:noProof/>
+                <w:webHidden/>
+              </w:rPr>
+              <w:tab/>
+            </w:r>
+            <w:r>
+              <w:rPr>
+                <w:noProof/>
+                <w:webHidden/>
+              </w:rPr>
+              <w:fldChar w:fldCharType="begin"/>
+            </w:r>
+            <w:r>
+              <w:rPr>
+                <w:noProof/>
+                <w:webHidden/>
+              </w:rPr>
+              <w:instrText xml:space="preserve"> PAGEREF _Toc160726263 \h </w:instrText>
+            </w:r>
+            <w:r>
+              <w:rPr>
+                <w:noProof/>
+                <w:webHidden/>
+              </w:rPr>
+            </w:r>
+            <w:r>
+              <w:rPr>
+                <w:noProof/>
+                <w:webHidden/>
+              </w:rPr>
+              <w:fldChar w:fldCharType="separate"/>
+            </w:r>
+            <w:r>
+              <w:rPr>
+                <w:noProof/>
+                <w:webHidden/>
+              </w:rPr>
+              <w:t>10</w:t>
+            </w:r>
+            <w:r>
+              <w:rPr>
+                <w:noProof/>
+                <w:webHidden/>
+              </w:rPr>
+              <w:fldChar w:fldCharType="end"/>
+            </w:r>
+          </w:hyperlink>
+        </w:p>
+        <w:p>
+          <w:pPr>
+            <w:pStyle w:val="TOC3"/>
+            <w:tabs>
+              <w:tab w:val="right" w:leader="dot" w:pos="10790"/>
+            </w:tabs>
+            <w:rPr>
+              <w:rFonts w:eastAsiaTheme="minorEastAsia"/>
+              <w:noProof/>
+              <w:kern w:val="2"/>
+              <w:sz w:val="24"/>
+              <w:szCs w:val="24"/>
+              <w:lang w:val="en-GB" w:eastAsia="en-GB"/>
+              <w14:ligatures w14:val="standardContextual"/>
+            </w:rPr>
+          </w:pPr>
+          <w:hyperlink w:anchor="_Toc160726264" w:history="1">
+            <w:r>
+              <w:rPr>
+                <w:rStyle w:val="Hyperlink"/>
+                <w:noProof/>
+              </w:rPr>
+              <w:t>Procedure &amp; Methodology</w:t>
+            </w:r>
+            <w:r>
+              <w:rPr>
+                <w:noProof/>
+                <w:webHidden/>
+              </w:rPr>
+              <w:tab/>
+            </w:r>
+            <w:r>
+              <w:rPr>
+                <w:noProof/>
+                <w:webHidden/>
+              </w:rPr>
+              <w:fldChar w:fldCharType="begin"/>
+            </w:r>
+            <w:r>
+              <w:rPr>
+                <w:noProof/>
+                <w:webHidden/>
+              </w:rPr>
+              <w:instrText xml:space="preserve"> PAGEREF _Toc160726264 \h </w:instrText>
+            </w:r>
+            <w:r>
+              <w:rPr>
+                <w:noProof/>
+                <w:webHidden/>
+              </w:rPr>
+            </w:r>
+            <w:r>
+              <w:rPr>
+                <w:noProof/>
+                <w:webHidden/>
+              </w:rPr>
+              <w:fldChar w:fldCharType="separate"/>
+            </w:r>
+            <w:r>
+              <w:rPr>
+                <w:noProof/>
+                <w:webHidden/>
+              </w:rPr>
+              <w:t>10</w:t>
+            </w:r>
+            <w:r>
+              <w:rPr>
+                <w:noProof/>
+                <w:webHidden/>
+              </w:rPr>
+              <w:fldChar w:fldCharType="end"/>
+            </w:r>
+          </w:hyperlink>
+        </w:p>
+        <w:p>
+          <w:pPr>
+            <w:pStyle w:val="TOC1"/>
+            <w:tabs>
+              <w:tab w:val="right" w:leader="dot" w:pos="10790"/>
+            </w:tabs>
+            <w:rPr>
+              <w:rFonts w:eastAsiaTheme="minorEastAsia"/>
+              <w:noProof/>
+              <w:kern w:val="2"/>
+              <w:sz w:val="24"/>
+              <w:szCs w:val="24"/>
+              <w:lang w:val="en-GB" w:eastAsia="en-GB"/>
+              <w14:ligatures w14:val="standardContextual"/>
+            </w:rPr>
+          </w:pPr>
+          <w:hyperlink w:anchor="_Toc160726265" w:history="1">
+            <w:r>
+              <w:rPr>
+                <w:rStyle w:val="Hyperlink"/>
+                <w:noProof/>
+              </w:rPr>
+              <w:t>Appendix</w:t>
+            </w:r>
+            <w:r>
+              <w:rPr>
+                <w:noProof/>
+                <w:webHidden/>
+              </w:rPr>
+              <w:tab/>
+            </w:r>
+            <w:r>
+              <w:rPr>
+                <w:noProof/>
+                <w:webHidden/>
+              </w:rPr>
+              <w:fldChar w:fldCharType="begin"/>
+            </w:r>
+            <w:r>
+              <w:rPr>
+                <w:noProof/>
+                <w:webHidden/>
+              </w:rPr>
+              <w:instrText xml:space="preserve"> PAGEREF _Toc160726265 \h </w:instrText>
+            </w:r>
+            <w:r>
+              <w:rPr>
+                <w:noProof/>
+                <w:webHidden/>
+              </w:rPr>
+            </w:r>
+            <w:r>
+              <w:rPr>
+                <w:noProof/>
+                <w:webHidden/>
+              </w:rPr>
+              <w:fldChar w:fldCharType="separate"/>
+            </w:r>
+            <w:r>
+              <w:rPr>
+                <w:noProof/>
+                <w:webHidden/>
+              </w:rPr>
+              <w:t>11</w:t>
+            </w:r>
+            <w:r>
+              <w:rPr>
+                <w:noProof/>
+                <w:webHidden/>
+              </w:rPr>
+              <w:fldChar w:fldCharType="end"/>
+            </w:r>
+          </w:hyperlink>
+        </w:p>
+        <w:p>
+          <w:pPr>
+            <w:pStyle w:val="TOC2"/>
+            <w:tabs>
+              <w:tab w:val="right" w:leader="dot" w:pos="10790"/>
+            </w:tabs>
+            <w:rPr>
+              <w:rFonts w:eastAsiaTheme="minorEastAsia"/>
+              <w:noProof/>
+              <w:kern w:val="2"/>
+              <w:sz w:val="24"/>
+              <w:szCs w:val="24"/>
+              <w:lang w:val="en-GB" w:eastAsia="en-GB"/>
+              <w14:ligatures w14:val="standardContextual"/>
+            </w:rPr>
+          </w:pPr>
+          <w:hyperlink w:anchor="_Toc160726266" w:history="1">
+            <w:r>
+              <w:rPr>
+                <w:rStyle w:val="Hyperlink"/>
+                <w:noProof/>
+              </w:rPr>
+              <w:t>Part 1: Images of physical circuit of Task 1.2</w:t>
+            </w:r>
+            <w:r>
+              <w:rPr>
+                <w:noProof/>
+                <w:webHidden/>
+              </w:rPr>
+              <w:tab/>
+            </w:r>
+            <w:r>
+              <w:rPr>
+                <w:noProof/>
+                <w:webHidden/>
+              </w:rPr>
+              <w:fldChar w:fldCharType="begin"/>
+            </w:r>
+            <w:r>
+              <w:rPr>
+                <w:noProof/>
+                <w:webHidden/>
+              </w:rPr>
+              <w:instrText xml:space="preserve"> PAGEREF _Toc160726266 \h </w:instrText>
+            </w:r>
+            <w:r>
+              <w:rPr>
+                <w:noProof/>
+                <w:webHidden/>
+              </w:rPr>
+            </w:r>
+            <w:r>
+              <w:rPr>
+                <w:noProof/>
+                <w:webHidden/>
+              </w:rPr>
+              <w:fldChar w:fldCharType="separate"/>
+            </w:r>
+            <w:r>
+              <w:rPr>
+                <w:noProof/>
+                <w:webHidden/>
+              </w:rPr>
+              <w:t>11</w:t>
+            </w:r>
+            <w:r>
+              <w:rPr>
+                <w:noProof/>
+                <w:webHidden/>
+              </w:rPr>
+              <w:fldChar w:fldCharType="end"/>
+            </w:r>
+          </w:hyperlink>
+        </w:p>
+        <w:p>
+          <w:pPr>
+            <w:rPr>
+              <w:b/>
+              <w:bCs/>
+              <w:noProof/>
+            </w:rPr>
+          </w:pPr>
+          <w:r>
+            <w:rPr>
+              <w:b/>
+              <w:bCs/>
+              <w:noProof/>
+            </w:rPr>
+            <w:fldChar w:fldCharType="end"/>
+          </w:r>
+        </w:p>
+      </w:sdtContent>
+    </w:sdt>
+    <w:p>
+      <w:pPr>
+        <w:rPr>
+          <w:b/>
+          <w:bCs/>
+          <w:noProof/>
+        </w:rPr>
+      </w:pPr>
+    </w:p>
+    <w:p>
+      <w:pPr>
+        <w:rPr>
+          <w:b/>
+          <w:bCs/>
+          <w:noProof/>
+        </w:rPr>
+      </w:pPr>
+    </w:p>
+    <w:p>
+      <w:pPr>
+        <w:rPr>
+          <w:b/>
+          <w:bCs/>
+          <w:noProof/>
+        </w:rPr>
+      </w:pPr>
+    </w:p>
+    <w:p>
+      <w:pPr>
+        <w:rPr>
+          <w:b/>
+          <w:bCs/>
+          <w:noProof/>
+        </w:rPr>
+        <w:sectPr>
+          <w:footerReference w:type="default" r:id="rId9"/>
+          <w:pgSz w:w="12240" w:h="15840"/>
+          <w:pgMar w:top="720" w:right="720" w:bottom="720" w:left="720" w:header="720" w:footer="720" w:gutter="0"/>
+          <w:pgNumType w:start="0"/>
+          <w:cols w:space="720"/>
+          <w:titlePg/>
+          <w:docGrid w:linePitch="360"/>
+        </w:sectPr>
+      </w:pPr>
+      <w:r>
+        <w:rPr>
+          <w:b/>
+          <w:bCs/>
+          <w:noProof/>
+        </w:rPr>
+        <w:t xml:space="preserve">                                                     </w:t>
+      </w:r>
+    </w:p>
     <w:p>
       <w:pPr>
         <w:pStyle w:val="Heading1"/>
       </w:pPr>
-      <w:r>
+      <w:bookmarkStart w:id="0" w:name="_Toc160726243"/>
+      <w:r>
+        <w:lastRenderedPageBreak/>
         <w:t>Task 1</w:t>
       </w:r>
-    </w:p>
-    <w:p>
+      <w:bookmarkEnd w:id="0"/>
+    </w:p>
+    <w:p>
+      <w:pPr>
+        <w:pStyle w:val="Heading2"/>
+      </w:pPr>
+      <w:bookmarkStart w:id="1" w:name="_Toc160726244"/>
+      <w:r>
+        <w:t>Objectives</w:t>
+      </w:r>
+      <w:bookmarkEnd w:id="1"/>
+    </w:p>
+    <w:p>
+      <w:pPr>
+        <w:spacing w:before="0" w:after="0"/>
+      </w:pPr>
+      <w:r>
+        <w:t>The objective of this task is to program an Arduino Mega 25</w:t>
+      </w:r>
+      <w:r>
+        <w:t>6</w:t>
+      </w:r>
+      <w:r>
+        <w:t>0 to control a series of 8 LEDs connected to PORTA. The procedure involves breaking down the task into subtasks to understand the fundamentals of LED control. Here are the subtasks:</w:t>
+      </w:r>
+    </w:p>
+    <w:p>
+      <w:pPr>
+        <w:pStyle w:val="ListParagraph"/>
+        <w:numPr>
+          <w:ilvl w:val="0"/>
+          <w:numId w:val="2"/>
+        </w:numPr>
+        <w:spacing w:before="120" w:line="278" w:lineRule="auto"/>
+      </w:pPr>
+      <w:r>
+        <w:rPr>
+          <w:b/>
+          <w:bCs/>
+        </w:rPr>
+        <w:t>Task1.1:</w:t>
+      </w:r>
+      <w:r>
+        <w:t xml:space="preserve"> </w:t>
+      </w:r>
+      <w:r>
+        <w:t>A</w:t>
+      </w:r>
+      <w:r>
+        <w:t xml:space="preserve">lternatively blinking 2 LEDs </w:t>
+      </w:r>
+      <w:r>
+        <w:t>on PORTA.</w:t>
+      </w:r>
+    </w:p>
+    <w:p>
+      <w:pPr>
+        <w:pStyle w:val="ListParagraph"/>
+        <w:numPr>
+          <w:ilvl w:val="0"/>
+          <w:numId w:val="2"/>
+        </w:numPr>
+      </w:pPr>
+      <w:r>
+        <w:rPr>
+          <w:b/>
+          <w:bCs/>
+        </w:rPr>
+        <w:t>Task1</w:t>
+      </w:r>
+      <w:r>
+        <w:rPr>
+          <w:b/>
+          <w:bCs/>
+        </w:rPr>
+        <w:t>.2:</w:t>
+      </w:r>
+      <w:r>
+        <w:rPr>
+          <w:b/>
+          <w:bCs/>
+        </w:rPr>
+        <w:t xml:space="preserve"> </w:t>
+      </w:r>
+      <w:r>
+        <w:t>Sequentially</w:t>
+      </w:r>
+      <w:r>
+        <w:t xml:space="preserve"> blinking 8 LEDs on PORTA.</w:t>
+      </w:r>
+    </w:p>
+    <w:p>
+      <w:pPr>
+        <w:pStyle w:val="ListParagraph"/>
+        <w:numPr>
+          <w:ilvl w:val="0"/>
+          <w:numId w:val="2"/>
+        </w:numPr>
+      </w:pPr>
+      <w:r>
+        <w:rPr>
+          <w:b/>
+          <w:bCs/>
+        </w:rPr>
+        <w:t>Task1</w:t>
+      </w:r>
+      <w:r>
+        <w:rPr>
+          <w:b/>
+          <w:bCs/>
+        </w:rPr>
+        <w:t>.</w:t>
+      </w:r>
+      <w:r>
+        <w:rPr>
+          <w:b/>
+          <w:bCs/>
+        </w:rPr>
+        <w:t>3</w:t>
+      </w:r>
+      <w:r>
+        <w:rPr>
+          <w:b/>
+          <w:bCs/>
+        </w:rPr>
+        <w:t>:</w:t>
+      </w:r>
+      <w:r>
+        <w:rPr>
+          <w:b/>
+          <w:bCs/>
+        </w:rPr>
+        <w:t xml:space="preserve"> </w:t>
+      </w:r>
+      <w:r>
+        <w:t>Sequentially</w:t>
+      </w:r>
+      <w:r>
+        <w:t xml:space="preserve"> blinking 8 LEDs </w:t>
+      </w:r>
+      <w:r>
+        <w:t>on a different port than PORTA.</w:t>
+      </w:r>
+    </w:p>
+    <w:p>
+      <w:pPr>
+        <w:pStyle w:val="Heading2"/>
+        <w:spacing w:before="240" w:line="278" w:lineRule="auto"/>
+      </w:pPr>
+      <w:bookmarkStart w:id="2" w:name="_Toc160726245"/>
+      <w:r>
+        <w:t>Calculations</w:t>
+      </w:r>
+      <w:bookmarkEnd w:id="2"/>
+    </w:p>
+    <w:p>
+      <w:pPr>
+        <w:spacing w:before="0"/>
+      </w:pPr>
       <w:r>
         <w:t xml:space="preserve">With reference to the provided data sheet, the maximum current through a (red) LED is </w:t>
       </w:r>
@@ -29,14 +2379,7 @@
           <w:b/>
           <w:bCs/>
         </w:rPr>
-        <w:t>5V</w:t>
-      </w:r>
-      <w:r>
-        <w:rPr>
-          <w:b/>
-          <w:bCs/>
-        </w:rPr>
-        <w:t>.</w:t>
+        <w:t>5V.</w:t>
       </w:r>
     </w:p>
     <w:p>
@@ -144,20 +2487,23 @@
     </w:p>
     <w:p>
       <w:pPr>
-        <w:pStyle w:val="Heading1"/>
+        <w:pStyle w:val="Heading2"/>
         <w:rPr>
           <w:rFonts w:eastAsiaTheme="minorEastAsia"/>
         </w:rPr>
       </w:pPr>
+      <w:bookmarkStart w:id="3" w:name="_Toc160726246"/>
       <w:r>
         <w:rPr>
           <w:rFonts w:eastAsiaTheme="minorEastAsia"/>
         </w:rPr>
-        <w:t>Task 2</w:t>
-      </w:r>
-    </w:p>
-    <w:p>
-      <w:pPr>
+        <w:t>Explanations</w:t>
+      </w:r>
+      <w:bookmarkEnd w:id="3"/>
+    </w:p>
+    <w:p>
+      <w:pPr>
+        <w:spacing w:before="0"/>
         <w:jc w:val="left"/>
         <w:rPr>
           <w:rFonts w:eastAsiaTheme="minorEastAsia"/>
@@ -280,153 +2626,130 @@
     </w:p>
     <w:p>
       <w:pPr>
-        <w:pStyle w:val="Heading1"/>
+        <w:pStyle w:val="Heading2"/>
         <w:rPr>
           <w:rFonts w:eastAsiaTheme="minorEastAsia"/>
         </w:rPr>
       </w:pPr>
+      <w:bookmarkStart w:id="4" w:name="_Toc160726247"/>
       <w:r>
         <w:rPr>
           <w:rFonts w:eastAsiaTheme="minorEastAsia"/>
         </w:rPr>
         <w:lastRenderedPageBreak/>
-        <w:t>Task 3</w:t>
-      </w:r>
-    </w:p>
-    <w:p>
-      <w:pPr>
-        <w:pStyle w:val="Heading2"/>
+        <w:t xml:space="preserve">Task </w:t>
+      </w:r>
+      <w:r>
         <w:rPr>
-          <w:rFonts w:asciiTheme="minorHAnsi" w:eastAsiaTheme="minorHAnsi" w:hAnsiTheme="minorHAnsi" w:cstheme="minorBidi"/>
-          <w:color w:val="auto"/>
-          <w:sz w:val="22"/>
-          <w:szCs w:val="22"/>
+          <w:rFonts w:eastAsiaTheme="minorEastAsia"/>
         </w:rPr>
-      </w:pPr>
-      <w:r>
-        <w:rPr>
-          <w:rFonts w:asciiTheme="minorHAnsi" w:eastAsiaTheme="minorHAnsi" w:hAnsiTheme="minorHAnsi" w:cstheme="minorBidi"/>
-          <w:color w:val="auto"/>
-          <w:sz w:val="22"/>
-          <w:szCs w:val="22"/>
-        </w:rPr>
-        <w:t xml:space="preserve">In Task 3, the objective is to alternate the lighting of 2 LEDs </w:t>
-      </w:r>
-      <w:r>
-        <w:rPr>
-          <w:rFonts w:asciiTheme="minorHAnsi" w:eastAsiaTheme="minorHAnsi" w:hAnsiTheme="minorHAnsi" w:cstheme="minorBidi"/>
-          <w:color w:val="auto"/>
-          <w:sz w:val="22"/>
-          <w:szCs w:val="22"/>
-        </w:rPr>
-        <w:t>with connection to 2 digital pins of the Arduino board.</w:t>
-      </w:r>
-    </w:p>
-    <w:p>
-      <w:pPr>
-        <w:pStyle w:val="Heading2"/>
-        <w:rPr>
-          <w:rFonts w:asciiTheme="minorHAnsi" w:eastAsiaTheme="minorHAnsi" w:hAnsiTheme="minorHAnsi" w:cstheme="minorBidi"/>
-          <w:color w:val="auto"/>
-          <w:sz w:val="22"/>
-          <w:szCs w:val="22"/>
-        </w:rPr>
-      </w:pPr>
-      <w:r>
-        <w:rPr>
-          <w:rFonts w:asciiTheme="minorHAnsi" w:eastAsiaTheme="minorHAnsi" w:hAnsiTheme="minorHAnsi" w:cstheme="minorBidi"/>
-          <w:color w:val="auto"/>
-          <w:sz w:val="22"/>
-          <w:szCs w:val="22"/>
-        </w:rPr>
-        <w:t xml:space="preserve">To achieve this, </w:t>
-      </w:r>
-      <w:r>
-        <w:rPr>
-          <w:rFonts w:asciiTheme="minorHAnsi" w:eastAsiaTheme="minorHAnsi" w:hAnsiTheme="minorHAnsi" w:cstheme="minorBidi"/>
-          <w:color w:val="auto"/>
-          <w:sz w:val="22"/>
-          <w:szCs w:val="22"/>
-        </w:rPr>
-        <w:t>we connect the 2 LEDs to pin 22 and 23 along with a resistor for each,</w:t>
-      </w:r>
-      <w:r>
-        <w:rPr>
-          <w:rFonts w:asciiTheme="minorHAnsi" w:eastAsiaTheme="minorHAnsi" w:hAnsiTheme="minorHAnsi" w:cstheme="minorBidi"/>
-          <w:color w:val="auto"/>
-          <w:sz w:val="22"/>
-          <w:szCs w:val="22"/>
-        </w:rPr>
-        <w:t xml:space="preserve"> </w:t>
-      </w:r>
-      <w:r>
-        <w:rPr>
-          <w:rFonts w:asciiTheme="minorHAnsi" w:eastAsiaTheme="minorHAnsi" w:hAnsiTheme="minorHAnsi" w:cstheme="minorBidi"/>
-          <w:color w:val="auto"/>
-          <w:sz w:val="22"/>
-          <w:szCs w:val="22"/>
-        </w:rPr>
-        <w:t>these</w:t>
-      </w:r>
-      <w:r>
-        <w:rPr>
-          <w:rFonts w:asciiTheme="minorHAnsi" w:eastAsiaTheme="minorHAnsi" w:hAnsiTheme="minorHAnsi" w:cstheme="minorBidi"/>
-          <w:color w:val="auto"/>
-          <w:sz w:val="22"/>
-          <w:szCs w:val="22"/>
-        </w:rPr>
-        <w:t xml:space="preserve"> are the first two pins of PORTA on the Arduino. PORTA consists of 8 pins represented as 8 bits, the first two LSBs represent pins 22 and 23</w:t>
-      </w:r>
-      <w:r>
-        <w:rPr>
-          <w:rFonts w:asciiTheme="minorHAnsi" w:eastAsiaTheme="minorHAnsi" w:hAnsiTheme="minorHAnsi" w:cstheme="minorBidi"/>
-          <w:color w:val="auto"/>
-          <w:sz w:val="22"/>
-          <w:szCs w:val="22"/>
-        </w:rPr>
-        <w:t>.  W</w:t>
-      </w:r>
-      <w:r>
-        <w:rPr>
-          <w:rFonts w:asciiTheme="minorHAnsi" w:eastAsiaTheme="minorHAnsi" w:hAnsiTheme="minorHAnsi" w:cstheme="minorBidi"/>
-          <w:color w:val="auto"/>
-          <w:sz w:val="22"/>
-          <w:szCs w:val="22"/>
-        </w:rPr>
-        <w:t>e program the Arduino to set pin 22 HIGH (represented as binary 0b00000001 = 1) and then after a delay, set pin 23 HIGH (represented as binary 0b00000010 = 2).</w:t>
-      </w:r>
-    </w:p>
-    <w:p>
-      <w:pPr>
-        <w:pStyle w:val="Heading2"/>
-        <w:rPr>
-          <w:rFonts w:asciiTheme="minorHAnsi" w:eastAsiaTheme="minorHAnsi" w:hAnsiTheme="minorHAnsi" w:cstheme="minorBidi"/>
-          <w:color w:val="auto"/>
-          <w:sz w:val="22"/>
-          <w:szCs w:val="22"/>
-        </w:rPr>
-      </w:pPr>
-      <w:r>
-        <w:rPr>
-          <w:rFonts w:asciiTheme="minorHAnsi" w:eastAsiaTheme="minorHAnsi" w:hAnsiTheme="minorHAnsi" w:cstheme="minorBidi"/>
-          <w:color w:val="auto"/>
-          <w:sz w:val="22"/>
-          <w:szCs w:val="22"/>
-        </w:rPr>
-        <w:t>This approach ensures that the LEDs connected to pins 22 and 23 alternate their states, creating an alternating lighting effect.</w:t>
-      </w:r>
-    </w:p>
-    <w:p>
-      <w:pPr>
-        <w:pStyle w:val="Heading2"/>
-      </w:pPr>
+        <w:t>1.1</w:t>
+      </w:r>
+      <w:bookmarkEnd w:id="4"/>
+    </w:p>
+    <w:p>
+      <w:pPr>
+        <w:pStyle w:val="Heading3"/>
+      </w:pPr>
+      <w:bookmarkStart w:id="5" w:name="_Toc160726248"/>
+      <w:r>
+        <w:t>Equipment Used</w:t>
+      </w:r>
+      <w:bookmarkEnd w:id="5"/>
+    </w:p>
+    <w:p>
+      <w:pPr>
+        <w:pStyle w:val="ListParagraph"/>
+        <w:numPr>
+          <w:ilvl w:val="0"/>
+          <w:numId w:val="3"/>
+        </w:numPr>
+        <w:spacing w:before="0"/>
+        <w:jc w:val="left"/>
+      </w:pPr>
+      <w:r>
+        <w:t>Arduino Mega 2560 Board</w:t>
+      </w:r>
+    </w:p>
+    <w:p>
+      <w:pPr>
+        <w:pStyle w:val="ListParagraph"/>
+        <w:numPr>
+          <w:ilvl w:val="0"/>
+          <w:numId w:val="3"/>
+        </w:numPr>
+        <w:jc w:val="left"/>
+      </w:pPr>
+      <w:r>
+        <w:t>Bread Board</w:t>
+      </w:r>
+    </w:p>
+    <w:p>
+      <w:pPr>
+        <w:pStyle w:val="ListParagraph"/>
+        <w:numPr>
+          <w:ilvl w:val="0"/>
+          <w:numId w:val="3"/>
+        </w:numPr>
+        <w:jc w:val="left"/>
+      </w:pPr>
+      <w:r>
+        <w:t>2</w:t>
+      </w:r>
+      <w:r>
+        <w:t xml:space="preserve"> x 330</w:t>
+      </w:r>
+      <w:r>
+        <w:t>Ω</w:t>
+      </w:r>
+      <w:r>
+        <w:t xml:space="preserve"> Resistors</w:t>
+      </w:r>
+    </w:p>
+    <w:p>
+      <w:pPr>
+        <w:pStyle w:val="ListParagraph"/>
+        <w:numPr>
+          <w:ilvl w:val="0"/>
+          <w:numId w:val="3"/>
+        </w:numPr>
+        <w:jc w:val="left"/>
+      </w:pPr>
+      <w:r>
+        <w:t>2</w:t>
+      </w:r>
+      <w:r>
+        <w:t xml:space="preserve"> x LEDs</w:t>
+      </w:r>
+    </w:p>
+    <w:p>
+      <w:pPr>
+        <w:pStyle w:val="ListParagraph"/>
+        <w:numPr>
+          <w:ilvl w:val="0"/>
+          <w:numId w:val="3"/>
+        </w:numPr>
+        <w:jc w:val="left"/>
+      </w:pPr>
+      <w:r>
+        <w:t>Jumper Wires</w:t>
+      </w:r>
+    </w:p>
+    <w:p>
+      <w:pPr>
+        <w:pStyle w:val="Heading3"/>
+        <w:spacing w:before="240" w:line="278" w:lineRule="auto"/>
+      </w:pPr>
+      <w:bookmarkStart w:id="6" w:name="_Toc160726249"/>
       <w:r>
         <w:t>Circuit Diagram</w:t>
       </w:r>
+      <w:bookmarkEnd w:id="6"/>
     </w:p>
     <w:p>
       <w:pPr>
         <w:keepNext/>
+        <w:spacing w:before="0"/>
         <w:jc w:val="center"/>
       </w:pPr>
       <w:r>
@@ -434,9 +2757,9 @@
           <w:noProof/>
         </w:rPr>
         <w:drawing>
-          <wp:inline distT="0" distB="0" distL="0" distR="0" wp14:anchorId="7846C30B" wp14:editId="55F441C6">
-            <wp:extent cx="6397625" cy="3909659"/>
-            <wp:effectExtent l="0" t="0" r="3175" b="0"/>
+          <wp:inline distT="0" distB="0" distL="0" distR="0" wp14:anchorId="227887C0" wp14:editId="2B5598FC">
+            <wp:extent cx="5964846" cy="3645182"/>
+            <wp:effectExtent l="0" t="0" r="0" b="0"/>
             <wp:docPr id="1822762012" name="Picture 1" descr="A circuit board with wires&#10;&#10;Description automatically generated"/>
             <wp:cNvGraphicFramePr>
               <a:graphicFrameLocks xmlns:a="http://schemas.openxmlformats.org/drawingml/2006/main" noChangeAspect="1"/>
@@ -449,7 +2772,7 @@
                     <pic:cNvPicPr/>
                   </pic:nvPicPr>
                   <pic:blipFill>
-                    <a:blip r:embed="rId5">
+                    <a:blip r:embed="rId10">
                       <a:extLst>
                         <a:ext uri="{28A0092B-C50C-407E-A947-70E740481C1C}">
                           <a14:useLocalDpi xmlns:a14="http://schemas.microsoft.com/office/drawing/2010/main" val="0"/>
@@ -463,7 +2786,7 @@
                   <pic:spPr>
                     <a:xfrm>
                       <a:off x="0" y="0"/>
-                      <a:ext cx="6431181" cy="3930165"/>
+                      <a:ext cx="6007580" cy="3671297"/>
                     </a:xfrm>
                     <a:prstGeom prst="rect">
                       <a:avLst/>
@@ -503,7 +2826,13 @@
         <w:fldChar w:fldCharType="end"/>
       </w:r>
       <w:r>
-        <w:t xml:space="preserve">- Lab1 task 3 circuit </w:t>
+        <w:t xml:space="preserve">- Lab1 task </w:t>
+      </w:r>
+      <w:r>
+        <w:t>1.1</w:t>
+      </w:r>
+      <w:r>
+        <w:t xml:space="preserve"> circuit </w:t>
       </w:r>
       <w:proofErr w:type="gramStart"/>
       <w:r>
@@ -513,13 +2842,17 @@
     </w:p>
     <w:p>
       <w:pPr>
-        <w:spacing w:line="278" w:lineRule="auto"/>
-        <w:rPr>
-          <w:rFonts w:asciiTheme="majorHAnsi" w:eastAsiaTheme="majorEastAsia" w:hAnsiTheme="majorHAnsi" w:cstheme="majorBidi"/>
-          <w:color w:val="0F4761" w:themeColor="accent1" w:themeShade="BF"/>
-          <w:sz w:val="32"/>
-          <w:szCs w:val="32"/>
-        </w:rPr>
+        <w:pStyle w:val="Heading3"/>
+      </w:pPr>
+    </w:p>
+    <w:p>
+      <w:pPr>
+        <w:pStyle w:val="ListParagraph"/>
+        <w:numPr>
+          <w:ilvl w:val="1"/>
+          <w:numId w:val="4"/>
+        </w:numPr>
+        <w:jc w:val="left"/>
       </w:pPr>
       <w:r>
         <w:br w:type="page"/>
@@ -527,58 +2860,19 @@
     </w:p>
     <w:p>
       <w:pPr>
-        <w:pStyle w:val="Heading2"/>
-      </w:pPr>
+        <w:pStyle w:val="Heading3"/>
+      </w:pPr>
+      <w:bookmarkStart w:id="7" w:name="_Toc160726250"/>
       <w:r>
         <w:lastRenderedPageBreak/>
-        <w:t>Code Snippet</w:t>
-      </w:r>
-    </w:p>
-    <w:bookmarkStart w:id="0" w:name="_MON_1770743339"/>
-    <w:bookmarkEnd w:id="0"/>
-    <w:p>
-      <w:pPr>
-        <w:jc w:val="center"/>
-      </w:pPr>
-      <w:r>
-        <w:object w:dxaOrig="9360" w:dyaOrig="6737" w14:anchorId="1FFD3DED">
-          <v:shapetype id="_x0000_t75" coordsize="21600,21600" o:spt="75" o:preferrelative="t" path="m@4@5l@4@11@9@11@9@5xe" filled="f" stroked="f">
-            <v:stroke joinstyle="miter"/>
-            <v:formulas>
-              <v:f eqn="if lineDrawn pixelLineWidth 0"/>
-              <v:f eqn="sum @0 1 0"/>
-              <v:f eqn="sum 0 0 @1"/>
-              <v:f eqn="prod @2 1 2"/>
-              <v:f eqn="prod @3 21600 pixelWidth"/>
-              <v:f eqn="prod @3 21600 pixelHeight"/>
-              <v:f eqn="sum @0 0 1"/>
-              <v:f eqn="prod @6 1 2"/>
-              <v:f eqn="prod @7 21600 pixelWidth"/>
-              <v:f eqn="sum @8 21600 0"/>
-              <v:f eqn="prod @7 21600 pixelHeight"/>
-              <v:f eqn="sum @10 21600 0"/>
-            </v:formulas>
-            <v:path o:extrusionok="f" gradientshapeok="t" o:connecttype="rect"/>
-            <o:lock v:ext="edit" aspectratio="t"/>
-          </v:shapetype>
-          <v:shape id="_x0000_i1025" type="#_x0000_t75" style="width:468pt;height:321pt" o:ole="">
-            <v:imagedata r:id="rId6" o:title=""/>
-          </v:shape>
-          <o:OLEObject Type="Embed" ProgID="Word.OpenDocumentText.12" ShapeID="_x0000_i1025" DrawAspect="Content" ObjectID="_1770751621" r:id="rId7"/>
-        </w:object>
-      </w:r>
-    </w:p>
-    <w:p>
-      <w:pPr>
-        <w:pStyle w:val="Heading2"/>
-      </w:pPr>
-      <w:r>
         <w:t>Program Logic</w:t>
       </w:r>
+      <w:bookmarkEnd w:id="7"/>
     </w:p>
     <w:p>
       <w:pPr>
         <w:keepNext/>
+        <w:spacing w:before="0"/>
         <w:jc w:val="center"/>
       </w:pPr>
       <w:r>
@@ -586,7 +2880,7 @@
           <w:noProof/>
         </w:rPr>
         <w:drawing>
-          <wp:inline distT="0" distB="0" distL="0" distR="0" wp14:anchorId="67FB218C" wp14:editId="6848500E">
+          <wp:inline distT="0" distB="0" distL="0" distR="0" wp14:anchorId="5A63BDD8" wp14:editId="3F76E01C">
             <wp:extent cx="3581400" cy="3677937"/>
             <wp:effectExtent l="0" t="0" r="0" b="0"/>
             <wp:docPr id="1622724098" name="Picture 3" descr="A screenshot of a computer&#10;&#10;Description automatically generated"/>
@@ -601,7 +2895,7 @@
                     <pic:cNvPicPr/>
                   </pic:nvPicPr>
                   <pic:blipFill>
-                    <a:blip r:embed="rId8">
+                    <a:blip r:embed="rId11">
                       <a:extLst>
                         <a:ext uri="{28A0092B-C50C-407E-A947-70E740481C1C}">
                           <a14:useLocalDpi xmlns:a14="http://schemas.microsoft.com/office/drawing/2010/main" val="0"/>
@@ -655,10 +2949,13 @@
         <w:fldChar w:fldCharType="end"/>
       </w:r>
       <w:r>
-        <w:t xml:space="preserve">- Lab1 task 3 </w:t>
-      </w:r>
-      <w:r>
-        <w:t xml:space="preserve">flow </w:t>
+        <w:t xml:space="preserve">- Lab1 task </w:t>
+      </w:r>
+      <w:r>
+        <w:t>1.1</w:t>
+      </w:r>
+      <w:r>
+        <w:t xml:space="preserve"> flow </w:t>
       </w:r>
       <w:proofErr w:type="gramStart"/>
       <w:r>
@@ -668,53 +2965,436 @@
     </w:p>
     <w:p>
       <w:pPr>
-        <w:pStyle w:val="Heading1"/>
+        <w:pStyle w:val="Heading3"/>
+        <w:spacing w:before="240" w:line="278" w:lineRule="auto"/>
+      </w:pPr>
+      <w:bookmarkStart w:id="8" w:name="_Code_Snippet"/>
+      <w:bookmarkStart w:id="9" w:name="_Toc160726251"/>
+      <w:bookmarkEnd w:id="8"/>
+      <w:r>
+        <w:t>Code Snippet</w:t>
+      </w:r>
+      <w:bookmarkEnd w:id="9"/>
+    </w:p>
+    <w:bookmarkStart w:id="10" w:name="_MON_1770743339"/>
+    <w:bookmarkEnd w:id="10"/>
+    <w:p>
+      <w:pPr>
+        <w:jc w:val="center"/>
+      </w:pPr>
+      <w:r>
+        <w:object w:dxaOrig="9360" w:dyaOrig="5985" w14:anchorId="1FFD3DED">
+          <v:shapetype id="_x0000_t75" coordsize="21600,21600" o:spt="75" o:preferrelative="t" path="m@4@5l@4@11@9@11@9@5xe" filled="f" stroked="f">
+            <v:stroke joinstyle="miter"/>
+            <v:formulas>
+              <v:f eqn="if lineDrawn pixelLineWidth 0"/>
+              <v:f eqn="sum @0 1 0"/>
+              <v:f eqn="sum 0 0 @1"/>
+              <v:f eqn="prod @2 1 2"/>
+              <v:f eqn="prod @3 21600 pixelWidth"/>
+              <v:f eqn="prod @3 21600 pixelHeight"/>
+              <v:f eqn="sum @0 0 1"/>
+              <v:f eqn="prod @6 1 2"/>
+              <v:f eqn="prod @7 21600 pixelWidth"/>
+              <v:f eqn="sum @8 21600 0"/>
+              <v:f eqn="prod @7 21600 pixelHeight"/>
+              <v:f eqn="sum @10 21600 0"/>
+            </v:formulas>
+            <v:path o:extrusionok="f" gradientshapeok="t" o:connecttype="rect"/>
+            <o:lock v:ext="edit" aspectratio="t"/>
+          </v:shapetype>
+          <v:shape id="_x0000_i1144" type="#_x0000_t75" style="width:468pt;height:285.5pt" o:ole="">
+            <v:imagedata r:id="rId12" o:title=""/>
+          </v:shape>
+          <o:OLEObject Type="Embed" ProgID="Word.OpenDocumentText.12" ShapeID="_x0000_i1144" DrawAspect="Content" ObjectID="_1771339255" r:id="rId13"/>
+        </w:object>
+      </w:r>
+    </w:p>
+    <w:p>
+      <w:pPr>
+        <w:pStyle w:val="Heading3"/>
+      </w:pPr>
+      <w:bookmarkStart w:id="11" w:name="_Toc160726252"/>
+      <w:r>
+        <w:lastRenderedPageBreak/>
+        <w:t>Procedure &amp; Meth</w:t>
+      </w:r>
+      <w:r>
+        <w:t>odology</w:t>
+      </w:r>
+      <w:bookmarkEnd w:id="11"/>
+    </w:p>
+    <w:p>
+      <w:pPr>
+        <w:pStyle w:val="ListParagraph"/>
+        <w:numPr>
+          <w:ilvl w:val="0"/>
+          <w:numId w:val="9"/>
+        </w:numPr>
+        <w:spacing w:before="0"/>
+        <w:jc w:val="left"/>
+      </w:pPr>
+      <w:r>
+        <w:t>Initially we</w:t>
+      </w:r>
+      <w:r>
+        <w:t xml:space="preserve"> connect the </w:t>
+      </w:r>
+      <w:r>
+        <w:t>2 LEDs to resistor each individually</w:t>
+      </w:r>
+      <w:r>
+        <w:t xml:space="preserve"> in series</w:t>
+      </w:r>
+      <w:r>
+        <w:t>.</w:t>
+      </w:r>
+    </w:p>
+    <w:p>
+      <w:pPr>
+        <w:pStyle w:val="ListParagraph"/>
+        <w:numPr>
+          <w:ilvl w:val="0"/>
+          <w:numId w:val="9"/>
+        </w:numPr>
+        <w:jc w:val="left"/>
+      </w:pPr>
+      <w:r>
+        <w:t xml:space="preserve">Then the circuit is completed by connecting the cathode of the bulbs to </w:t>
+      </w:r>
+      <w:r>
+        <w:t xml:space="preserve">ground and </w:t>
+      </w:r>
+      <w:r>
+        <w:t xml:space="preserve">the </w:t>
+      </w:r>
+      <w:r>
+        <w:t>anode sides(resistors) to pin 22 and 23.</w:t>
+      </w:r>
+    </w:p>
+    <w:p>
+      <w:pPr>
+        <w:pStyle w:val="ListParagraph"/>
+        <w:numPr>
+          <w:ilvl w:val="0"/>
+          <w:numId w:val="9"/>
+        </w:numPr>
+        <w:jc w:val="left"/>
+      </w:pPr>
+      <w:r>
+        <w:t>Next,</w:t>
+      </w:r>
+      <w:r>
+        <w:t xml:space="preserve"> we programmed the Arduino board to set pin 22 and 23 as output mode</w:t>
+      </w:r>
+      <w:r>
+        <w:t xml:space="preserve"> and send HIGH and LOW digital outputs alternatively.</w:t>
+      </w:r>
+    </w:p>
+    <w:p>
+      <w:pPr>
+        <w:pStyle w:val="ListParagraph"/>
+        <w:numPr>
+          <w:ilvl w:val="1"/>
+          <w:numId w:val="9"/>
+        </w:numPr>
+        <w:jc w:val="left"/>
+      </w:pPr>
+      <w:r>
+        <w:t>Since we are</w:t>
+      </w:r>
+      <w:r>
+        <w:t xml:space="preserve"> </w:t>
+      </w:r>
+      <w:r>
+        <w:t>usin</w:t>
+      </w:r>
+      <w:r>
+        <w:t xml:space="preserve">g </w:t>
+      </w:r>
+      <w:r>
+        <w:t>atmelavr</w:t>
+      </w:r>
+      <w:r>
+        <w:t xml:space="preserve"> platform </w:t>
+      </w:r>
+      <w:r>
+        <w:t xml:space="preserve">we cannot use the inbuild Arduino libraries instead we use </w:t>
+      </w:r>
+      <w:r>
+        <w:t>AVR libraries</w:t>
+      </w:r>
+      <w:r>
+        <w:t>.</w:t>
+      </w:r>
+    </w:p>
+    <w:p>
+      <w:pPr>
+        <w:pStyle w:val="ListParagraph"/>
+        <w:numPr>
+          <w:ilvl w:val="1"/>
+          <w:numId w:val="9"/>
+        </w:numPr>
+        <w:jc w:val="left"/>
+      </w:pPr>
+      <w:r>
+        <w:t xml:space="preserve">In </w:t>
+      </w:r>
+      <w:r>
+        <w:t xml:space="preserve">AVR </w:t>
+      </w:r>
+      <w:r>
+        <w:t>pin 22 and 23 belongs to A region</w:t>
+      </w:r>
+      <w:r>
+        <w:t xml:space="preserve"> (Port A)</w:t>
+      </w:r>
+      <w:r>
+        <w:t xml:space="preserve"> and since we need to send output signals we set </w:t>
+      </w:r>
+      <w:r>
+        <w:t>Data Direction Register of A</w:t>
+      </w:r>
+      <w:r>
+        <w:t xml:space="preserve"> (DDRA)</w:t>
+      </w:r>
+      <w:r>
+        <w:t xml:space="preserve"> to </w:t>
+      </w:r>
+      <w:r>
+        <w:t>0xFF</w:t>
+      </w:r>
+      <w:r>
+        <w:t xml:space="preserve"> which is equivalent highest 8-bit byte value in hex (looking at the 8-bit representation, 0b11111111 it is not necessary to set all bits as high since we are only using the first 2 pins or</w:t>
+      </w:r>
+      <w:r>
+        <w:t xml:space="preserve"> in other words the first 2 LSBs of this byte</w:t>
+      </w:r>
+      <w:r>
+        <w:t>)</w:t>
+      </w:r>
+      <w:r>
+        <w:t>.</w:t>
+      </w:r>
+    </w:p>
+    <w:p>
+      <w:pPr>
+        <w:pStyle w:val="ListParagraph"/>
+        <w:numPr>
+          <w:ilvl w:val="1"/>
+          <w:numId w:val="9"/>
+        </w:numPr>
+        <w:jc w:val="left"/>
+      </w:pPr>
+      <w:r>
+        <w:t xml:space="preserve"> </w:t>
+      </w:r>
+      <w:r>
+        <w:t xml:space="preserve">Following the DDR </w:t>
+      </w:r>
+      <w:proofErr w:type="gramStart"/>
+      <w:r>
+        <w:t>configuration</w:t>
+      </w:r>
+      <w:proofErr w:type="gramEnd"/>
+      <w:r>
+        <w:t xml:space="preserve"> we use the PORTA defined variable to set the required high and low </w:t>
+      </w:r>
+      <w:r>
+        <w:t>values, and</w:t>
+      </w:r>
+      <w:r>
+        <w:t xml:space="preserve"> in 8-bit representation at one instance it should be 0b00000001 and in alternative state it should be </w:t>
+      </w:r>
+      <w:r>
+        <w:t>0b00000010, hence this could be programmed as follows</w:t>
+      </w:r>
+      <w:r>
+        <w:t>:</w:t>
+      </w:r>
+    </w:p>
+    <w:bookmarkStart w:id="12" w:name="_MON_1771335152"/>
+    <w:bookmarkEnd w:id="12"/>
+    <w:p>
+      <w:pPr>
+        <w:pStyle w:val="ListParagraph"/>
+        <w:spacing w:line="480" w:lineRule="auto"/>
+        <w:ind w:left="1440"/>
+        <w:jc w:val="left"/>
+      </w:pPr>
+      <w:r>
+        <w:object w:dxaOrig="9360" w:dyaOrig="570" w14:anchorId="1413A3EB">
+          <v:shape id="_x0000_i1070" type="#_x0000_t75" style="width:468pt;height:28.45pt" o:ole="">
+            <v:imagedata r:id="rId14" o:title=""/>
+          </v:shape>
+          <o:OLEObject Type="Embed" ProgID="Word.OpenDocumentText.12" ShapeID="_x0000_i1070" DrawAspect="Content" ObjectID="_1771339256" r:id="rId15"/>
+        </w:object>
+      </w:r>
+    </w:p>
+    <w:p>
+      <w:pPr>
+        <w:pStyle w:val="ListParagraph"/>
+        <w:ind w:left="1440"/>
+        <w:jc w:val="left"/>
+      </w:pPr>
+      <w:r>
+        <w:t>Or in bit logics and bitwise operations</w:t>
+      </w:r>
+      <w:r>
+        <w:t>:</w:t>
+      </w:r>
+    </w:p>
+    <w:bookmarkStart w:id="13" w:name="_MON_1771335468"/>
+    <w:bookmarkEnd w:id="13"/>
+    <w:p>
+      <w:pPr>
+        <w:pStyle w:val="ListParagraph"/>
+        <w:spacing w:line="480" w:lineRule="auto"/>
+        <w:ind w:left="1440"/>
+        <w:jc w:val="left"/>
+      </w:pPr>
+      <w:r>
+        <w:object w:dxaOrig="9360" w:dyaOrig="2280" w14:anchorId="5D0C2582">
+          <v:shape id="_x0000_i1071" type="#_x0000_t75" style="width:468pt;height:113.85pt" o:ole="">
+            <v:imagedata r:id="rId16" o:title=""/>
+          </v:shape>
+          <o:OLEObject Type="Embed" ProgID="Word.OpenDocumentText.12" ShapeID="_x0000_i1071" DrawAspect="Content" ObjectID="_1771339257" r:id="rId17"/>
+        </w:object>
+      </w:r>
+    </w:p>
+    <w:p>
+      <w:pPr>
+        <w:pStyle w:val="ListParagraph"/>
+        <w:ind w:left="1440"/>
+        <w:jc w:val="left"/>
+      </w:pPr>
+      <w:r>
+        <w:t xml:space="preserve">But since this a simple program </w:t>
+      </w:r>
+      <w:r>
+        <w:t xml:space="preserve">we can reduce the code rows and columns by representing 0b00000001 as 1 and 0b00000010 as 2 and program </w:t>
+      </w:r>
+      <w:r>
+        <w:t xml:space="preserve">it as shown </w:t>
+      </w:r>
+      <w:hyperlink w:anchor="_Code_Snippet" w:history="1">
+        <w:r>
+          <w:rPr>
+            <w:rStyle w:val="Hyperlink"/>
+          </w:rPr>
+          <w:t>here</w:t>
+        </w:r>
+      </w:hyperlink>
+    </w:p>
+    <w:p>
+      <w:pPr>
+        <w:pStyle w:val="Heading2"/>
       </w:pPr>
       <w:r>
         <w:br w:type="page"/>
       </w:r>
+      <w:bookmarkStart w:id="14" w:name="_Toc160726253"/>
       <w:r>
         <w:lastRenderedPageBreak/>
-        <w:t>Task 4</w:t>
-      </w:r>
-    </w:p>
-    <w:p>
-      <w:r>
-        <w:t xml:space="preserve">In Task </w:t>
-      </w:r>
-      <w:r>
-        <w:t>4</w:t>
-      </w:r>
-      <w:r>
-        <w:t>, the objective is to sequence the lighting of 8 LEDs connected to 8 digital pins of the Arduino board.</w:t>
-      </w:r>
-    </w:p>
-    <w:p>
-      <w:r>
-        <w:t>To achieve this, we connect the 8 LEDs to all the pins of PORTA, along with a resistor for each LED. Each LED will correspond to a specific bit in PORTA's 8-bit binary representation.</w:t>
-      </w:r>
-    </w:p>
-    <w:p>
-      <w:r>
-        <w:t>To light each LED individually at a given time, we set the corresponding bit of PORTA to 1 while keeping the remaining bits at 0. This means that we will iterate through the bits of PORTA from 0b00000001 to 0b10000000, shifting the initial bit to the left for each iteration.</w:t>
-      </w:r>
-    </w:p>
-    <w:p>
-      <w:r>
-        <w:t>This approach ensures that the LEDs connected to pins 22 to 29 sequentially alternate their states, creating a sequential lighting effect.</w:t>
-      </w:r>
-    </w:p>
-    <w:p>
-      <w:pPr>
-        <w:pStyle w:val="Heading2"/>
-      </w:pPr>
+        <w:t xml:space="preserve">Task </w:t>
+      </w:r>
+      <w:r>
+        <w:t>1.2</w:t>
+      </w:r>
+      <w:bookmarkEnd w:id="14"/>
+    </w:p>
+    <w:p>
+      <w:pPr>
+        <w:pStyle w:val="Heading3"/>
+      </w:pPr>
+      <w:bookmarkStart w:id="15" w:name="_Toc160726254"/>
+      <w:r>
+        <w:t>Equipment Used</w:t>
+      </w:r>
+      <w:bookmarkEnd w:id="15"/>
+    </w:p>
+    <w:p>
+      <w:pPr>
+        <w:pStyle w:val="ListParagraph"/>
+        <w:numPr>
+          <w:ilvl w:val="0"/>
+          <w:numId w:val="3"/>
+        </w:numPr>
+        <w:spacing w:before="0"/>
+      </w:pPr>
+      <w:r>
+        <w:t>Arduino Mega 2560 Board</w:t>
+      </w:r>
+    </w:p>
+    <w:p>
+      <w:pPr>
+        <w:pStyle w:val="ListParagraph"/>
+        <w:numPr>
+          <w:ilvl w:val="0"/>
+          <w:numId w:val="3"/>
+        </w:numPr>
+      </w:pPr>
+      <w:r>
+        <w:t>Bread Board</w:t>
+      </w:r>
+    </w:p>
+    <w:p>
+      <w:pPr>
+        <w:pStyle w:val="ListParagraph"/>
+        <w:numPr>
+          <w:ilvl w:val="0"/>
+          <w:numId w:val="3"/>
+        </w:numPr>
+      </w:pPr>
+      <w:r>
+        <w:t>8 x 330</w:t>
+      </w:r>
+      <w:r>
+        <w:t>Ω</w:t>
+      </w:r>
+      <w:r>
+        <w:t xml:space="preserve"> Resistors</w:t>
+      </w:r>
+    </w:p>
+    <w:p>
+      <w:pPr>
+        <w:pStyle w:val="ListParagraph"/>
+        <w:numPr>
+          <w:ilvl w:val="0"/>
+          <w:numId w:val="3"/>
+        </w:numPr>
+      </w:pPr>
+      <w:r>
+        <w:t>8 x LEDs</w:t>
+      </w:r>
+    </w:p>
+    <w:p>
+      <w:pPr>
+        <w:pStyle w:val="ListParagraph"/>
+        <w:numPr>
+          <w:ilvl w:val="0"/>
+          <w:numId w:val="3"/>
+        </w:numPr>
+      </w:pPr>
+      <w:r>
+        <w:t>Jumper Wires</w:t>
+      </w:r>
+    </w:p>
+    <w:p>
+      <w:pPr>
+        <w:pStyle w:val="Heading3"/>
+        <w:spacing w:before="240" w:line="278" w:lineRule="auto"/>
+      </w:pPr>
+      <w:bookmarkStart w:id="16" w:name="_Toc160726255"/>
       <w:r>
         <w:t>Circuit Diagram</w:t>
       </w:r>
+      <w:bookmarkEnd w:id="16"/>
     </w:p>
     <w:p>
       <w:pPr>
         <w:keepNext/>
+        <w:spacing w:before="0"/>
         <w:jc w:val="center"/>
       </w:pPr>
       <w:r>
@@ -722,8 +3402,8 @@
           <w:noProof/>
         </w:rPr>
         <w:drawing>
-          <wp:inline distT="0" distB="0" distL="0" distR="0" wp14:anchorId="4D358816" wp14:editId="7114E044">
-            <wp:extent cx="6858000" cy="4191000"/>
+          <wp:inline distT="0" distB="0" distL="0" distR="0" wp14:anchorId="4D358816" wp14:editId="6ED00448">
+            <wp:extent cx="6210300" cy="3795183"/>
             <wp:effectExtent l="0" t="0" r="0" b="0"/>
             <wp:docPr id="928988056" name="Picture 4"/>
             <wp:cNvGraphicFramePr>
@@ -737,7 +3417,7 @@
                     <pic:cNvPicPr/>
                   </pic:nvPicPr>
                   <pic:blipFill>
-                    <a:blip r:embed="rId9">
+                    <a:blip r:embed="rId18">
                       <a:extLst>
                         <a:ext uri="{28A0092B-C50C-407E-A947-70E740481C1C}">
                           <a14:useLocalDpi xmlns:a14="http://schemas.microsoft.com/office/drawing/2010/main" val="0"/>
@@ -751,7 +3431,7 @@
                   <pic:spPr>
                     <a:xfrm>
                       <a:off x="0" y="0"/>
-                      <a:ext cx="6858000" cy="4191000"/>
+                      <a:ext cx="6221718" cy="3802161"/>
                     </a:xfrm>
                     <a:prstGeom prst="rect">
                       <a:avLst/>
@@ -794,7 +3474,7 @@
         <w:t xml:space="preserve">- Lab1 task </w:t>
       </w:r>
       <w:r>
-        <w:t>4</w:t>
+        <w:t>1.2</w:t>
       </w:r>
       <w:r>
         <w:t xml:space="preserve"> circuit </w:t>
@@ -810,48 +3490,25 @@
     </w:p>
     <w:p>
       <w:pPr>
-        <w:spacing w:line="278" w:lineRule="auto"/>
-      </w:pPr>
-      <w:r>
-        <w:br w:type="page"/>
-      </w:r>
-    </w:p>
-    <w:p>
-      <w:pPr>
-        <w:pStyle w:val="Heading2"/>
-      </w:pPr>
-      <w:r>
-        <w:lastRenderedPageBreak/>
-        <w:t>Code Snippet</w:t>
-      </w:r>
-    </w:p>
-    <w:bookmarkStart w:id="1" w:name="_MON_1770747754"/>
-    <w:bookmarkEnd w:id="1"/>
-    <w:p>
-      <w:pPr>
-        <w:jc w:val="center"/>
-      </w:pPr>
-      <w:r>
-        <w:object w:dxaOrig="9360" w:dyaOrig="6452" w14:anchorId="7CC16785">
-          <v:shape id="_x0000_i1026" type="#_x0000_t75" style="width:468pt;height:322.5pt" o:ole="">
-            <v:imagedata r:id="rId10" o:title=""/>
-          </v:shape>
-          <o:OLEObject Type="Embed" ProgID="Word.OpenDocumentText.12" ShapeID="_x0000_i1026" DrawAspect="Content" ObjectID="_1770751622" r:id="rId11"/>
-        </w:object>
-      </w:r>
-    </w:p>
-    <w:p>
-      <w:pPr>
-        <w:pStyle w:val="Heading2"/>
-      </w:pPr>
+        <w:pStyle w:val="Heading3"/>
+      </w:pPr>
+    </w:p>
+    <w:p/>
+    <w:p>
+      <w:pPr>
+        <w:pStyle w:val="Heading3"/>
+      </w:pPr>
+      <w:bookmarkStart w:id="17" w:name="_Toc160726256"/>
       <w:r>
         <w:lastRenderedPageBreak/>
         <w:t>Program Logic</w:t>
       </w:r>
+      <w:bookmarkEnd w:id="17"/>
     </w:p>
     <w:p>
       <w:pPr>
         <w:keepNext/>
+        <w:spacing w:before="0"/>
         <w:jc w:val="center"/>
       </w:pPr>
       <w:r>
@@ -859,10 +3516,10 @@
           <w:noProof/>
         </w:rPr>
         <w:drawing>
-          <wp:inline distT="0" distB="0" distL="0" distR="0" wp14:anchorId="4375B4FF" wp14:editId="64A64713">
+          <wp:inline distT="0" distB="0" distL="0" distR="0" wp14:anchorId="6853CBFB" wp14:editId="5229251C">
             <wp:extent cx="4838700" cy="5915025"/>
             <wp:effectExtent l="0" t="0" r="0" b="9525"/>
-            <wp:docPr id="461197897" name="Picture 5"/>
+            <wp:docPr id="461197897" name="Picture 5" descr="A screenshot of a computer flowchart&#10;&#10;Description automatically generated"/>
             <wp:cNvGraphicFramePr>
               <a:graphicFrameLocks xmlns:a="http://schemas.openxmlformats.org/drawingml/2006/main" noChangeAspect="1"/>
             </wp:cNvGraphicFramePr>
@@ -870,11 +3527,11 @@
               <a:graphicData uri="http://schemas.openxmlformats.org/drawingml/2006/picture">
                 <pic:pic xmlns:pic="http://schemas.openxmlformats.org/drawingml/2006/picture">
                   <pic:nvPicPr>
-                    <pic:cNvPr id="461197897" name="Picture 461197897"/>
+                    <pic:cNvPr id="461197897" name="Picture 5" descr="A screenshot of a computer flowchart&#10;&#10;Description automatically generated"/>
                     <pic:cNvPicPr/>
                   </pic:nvPicPr>
                   <pic:blipFill>
-                    <a:blip r:embed="rId12">
+                    <a:blip r:embed="rId19">
                       <a:extLst>
                         <a:ext uri="{28A0092B-C50C-407E-A947-70E740481C1C}">
                           <a14:useLocalDpi xmlns:a14="http://schemas.microsoft.com/office/drawing/2010/main" val="0"/>
@@ -931,7 +3588,7 @@
         <w:t xml:space="preserve">- Lab1 task </w:t>
       </w:r>
       <w:r>
-        <w:t>4</w:t>
+        <w:t>1.2</w:t>
       </w:r>
       <w:r>
         <w:t xml:space="preserve"> flow </w:t>
@@ -944,52 +3601,316 @@
     </w:p>
     <w:p>
       <w:pPr>
-        <w:spacing w:line="278" w:lineRule="auto"/>
-      </w:pPr>
+        <w:pStyle w:val="Heading3"/>
+      </w:pPr>
+      <w:bookmarkStart w:id="18" w:name="_Toc160726257"/>
+      <w:r>
+        <w:lastRenderedPageBreak/>
+        <w:t>Code Snippet</w:t>
+      </w:r>
+      <w:bookmarkEnd w:id="18"/>
+    </w:p>
+    <w:bookmarkStart w:id="19" w:name="_MON_1770747754"/>
+    <w:bookmarkEnd w:id="19"/>
+    <w:p>
+      <w:pPr>
+        <w:spacing w:before="0" w:line="480" w:lineRule="auto"/>
+        <w:jc w:val="center"/>
+      </w:pPr>
+      <w:r>
+        <w:object w:dxaOrig="9360" w:dyaOrig="5700" w14:anchorId="7CC16785">
+          <v:shape id="_x0000_i1098" type="#_x0000_t75" style="width:468pt;height:284.65pt" o:ole="">
+            <v:imagedata r:id="rId20" o:title=""/>
+          </v:shape>
+          <o:OLEObject Type="Embed" ProgID="Word.OpenDocumentText.12" ShapeID="_x0000_i1098" DrawAspect="Content" ObjectID="_1771339258" r:id="rId21"/>
+        </w:object>
+      </w:r>
+    </w:p>
+    <w:p>
+      <w:pPr>
+        <w:pStyle w:val="Heading3"/>
+      </w:pPr>
+      <w:bookmarkStart w:id="20" w:name="_Procedure_&amp;_Methodology"/>
+      <w:bookmarkStart w:id="21" w:name="_Toc160726258"/>
+      <w:bookmarkEnd w:id="20"/>
+      <w:r>
+        <w:t>Procedure &amp; Methodology</w:t>
+      </w:r>
+      <w:bookmarkEnd w:id="21"/>
+    </w:p>
+    <w:p>
+      <w:pPr>
+        <w:pStyle w:val="ListParagraph"/>
+        <w:numPr>
+          <w:ilvl w:val="0"/>
+          <w:numId w:val="11"/>
+        </w:numPr>
+        <w:spacing w:before="0"/>
+        <w:jc w:val="left"/>
+      </w:pPr>
+      <w:r>
+        <w:t>Initially we connect the 2 LEDs to resistor each individually in series.</w:t>
+      </w:r>
+    </w:p>
+    <w:p>
+      <w:pPr>
+        <w:pStyle w:val="ListParagraph"/>
+        <w:numPr>
+          <w:ilvl w:val="0"/>
+          <w:numId w:val="11"/>
+        </w:numPr>
+        <w:jc w:val="left"/>
+      </w:pPr>
+      <w:r>
+        <w:t>Next, complete the circuit by connecting the cathodes of the bulbs to ground and the anode sides (resistors) to pins 22 to 29.</w:t>
+      </w:r>
+    </w:p>
+    <w:p>
+      <w:pPr>
+        <w:pStyle w:val="ListParagraph"/>
+        <w:numPr>
+          <w:ilvl w:val="0"/>
+          <w:numId w:val="11"/>
+        </w:numPr>
+        <w:jc w:val="left"/>
+      </w:pPr>
+      <w:r>
+        <w:t>Finally</w:t>
+      </w:r>
+      <w:r>
+        <w:t xml:space="preserve">, we programmed the Arduino board to set pin 22 </w:t>
+      </w:r>
+      <w:r>
+        <w:t>to</w:t>
+      </w:r>
+      <w:r>
+        <w:t xml:space="preserve"> 2</w:t>
+      </w:r>
+      <w:r>
+        <w:t>9</w:t>
+      </w:r>
+      <w:r>
+        <w:t xml:space="preserve"> as output mode and send HIGH and LOW digital outputs </w:t>
+      </w:r>
+      <w:r>
+        <w:t>sequentially</w:t>
+      </w:r>
+      <w:r>
+        <w:t>.</w:t>
+      </w:r>
+    </w:p>
+    <w:p>
+      <w:pPr>
+        <w:pStyle w:val="ListParagraph"/>
+        <w:numPr>
+          <w:ilvl w:val="1"/>
+          <w:numId w:val="11"/>
+        </w:numPr>
+        <w:jc w:val="left"/>
+      </w:pPr>
+      <w:r>
+        <w:t xml:space="preserve">Since we are using </w:t>
+      </w:r>
+      <w:proofErr w:type="spellStart"/>
+      <w:r>
+        <w:t>atmelavr</w:t>
+      </w:r>
+      <w:proofErr w:type="spellEnd"/>
+      <w:r>
+        <w:t xml:space="preserve"> platform we cannot use the inbuild Arduino libraries instead we use AVR libraries.</w:t>
+      </w:r>
+    </w:p>
+    <w:p>
+      <w:pPr>
+        <w:pStyle w:val="ListParagraph"/>
+        <w:numPr>
+          <w:ilvl w:val="1"/>
+          <w:numId w:val="11"/>
+        </w:numPr>
+        <w:jc w:val="left"/>
+      </w:pPr>
+      <w:r>
+        <w:t>In AVR pin</w:t>
+      </w:r>
+      <w:r>
+        <w:t>s</w:t>
+      </w:r>
+      <w:r>
+        <w:t xml:space="preserve"> 22 </w:t>
+      </w:r>
+      <w:r>
+        <w:t>to</w:t>
+      </w:r>
+      <w:r>
+        <w:t xml:space="preserve"> 23 belongs to A region (Port A) and since we need to send output </w:t>
+      </w:r>
+      <w:proofErr w:type="gramStart"/>
+      <w:r>
+        <w:t>signals</w:t>
+      </w:r>
+      <w:proofErr w:type="gramEnd"/>
+      <w:r>
+        <w:t xml:space="preserve"> we set Data Direction Register of A (DDRA) to 0xFF which is equivalent highest 8-bit byte value in hex</w:t>
+      </w:r>
+      <w:r>
+        <w:t>.</w:t>
+      </w:r>
+    </w:p>
+    <w:p>
+      <w:pPr>
+        <w:pStyle w:val="ListParagraph"/>
+        <w:numPr>
+          <w:ilvl w:val="1"/>
+          <w:numId w:val="11"/>
+        </w:numPr>
+        <w:jc w:val="left"/>
+      </w:pPr>
+      <w:r>
+        <w:t xml:space="preserve"> Following the DDR </w:t>
+      </w:r>
+      <w:r>
+        <w:t>configuration,</w:t>
+      </w:r>
+      <w:r>
+        <w:t xml:space="preserve"> we use the PORTA defined variable to set the required high and low values, in 8-bit representation at one instance it should </w:t>
+      </w:r>
+      <w:r>
+        <w:t>go from</w:t>
+      </w:r>
+      <w:r>
+        <w:t xml:space="preserve"> 0b00000001</w:t>
+      </w:r>
+      <w:r>
+        <w:t xml:space="preserve"> to 0b</w:t>
+      </w:r>
+      <w:r>
+        <w:t xml:space="preserve">100000000, and this shows a </w:t>
+      </w:r>
+      <w:r>
+        <w:t xml:space="preserve">pattern where it shift the bits to left hence we add a for loop which </w:t>
+      </w:r>
+      <w:r>
+        <w:t>shifts a value of 1 in 8-bit to left for a given iter</w:t>
+      </w:r>
+      <w:r>
+        <w:t xml:space="preserve">ation index </w:t>
+      </w:r>
+      <w:r>
+        <w:t xml:space="preserve">at a specific iteration which in end satisfies the </w:t>
+      </w:r>
+      <w:r>
+        <w:t>sequential blinking of the 8 LEDs.</w:t>
+      </w:r>
       <w:r>
         <w:br w:type="page"/>
       </w:r>
     </w:p>
     <w:p>
       <w:pPr>
-        <w:pStyle w:val="Heading1"/>
-      </w:pPr>
+        <w:pStyle w:val="Heading2"/>
+      </w:pPr>
+      <w:bookmarkStart w:id="22" w:name="_Toc160726259"/>
       <w:r>
         <w:lastRenderedPageBreak/>
-        <w:t>Task 5</w:t>
-      </w:r>
-    </w:p>
-    <w:p>
-      <w:r>
-        <w:t>In Task 5, the objective is to sequence the lighting of 8 LEDs connected to 8 digital pins of the Arduino board other than the pins used in Task 4.</w:t>
-      </w:r>
-    </w:p>
-    <w:p>
-      <w:r>
-        <w:t>To achieve this, we connect the 8 LEDs to all the pins of PORTC, along with a resistor for each LED. Each LED will correspond to a specific bit in PORTA's 8-bit binary representation.</w:t>
-      </w:r>
-    </w:p>
-    <w:p>
-      <w:r>
-        <w:t>To light each LED individually at a given time, we set the corresponding bit of PORTC to 1 while keeping the remaining bits at 0. This means that we will iterate through the bits of PORTC from 0b00000001 to 0b10000000, shifting the initial bit to the left for each iteration.</w:t>
-      </w:r>
-    </w:p>
-    <w:p>
-      <w:r>
-        <w:t>This approach ensures that the LEDs connected to pins 30 to 37 sequentially alternate their states, creating a sequential lighting effect.</w:t>
-      </w:r>
-    </w:p>
-    <w:p>
-      <w:pPr>
-        <w:pStyle w:val="Heading2"/>
-      </w:pPr>
+        <w:t xml:space="preserve">Task </w:t>
+      </w:r>
+      <w:r>
+        <w:t>1.3</w:t>
+      </w:r>
+      <w:bookmarkEnd w:id="22"/>
+    </w:p>
+    <w:p>
+      <w:pPr>
+        <w:pStyle w:val="Heading3"/>
+      </w:pPr>
+      <w:bookmarkStart w:id="23" w:name="_Toc160726260"/>
+      <w:r>
+        <w:t>Equipment Used</w:t>
+      </w:r>
+      <w:bookmarkEnd w:id="23"/>
+    </w:p>
+    <w:p>
+      <w:pPr>
+        <w:pStyle w:val="ListParagraph"/>
+        <w:numPr>
+          <w:ilvl w:val="0"/>
+          <w:numId w:val="3"/>
+        </w:numPr>
+        <w:spacing w:before="0"/>
+      </w:pPr>
+      <w:r>
+        <w:t>Arduino Mega 2560 Board</w:t>
+      </w:r>
+    </w:p>
+    <w:p>
+      <w:pPr>
+        <w:pStyle w:val="ListParagraph"/>
+        <w:numPr>
+          <w:ilvl w:val="0"/>
+          <w:numId w:val="3"/>
+        </w:numPr>
+      </w:pPr>
+      <w:r>
+        <w:t>Bread Board</w:t>
+      </w:r>
+    </w:p>
+    <w:p>
+      <w:pPr>
+        <w:pStyle w:val="ListParagraph"/>
+        <w:numPr>
+          <w:ilvl w:val="0"/>
+          <w:numId w:val="3"/>
+        </w:numPr>
+      </w:pPr>
+      <w:r>
+        <w:t>8 x 330</w:t>
+      </w:r>
+      <w:r>
+        <w:t>Ω</w:t>
+      </w:r>
+      <w:r>
+        <w:t xml:space="preserve"> Resistors</w:t>
+      </w:r>
+    </w:p>
+    <w:p>
+      <w:pPr>
+        <w:pStyle w:val="ListParagraph"/>
+        <w:numPr>
+          <w:ilvl w:val="0"/>
+          <w:numId w:val="3"/>
+        </w:numPr>
+      </w:pPr>
+      <w:r>
+        <w:t>8 x LEDs</w:t>
+      </w:r>
+    </w:p>
+    <w:p>
+      <w:pPr>
+        <w:pStyle w:val="ListParagraph"/>
+        <w:numPr>
+          <w:ilvl w:val="0"/>
+          <w:numId w:val="3"/>
+        </w:numPr>
+      </w:pPr>
+      <w:r>
+        <w:t>Jumper Wires</w:t>
+      </w:r>
+    </w:p>
+    <w:p>
+      <w:pPr>
+        <w:pStyle w:val="Heading3"/>
+        <w:spacing w:before="240" w:line="278" w:lineRule="auto"/>
+      </w:pPr>
+      <w:bookmarkStart w:id="24" w:name="_Toc160726261"/>
       <w:r>
         <w:t>Circuit Diagram</w:t>
       </w:r>
+      <w:bookmarkEnd w:id="24"/>
     </w:p>
     <w:p>
       <w:pPr>
         <w:keepNext/>
+        <w:spacing w:before="0"/>
         <w:jc w:val="center"/>
       </w:pPr>
       <w:r>
@@ -1012,7 +3933,7 @@
                     <pic:cNvPicPr/>
                   </pic:nvPicPr>
                   <pic:blipFill>
-                    <a:blip r:embed="rId13">
+                    <a:blip r:embed="rId22">
                       <a:extLst>
                         <a:ext uri="{28A0092B-C50C-407E-A947-70E740481C1C}">
                           <a14:useLocalDpi xmlns:a14="http://schemas.microsoft.com/office/drawing/2010/main" val="0"/>
@@ -1072,7 +3993,7 @@
         <w:t xml:space="preserve">Lab1 task </w:t>
       </w:r>
       <w:r>
-        <w:t>5</w:t>
+        <w:t>1.3</w:t>
       </w:r>
       <w:r>
         <w:t xml:space="preserve"> circuit </w:t>
@@ -1087,38 +4008,21 @@
       <w:pPr>
         <w:pStyle w:val="Heading2"/>
       </w:pPr>
-      <w:r>
-        <w:lastRenderedPageBreak/>
-        <w:t>Code Snippet</w:t>
-      </w:r>
-    </w:p>
-    <w:bookmarkStart w:id="2" w:name="_MON_1770749454"/>
-    <w:bookmarkEnd w:id="2"/>
-    <w:p>
-      <w:pPr>
-        <w:jc w:val="center"/>
-      </w:pPr>
-      <w:r>
-        <w:object w:dxaOrig="9360" w:dyaOrig="6452" w14:anchorId="6B5DD293">
-          <v:shape id="_x0000_i1027" type="#_x0000_t75" style="width:468pt;height:322.5pt" o:ole="">
-            <v:imagedata r:id="rId14" o:title=""/>
-          </v:shape>
-          <o:OLEObject Type="Embed" ProgID="Word.OpenDocumentText.12" ShapeID="_x0000_i1027" DrawAspect="Content" ObjectID="_1770751623" r:id="rId15"/>
-        </w:object>
-      </w:r>
-    </w:p>
-    <w:p>
-      <w:pPr>
-        <w:pStyle w:val="Heading2"/>
-      </w:pPr>
-      <w:r>
-        <w:lastRenderedPageBreak/>
-        <w:t>Programming Logic</w:t>
-      </w:r>
+    </w:p>
+    <w:p>
+      <w:pPr>
+        <w:pStyle w:val="Heading3"/>
+      </w:pPr>
+      <w:bookmarkStart w:id="25" w:name="_Toc160726262"/>
+      <w:r>
+        <w:t>Program Logic</w:t>
+      </w:r>
+      <w:bookmarkEnd w:id="25"/>
     </w:p>
     <w:p>
       <w:pPr>
         <w:keepNext/>
+        <w:spacing w:before="0"/>
         <w:jc w:val="center"/>
       </w:pPr>
       <w:r>
@@ -1126,7 +4030,7 @@
           <w:noProof/>
         </w:rPr>
         <w:drawing>
-          <wp:inline distT="0" distB="0" distL="0" distR="0" wp14:anchorId="73D1C331" wp14:editId="2BDEBB33">
+          <wp:inline distT="0" distB="0" distL="0" distR="0" wp14:anchorId="13D370B2" wp14:editId="31970B62">
             <wp:extent cx="4838700" cy="5915025"/>
             <wp:effectExtent l="0" t="0" r="0" b="9525"/>
             <wp:docPr id="2038087780" name="Picture 6" descr="A screenshot of a computer&#10;&#10;Description automatically generated"/>
@@ -1141,7 +4045,7 @@
                     <pic:cNvPicPr/>
                   </pic:nvPicPr>
                   <pic:blipFill>
-                    <a:blip r:embed="rId16">
+                    <a:blip r:embed="rId23">
                       <a:extLst>
                         <a:ext uri="{28A0092B-C50C-407E-A947-70E740481C1C}">
                           <a14:useLocalDpi xmlns:a14="http://schemas.microsoft.com/office/drawing/2010/main" val="0"/>
@@ -1198,7 +4102,7 @@
         <w:t xml:space="preserve">- Lab1 task </w:t>
       </w:r>
       <w:r>
-        <w:t>5</w:t>
+        <w:t>1.3</w:t>
       </w:r>
       <w:r>
         <w:t xml:space="preserve"> flow </w:t>
@@ -1209,19 +4113,961 @@
       </w:r>
       <w:proofErr w:type="gramEnd"/>
     </w:p>
+    <w:p>
+      <w:pPr>
+        <w:pStyle w:val="Heading3"/>
+      </w:pPr>
+      <w:bookmarkStart w:id="26" w:name="_Toc160726263"/>
+      <w:r>
+        <w:lastRenderedPageBreak/>
+        <w:t>Code Snippet</w:t>
+      </w:r>
+      <w:bookmarkEnd w:id="26"/>
+    </w:p>
+    <w:bookmarkStart w:id="27" w:name="_MON_1770749454"/>
+    <w:bookmarkEnd w:id="27"/>
+    <w:p>
+      <w:pPr>
+        <w:spacing w:before="0" w:line="480" w:lineRule="auto"/>
+        <w:jc w:val="center"/>
+      </w:pPr>
+      <w:r>
+        <w:object w:dxaOrig="9360" w:dyaOrig="5700" w14:anchorId="6B5DD293">
+          <v:shape id="_x0000_i1089" type="#_x0000_t75" style="width:468pt;height:284.65pt" o:ole="">
+            <v:imagedata r:id="rId24" o:title=""/>
+          </v:shape>
+          <o:OLEObject Type="Embed" ProgID="Word.OpenDocumentText.12" ShapeID="_x0000_i1089" DrawAspect="Content" ObjectID="_1771339259" r:id="rId25"/>
+        </w:object>
+      </w:r>
+    </w:p>
+    <w:p>
+      <w:pPr>
+        <w:pStyle w:val="Heading3"/>
+      </w:pPr>
+      <w:bookmarkStart w:id="28" w:name="_Toc160726264"/>
+      <w:r>
+        <w:t>Procedure &amp; Methodology</w:t>
+      </w:r>
+      <w:bookmarkEnd w:id="28"/>
+    </w:p>
+    <w:p>
+      <w:pPr>
+        <w:pStyle w:val="ListParagraph"/>
+        <w:numPr>
+          <w:ilvl w:val="0"/>
+          <w:numId w:val="12"/>
+        </w:numPr>
+        <w:spacing w:before="0"/>
+      </w:pPr>
+      <w:r>
+        <w:t xml:space="preserve">Similar to </w:t>
+      </w:r>
+      <w:hyperlink w:anchor="_Procedure_&amp;_Methodology" w:history="1">
+        <w:r>
+          <w:rPr>
+            <w:rStyle w:val="Hyperlink"/>
+          </w:rPr>
+          <w:t>Task 1.2</w:t>
+        </w:r>
+      </w:hyperlink>
+      <w:r>
+        <w:t xml:space="preserve"> </w:t>
+      </w:r>
+      <w:r>
+        <w:t>the circuit is setup as it is, except for the digital connections</w:t>
+      </w:r>
+      <w:r>
+        <w:t>, we use PORTC which are the pins 30 to 37</w:t>
+      </w:r>
+      <w:r>
+        <w:t>.</w:t>
+      </w:r>
+    </w:p>
+    <w:p>
+      <w:pPr>
+        <w:pStyle w:val="ListParagraph"/>
+        <w:numPr>
+          <w:ilvl w:val="0"/>
+          <w:numId w:val="11"/>
+        </w:numPr>
+        <w:jc w:val="left"/>
+      </w:pPr>
+      <w:r>
+        <w:t xml:space="preserve"> </w:t>
+      </w:r>
+      <w:r>
+        <w:t>Finally,</w:t>
+      </w:r>
+      <w:r>
+        <w:t xml:space="preserve"> the program is coded to sequentially blink </w:t>
+      </w:r>
+      <w:r>
+        <w:t>8 LEDS connect to PORT C.</w:t>
+      </w:r>
+    </w:p>
+    <w:p>
+      <w:pPr>
+        <w:pStyle w:val="ListParagraph"/>
+        <w:numPr>
+          <w:ilvl w:val="1"/>
+          <w:numId w:val="11"/>
+        </w:numPr>
+        <w:jc w:val="left"/>
+      </w:pPr>
+      <w:r>
+        <w:t xml:space="preserve">In AVR pins </w:t>
+      </w:r>
+      <w:r>
+        <w:t>30</w:t>
+      </w:r>
+      <w:r>
+        <w:t xml:space="preserve"> to 3</w:t>
+      </w:r>
+      <w:r>
+        <w:t>7</w:t>
+      </w:r>
+      <w:r>
+        <w:t xml:space="preserve"> belongs to </w:t>
+      </w:r>
+      <w:r>
+        <w:t>C</w:t>
+      </w:r>
+      <w:r>
+        <w:t xml:space="preserve"> region (Port </w:t>
+      </w:r>
+      <w:r>
+        <w:t>C</w:t>
+      </w:r>
+      <w:r>
+        <w:t xml:space="preserve">) and since we need to send output </w:t>
+      </w:r>
+      <w:r>
+        <w:t>signals,</w:t>
+      </w:r>
+      <w:r>
+        <w:t xml:space="preserve"> we set Data Direction Register of </w:t>
+      </w:r>
+      <w:r>
+        <w:t>C</w:t>
+      </w:r>
+      <w:r>
+        <w:t xml:space="preserve"> (DDR</w:t>
+      </w:r>
+      <w:r>
+        <w:t>C</w:t>
+      </w:r>
+      <w:r>
+        <w:t>) to 0xFF which is equivalent highest 8-bit byte value in hex.</w:t>
+      </w:r>
+    </w:p>
+    <w:p>
+      <w:pPr>
+        <w:pStyle w:val="ListParagraph"/>
+        <w:numPr>
+          <w:ilvl w:val="1"/>
+          <w:numId w:val="12"/>
+        </w:numPr>
+      </w:pPr>
+      <w:r>
+        <w:t xml:space="preserve"> Following the DDR configuration, we use the PORT</w:t>
+      </w:r>
+      <w:r>
+        <w:t>C</w:t>
+      </w:r>
+      <w:r>
+        <w:t xml:space="preserve"> defined variable to set the required high and low values, </w:t>
+      </w:r>
+      <w:r>
+        <w:t xml:space="preserve">and the blinking </w:t>
+      </w:r>
+      <w:r>
+        <w:t xml:space="preserve">logic will be the same as </w:t>
+      </w:r>
+      <w:hyperlink w:anchor="_Procedure_&amp;_Methodology" w:history="1">
+        <w:r>
+          <w:rPr>
+            <w:rStyle w:val="Hyperlink"/>
+          </w:rPr>
+          <w:t xml:space="preserve">Task </w:t>
+        </w:r>
+        <w:r>
+          <w:rPr>
+            <w:rStyle w:val="Hyperlink"/>
+          </w:rPr>
+          <w:t>1.2</w:t>
+        </w:r>
+      </w:hyperlink>
+      <w:r>
+        <w:t xml:space="preserve"> except</w:t>
+      </w:r>
+      <w:r>
+        <w:t xml:space="preserve"> the set variable used</w:t>
+      </w:r>
+      <w:r>
+        <w:t>,</w:t>
+      </w:r>
+      <w:r>
+        <w:t xml:space="preserve"> will be </w:t>
+      </w:r>
+      <w:r>
+        <w:t>PORTC.</w:t>
+      </w:r>
+    </w:p>
+    <w:p>
+      <w:pPr>
+        <w:spacing w:line="278" w:lineRule="auto"/>
+      </w:pPr>
+      <w:r>
+        <w:br w:type="page"/>
+      </w:r>
+    </w:p>
+    <w:p>
+      <w:pPr>
+        <w:pStyle w:val="Heading1"/>
+      </w:pPr>
+      <w:bookmarkStart w:id="29" w:name="_Toc160726265"/>
+      <w:r>
+        <w:lastRenderedPageBreak/>
+        <w:t>Appendix</w:t>
+      </w:r>
+      <w:bookmarkEnd w:id="29"/>
+    </w:p>
+    <w:p>
+      <w:pPr>
+        <w:pStyle w:val="Heading2"/>
+        <w:spacing w:before="0"/>
+        <w:jc w:val="left"/>
+      </w:pPr>
+      <w:bookmarkStart w:id="30" w:name="_Toc160726266"/>
+      <w:r>
+        <w:t>Part 1</w:t>
+      </w:r>
+      <w:r>
+        <w:t>: Images of physical circuit of Task 1.2</w:t>
+      </w:r>
+      <w:bookmarkEnd w:id="30"/>
+    </w:p>
+    <w:p>
+      <w:pPr>
+        <w:spacing w:before="0"/>
+      </w:pPr>
+      <w:r>
+        <w:rPr>
+          <w:noProof/>
+        </w:rPr>
+        <w:drawing>
+          <wp:inline distT="0" distB="0" distL="0" distR="0" wp14:anchorId="401F2064" wp14:editId="39B9F577">
+            <wp:extent cx="3339930" cy="4125432"/>
+            <wp:effectExtent l="0" t="0" r="0" b="8890"/>
+            <wp:docPr id="128630014" name="Picture 1" descr="A circuit board with wires connected to it&#10;&#10;Description automatically generated"/>
+            <wp:cNvGraphicFramePr>
+              <a:graphicFrameLocks xmlns:a="http://schemas.openxmlformats.org/drawingml/2006/main" noChangeAspect="1"/>
+            </wp:cNvGraphicFramePr>
+            <a:graphic xmlns:a="http://schemas.openxmlformats.org/drawingml/2006/main">
+              <a:graphicData uri="http://schemas.openxmlformats.org/drawingml/2006/picture">
+                <pic:pic xmlns:pic="http://schemas.openxmlformats.org/drawingml/2006/picture">
+                  <pic:nvPicPr>
+                    <pic:cNvPr id="128630014" name="Picture 1" descr="A circuit board with wires connected to it&#10;&#10;Description automatically generated"/>
+                    <pic:cNvPicPr/>
+                  </pic:nvPicPr>
+                  <pic:blipFill rotWithShape="1">
+                    <a:blip r:embed="rId26" cstate="print">
+                      <a:extLst>
+                        <a:ext uri="{28A0092B-C50C-407E-A947-70E740481C1C}">
+                          <a14:useLocalDpi xmlns:a14="http://schemas.microsoft.com/office/drawing/2010/main" val="0"/>
+                        </a:ext>
+                      </a:extLst>
+                    </a:blip>
+                    <a:srcRect t="4375" b="26146"/>
+                    <a:stretch/>
+                  </pic:blipFill>
+                  <pic:spPr bwMode="auto">
+                    <a:xfrm>
+                      <a:off x="0" y="0"/>
+                      <a:ext cx="3379638" cy="4174478"/>
+                    </a:xfrm>
+                    <a:prstGeom prst="rect">
+                      <a:avLst/>
+                    </a:prstGeom>
+                    <a:ln>
+                      <a:noFill/>
+                    </a:ln>
+                    <a:extLst>
+                      <a:ext uri="{53640926-AAD7-44D8-BBD7-CCE9431645EC}">
+                        <a14:shadowObscured xmlns:a14="http://schemas.microsoft.com/office/drawing/2010/main"/>
+                      </a:ext>
+                    </a:extLst>
+                  </pic:spPr>
+                </pic:pic>
+              </a:graphicData>
+            </a:graphic>
+          </wp:inline>
+        </w:drawing>
+      </w:r>
+      <w:r>
+        <w:t xml:space="preserve"> </w:t>
+      </w:r>
+    </w:p>
+    <w:p>
+      <w:pPr>
+        <w:spacing w:before="0"/>
+      </w:pPr>
+      <w:r>
+        <w:rPr>
+          <w:noProof/>
+        </w:rPr>
+        <w:drawing>
+          <wp:inline distT="0" distB="0" distL="0" distR="0" wp14:anchorId="3CB6B3AF" wp14:editId="702C9F60">
+            <wp:extent cx="4042881" cy="3752510"/>
+            <wp:effectExtent l="0" t="0" r="0" b="635"/>
+            <wp:docPr id="912647919" name="Picture 2" descr="A circuit board with wires&#10;&#10;Description automatically generated"/>
+            <wp:cNvGraphicFramePr>
+              <a:graphicFrameLocks xmlns:a="http://schemas.openxmlformats.org/drawingml/2006/main" noChangeAspect="1"/>
+            </wp:cNvGraphicFramePr>
+            <a:graphic xmlns:a="http://schemas.openxmlformats.org/drawingml/2006/main">
+              <a:graphicData uri="http://schemas.openxmlformats.org/drawingml/2006/picture">
+                <pic:pic xmlns:pic="http://schemas.openxmlformats.org/drawingml/2006/picture">
+                  <pic:nvPicPr>
+                    <pic:cNvPr id="912647919" name="Picture 2" descr="A circuit board with wires&#10;&#10;Description automatically generated"/>
+                    <pic:cNvPicPr/>
+                  </pic:nvPicPr>
+                  <pic:blipFill rotWithShape="1">
+                    <a:blip r:embed="rId27" cstate="print">
+                      <a:extLst>
+                        <a:ext uri="{28A0092B-C50C-407E-A947-70E740481C1C}">
+                          <a14:useLocalDpi xmlns:a14="http://schemas.microsoft.com/office/drawing/2010/main" val="0"/>
+                        </a:ext>
+                      </a:extLst>
+                    </a:blip>
+                    <a:srcRect t="22791" b="24999"/>
+                    <a:stretch/>
+                  </pic:blipFill>
+                  <pic:spPr bwMode="auto">
+                    <a:xfrm>
+                      <a:off x="0" y="0"/>
+                      <a:ext cx="4118872" cy="3823043"/>
+                    </a:xfrm>
+                    <a:prstGeom prst="rect">
+                      <a:avLst/>
+                    </a:prstGeom>
+                    <a:ln>
+                      <a:noFill/>
+                    </a:ln>
+                    <a:extLst>
+                      <a:ext uri="{53640926-AAD7-44D8-BBD7-CCE9431645EC}">
+                        <a14:shadowObscured xmlns:a14="http://schemas.microsoft.com/office/drawing/2010/main"/>
+                      </a:ext>
+                    </a:extLst>
+                  </pic:spPr>
+                </pic:pic>
+              </a:graphicData>
+            </a:graphic>
+          </wp:inline>
+        </w:drawing>
+      </w:r>
+    </w:p>
     <w:sectPr>
+      <w:footerReference w:type="first" r:id="rId28"/>
       <w:pgSz w:w="12240" w:h="15840"/>
       <w:pgMar w:top="720" w:right="720" w:bottom="720" w:left="720" w:header="720" w:footer="720" w:gutter="0"/>
+      <w:pgNumType w:start="1"/>
       <w:cols w:space="720"/>
+      <w:titlePg/>
       <w:docGrid w:linePitch="360"/>
     </w:sectPr>
   </w:body>
 </w:document>
 </file>
 
+<file path=word/endnotes.xml><?xml version="1.0" encoding="utf-8"?>
+<w:endnotes xmlns:wpc="http://schemas.microsoft.com/office/word/2010/wordprocessingCanvas" xmlns:cx="http://schemas.microsoft.com/office/drawing/2014/chartex" xmlns:cx1="http://schemas.microsoft.com/office/drawing/2015/9/8/chartex" xmlns:cx2="http://schemas.microsoft.com/office/drawing/2015/10/21/chartex" xmlns:cx3="http://schemas.microsoft.com/office/drawing/2016/5/9/chartex" xmlns:cx4="http://schemas.microsoft.com/office/drawing/2016/5/10/chartex" xmlns:cx5="http://schemas.microsoft.com/office/drawing/2016/5/11/chartex" xmlns:cx6="http://schemas.microsoft.com/office/drawing/2016/5/12/chartex" xmlns:cx7="http://schemas.microsoft.com/office/drawing/2016/5/13/chartex" xmlns:cx8="http://schemas.microsoft.com/office/drawing/2016/5/14/chartex" xmlns:mc="http://schemas.openxmlformats.org/markup-compatibility/2006" xmlns:aink="http://schemas.microsoft.com/office/drawing/2016/ink" xmlns:am3d="http://schemas.microsoft.com/office/drawing/2017/model3d" xmlns:o="urn:schemas-microsoft-com:office:office" xmlns:oel="http://schemas.microsoft.com/office/2019/extlst" xmlns:r="http://schemas.openxmlformats.org/officeDocument/2006/relationships" xmlns:m="http://schemas.openxmlformats.org/officeDocument/2006/math" xmlns:v="urn:schemas-microsoft-com:vml" xmlns:wp14="http://schemas.microsoft.com/office/word/2010/wordprocessingDrawing" xmlns:wp="http://schemas.openxmlformats.org/drawingml/2006/wordprocessingDrawing" xmlns:w10="urn:schemas-microsoft-com:office:word" xmlns:w="http://schemas.openxmlformats.org/wordprocessingml/2006/main" xmlns:w14="http://schemas.microsoft.com/office/word/2010/wordml" xmlns:w15="http://schemas.microsoft.com/office/word/2012/wordml" xmlns:w16cex="http://schemas.microsoft.com/office/word/2018/wordml/cex" xmlns:w16cid="http://schemas.microsoft.com/office/word/2016/wordml/cid" xmlns:w16="http://schemas.microsoft.com/office/word/2018/wordml" xmlns:w16sdtdh="http://schemas.microsoft.com/office/word/2020/wordml/sdtdatahash" xmlns:w16se="http://schemas.microsoft.com/office/word/2015/wordml/symex" xmlns:wpg="http://schemas.microsoft.com/office/word/2010/wordprocessingGroup" xmlns:wpi="http://schemas.microsoft.com/office/word/2010/wordprocessingInk" xmlns:wne="http://schemas.microsoft.com/office/word/2006/wordml" xmlns:wps="http://schemas.microsoft.com/office/word/2010/wordprocessingShape" mc:Ignorable="w14 w15 w16se w16cid w16 w16cex w16sdtdh wp14">
+  <w:endnote w:type="separator" w:id="-1">
+    <w:p>
+      <w:pPr>
+        <w:spacing w:before="0" w:after="0" w:line="240" w:lineRule="auto"/>
+      </w:pPr>
+      <w:r>
+        <w:separator/>
+      </w:r>
+    </w:p>
+  </w:endnote>
+  <w:endnote w:type="continuationSeparator" w:id="0">
+    <w:p>
+      <w:pPr>
+        <w:spacing w:before="0" w:after="0" w:line="240" w:lineRule="auto"/>
+      </w:pPr>
+      <w:r>
+        <w:continuationSeparator/>
+      </w:r>
+    </w:p>
+  </w:endnote>
+</w:endnotes>
+</file>
+
+<file path=word/footer1.xml><?xml version="1.0" encoding="utf-8"?>
+<w:ftr xmlns:wpc="http://schemas.microsoft.com/office/word/2010/wordprocessingCanvas" xmlns:cx="http://schemas.microsoft.com/office/drawing/2014/chartex" xmlns:cx1="http://schemas.microsoft.com/office/drawing/2015/9/8/chartex" xmlns:cx2="http://schemas.microsoft.com/office/drawing/2015/10/21/chartex" xmlns:cx3="http://schemas.microsoft.com/office/drawing/2016/5/9/chartex" xmlns:cx4="http://schemas.microsoft.com/office/drawing/2016/5/10/chartex" xmlns:cx5="http://schemas.microsoft.com/office/drawing/2016/5/11/chartex" xmlns:cx6="http://schemas.microsoft.com/office/drawing/2016/5/12/chartex" xmlns:cx7="http://schemas.microsoft.com/office/drawing/2016/5/13/chartex" xmlns:cx8="http://schemas.microsoft.com/office/drawing/2016/5/14/chartex" xmlns:mc="http://schemas.openxmlformats.org/markup-compatibility/2006" xmlns:aink="http://schemas.microsoft.com/office/drawing/2016/ink" xmlns:am3d="http://schemas.microsoft.com/office/drawing/2017/model3d" xmlns:o="urn:schemas-microsoft-com:office:office" xmlns:oel="http://schemas.microsoft.com/office/2019/extlst" xmlns:r="http://schemas.openxmlformats.org/officeDocument/2006/relationships" xmlns:m="http://schemas.openxmlformats.org/officeDocument/2006/math" xmlns:v="urn:schemas-microsoft-com:vml" xmlns:wp14="http://schemas.microsoft.com/office/word/2010/wordprocessingDrawing" xmlns:wp="http://schemas.openxmlformats.org/drawingml/2006/wordprocessingDrawing" xmlns:w10="urn:schemas-microsoft-com:office:word" xmlns:w="http://schemas.openxmlformats.org/wordprocessingml/2006/main" xmlns:w14="http://schemas.microsoft.com/office/word/2010/wordml" xmlns:w15="http://schemas.microsoft.com/office/word/2012/wordml" xmlns:w16cex="http://schemas.microsoft.com/office/word/2018/wordml/cex" xmlns:w16cid="http://schemas.microsoft.com/office/word/2016/wordml/cid" xmlns:w16="http://schemas.microsoft.com/office/word/2018/wordml" xmlns:w16sdtdh="http://schemas.microsoft.com/office/word/2020/wordml/sdtdatahash" xmlns:w16se="http://schemas.microsoft.com/office/word/2015/wordml/symex" xmlns:wpg="http://schemas.microsoft.com/office/word/2010/wordprocessingGroup" xmlns:wpi="http://schemas.microsoft.com/office/word/2010/wordprocessingInk" xmlns:wne="http://schemas.microsoft.com/office/word/2006/wordml" xmlns:wps="http://schemas.microsoft.com/office/word/2010/wordprocessingShape" mc:Ignorable="w14 w15 w16se w16cid w16 w16cex w16sdtdh wp14">
+  <w:sdt>
+    <w:sdtPr>
+      <w:id w:val="-237250737"/>
+      <w:docPartObj>
+        <w:docPartGallery w:val="Page Numbers (Bottom of Page)"/>
+        <w:docPartUnique/>
+      </w:docPartObj>
+    </w:sdtPr>
+    <w:sdtEndPr>
+      <w:rPr>
+        <w:noProof/>
+      </w:rPr>
+    </w:sdtEndPr>
+    <w:sdtContent>
+      <w:p>
+        <w:pPr>
+          <w:pStyle w:val="Footer"/>
+          <w:jc w:val="right"/>
+        </w:pPr>
+        <w:r>
+          <w:fldChar w:fldCharType="begin"/>
+        </w:r>
+        <w:r>
+          <w:instrText xml:space="preserve"> PAGE   \* MERGEFORMAT </w:instrText>
+        </w:r>
+        <w:r>
+          <w:fldChar w:fldCharType="separate"/>
+        </w:r>
+        <w:r>
+          <w:rPr>
+            <w:noProof/>
+          </w:rPr>
+          <w:t>2</w:t>
+        </w:r>
+        <w:r>
+          <w:rPr>
+            <w:noProof/>
+          </w:rPr>
+          <w:fldChar w:fldCharType="end"/>
+        </w:r>
+      </w:p>
+    </w:sdtContent>
+  </w:sdt>
+  <w:p>
+    <w:pPr>
+      <w:pStyle w:val="Footer"/>
+    </w:pPr>
+  </w:p>
+</w:ftr>
+</file>
+
+<file path=word/footer2.xml><?xml version="1.0" encoding="utf-8"?>
+<w:ftr xmlns:wpc="http://schemas.microsoft.com/office/word/2010/wordprocessingCanvas" xmlns:cx="http://schemas.microsoft.com/office/drawing/2014/chartex" xmlns:cx1="http://schemas.microsoft.com/office/drawing/2015/9/8/chartex" xmlns:cx2="http://schemas.microsoft.com/office/drawing/2015/10/21/chartex" xmlns:cx3="http://schemas.microsoft.com/office/drawing/2016/5/9/chartex" xmlns:cx4="http://schemas.microsoft.com/office/drawing/2016/5/10/chartex" xmlns:cx5="http://schemas.microsoft.com/office/drawing/2016/5/11/chartex" xmlns:cx6="http://schemas.microsoft.com/office/drawing/2016/5/12/chartex" xmlns:cx7="http://schemas.microsoft.com/office/drawing/2016/5/13/chartex" xmlns:cx8="http://schemas.microsoft.com/office/drawing/2016/5/14/chartex" xmlns:mc="http://schemas.openxmlformats.org/markup-compatibility/2006" xmlns:aink="http://schemas.microsoft.com/office/drawing/2016/ink" xmlns:am3d="http://schemas.microsoft.com/office/drawing/2017/model3d" xmlns:o="urn:schemas-microsoft-com:office:office" xmlns:oel="http://schemas.microsoft.com/office/2019/extlst" xmlns:r="http://schemas.openxmlformats.org/officeDocument/2006/relationships" xmlns:m="http://schemas.openxmlformats.org/officeDocument/2006/math" xmlns:v="urn:schemas-microsoft-com:vml" xmlns:wp14="http://schemas.microsoft.com/office/word/2010/wordprocessingDrawing" xmlns:wp="http://schemas.openxmlformats.org/drawingml/2006/wordprocessingDrawing" xmlns:w10="urn:schemas-microsoft-com:office:word" xmlns:w="http://schemas.openxmlformats.org/wordprocessingml/2006/main" xmlns:w14="http://schemas.microsoft.com/office/word/2010/wordml" xmlns:w15="http://schemas.microsoft.com/office/word/2012/wordml" xmlns:w16cex="http://schemas.microsoft.com/office/word/2018/wordml/cex" xmlns:w16cid="http://schemas.microsoft.com/office/word/2016/wordml/cid" xmlns:w16="http://schemas.microsoft.com/office/word/2018/wordml" xmlns:w16sdtdh="http://schemas.microsoft.com/office/word/2020/wordml/sdtdatahash" xmlns:w16se="http://schemas.microsoft.com/office/word/2015/wordml/symex" xmlns:wpg="http://schemas.microsoft.com/office/word/2010/wordprocessingGroup" xmlns:wpi="http://schemas.microsoft.com/office/word/2010/wordprocessingInk" xmlns:wne="http://schemas.microsoft.com/office/word/2006/wordml" xmlns:wps="http://schemas.microsoft.com/office/word/2010/wordprocessingShape" mc:Ignorable="w14 w15 w16se w16cid w16 w16cex w16sdtdh wp14">
+  <w:sdt>
+    <w:sdtPr>
+      <w:id w:val="616411833"/>
+      <w:docPartObj>
+        <w:docPartGallery w:val="Page Numbers (Bottom of Page)"/>
+        <w:docPartUnique/>
+      </w:docPartObj>
+    </w:sdtPr>
+    <w:sdtEndPr>
+      <w:rPr>
+        <w:noProof/>
+      </w:rPr>
+    </w:sdtEndPr>
+    <w:sdtContent>
+      <w:p>
+        <w:pPr>
+          <w:pStyle w:val="Footer"/>
+          <w:jc w:val="right"/>
+        </w:pPr>
+        <w:r>
+          <w:fldChar w:fldCharType="begin"/>
+        </w:r>
+        <w:r>
+          <w:instrText xml:space="preserve"> PAGE   \* MERGEFORMAT </w:instrText>
+        </w:r>
+        <w:r>
+          <w:fldChar w:fldCharType="separate"/>
+        </w:r>
+        <w:r>
+          <w:rPr>
+            <w:noProof/>
+          </w:rPr>
+          <w:t>2</w:t>
+        </w:r>
+        <w:r>
+          <w:rPr>
+            <w:noProof/>
+          </w:rPr>
+          <w:fldChar w:fldCharType="end"/>
+        </w:r>
+      </w:p>
+    </w:sdtContent>
+  </w:sdt>
+  <w:p>
+    <w:pPr>
+      <w:pStyle w:val="Footer"/>
+    </w:pPr>
+  </w:p>
+</w:ftr>
+</file>
+
+<file path=word/footnotes.xml><?xml version="1.0" encoding="utf-8"?>
+<w:footnotes xmlns:wpc="http://schemas.microsoft.com/office/word/2010/wordprocessingCanvas" xmlns:cx="http://schemas.microsoft.com/office/drawing/2014/chartex" xmlns:cx1="http://schemas.microsoft.com/office/drawing/2015/9/8/chartex" xmlns:cx2="http://schemas.microsoft.com/office/drawing/2015/10/21/chartex" xmlns:cx3="http://schemas.microsoft.com/office/drawing/2016/5/9/chartex" xmlns:cx4="http://schemas.microsoft.com/office/drawing/2016/5/10/chartex" xmlns:cx5="http://schemas.microsoft.com/office/drawing/2016/5/11/chartex" xmlns:cx6="http://schemas.microsoft.com/office/drawing/2016/5/12/chartex" xmlns:cx7="http://schemas.microsoft.com/office/drawing/2016/5/13/chartex" xmlns:cx8="http://schemas.microsoft.com/office/drawing/2016/5/14/chartex" xmlns:mc="http://schemas.openxmlformats.org/markup-compatibility/2006" xmlns:aink="http://schemas.microsoft.com/office/drawing/2016/ink" xmlns:am3d="http://schemas.microsoft.com/office/drawing/2017/model3d" xmlns:o="urn:schemas-microsoft-com:office:office" xmlns:oel="http://schemas.microsoft.com/office/2019/extlst" xmlns:r="http://schemas.openxmlformats.org/officeDocument/2006/relationships" xmlns:m="http://schemas.openxmlformats.org/officeDocument/2006/math" xmlns:v="urn:schemas-microsoft-com:vml" xmlns:wp14="http://schemas.microsoft.com/office/word/2010/wordprocessingDrawing" xmlns:wp="http://schemas.openxmlformats.org/drawingml/2006/wordprocessingDrawing" xmlns:w10="urn:schemas-microsoft-com:office:word" xmlns:w="http://schemas.openxmlformats.org/wordprocessingml/2006/main" xmlns:w14="http://schemas.microsoft.com/office/word/2010/wordml" xmlns:w15="http://schemas.microsoft.com/office/word/2012/wordml" xmlns:w16cex="http://schemas.microsoft.com/office/word/2018/wordml/cex" xmlns:w16cid="http://schemas.microsoft.com/office/word/2016/wordml/cid" xmlns:w16="http://schemas.microsoft.com/office/word/2018/wordml" xmlns:w16sdtdh="http://schemas.microsoft.com/office/word/2020/wordml/sdtdatahash" xmlns:w16se="http://schemas.microsoft.com/office/word/2015/wordml/symex" xmlns:wpg="http://schemas.microsoft.com/office/word/2010/wordprocessingGroup" xmlns:wpi="http://schemas.microsoft.com/office/word/2010/wordprocessingInk" xmlns:wne="http://schemas.microsoft.com/office/word/2006/wordml" xmlns:wps="http://schemas.microsoft.com/office/word/2010/wordprocessingShape" mc:Ignorable="w14 w15 w16se w16cid w16 w16cex w16sdtdh wp14">
+  <w:footnote w:type="separator" w:id="-1">
+    <w:p>
+      <w:pPr>
+        <w:spacing w:before="0" w:after="0" w:line="240" w:lineRule="auto"/>
+      </w:pPr>
+      <w:r>
+        <w:separator/>
+      </w:r>
+    </w:p>
+  </w:footnote>
+  <w:footnote w:type="continuationSeparator" w:id="0">
+    <w:p>
+      <w:pPr>
+        <w:spacing w:before="0" w:after="0" w:line="240" w:lineRule="auto"/>
+      </w:pPr>
+      <w:r>
+        <w:continuationSeparator/>
+      </w:r>
+    </w:p>
+  </w:footnote>
+</w:footnotes>
+</file>
+
 <file path=word/numbering.xml><?xml version="1.0" encoding="utf-8"?>
 <w:numbering xmlns:wpc="http://schemas.microsoft.com/office/word/2010/wordprocessingCanvas" xmlns:cx="http://schemas.microsoft.com/office/drawing/2014/chartex" xmlns:cx1="http://schemas.microsoft.com/office/drawing/2015/9/8/chartex" xmlns:cx2="http://schemas.microsoft.com/office/drawing/2015/10/21/chartex" xmlns:cx3="http://schemas.microsoft.com/office/drawing/2016/5/9/chartex" xmlns:cx4="http://schemas.microsoft.com/office/drawing/2016/5/10/chartex" xmlns:cx5="http://schemas.microsoft.com/office/drawing/2016/5/11/chartex" xmlns:cx6="http://schemas.microsoft.com/office/drawing/2016/5/12/chartex" xmlns:cx7="http://schemas.microsoft.com/office/drawing/2016/5/13/chartex" xmlns:cx8="http://schemas.microsoft.com/office/drawing/2016/5/14/chartex" xmlns:mc="http://schemas.openxmlformats.org/markup-compatibility/2006" xmlns:aink="http://schemas.microsoft.com/office/drawing/2016/ink" xmlns:am3d="http://schemas.microsoft.com/office/drawing/2017/model3d" xmlns:o="urn:schemas-microsoft-com:office:office" xmlns:oel="http://schemas.microsoft.com/office/2019/extlst" xmlns:r="http://schemas.openxmlformats.org/officeDocument/2006/relationships" xmlns:m="http://schemas.openxmlformats.org/officeDocument/2006/math" xmlns:v="urn:schemas-microsoft-com:vml" xmlns:wp14="http://schemas.microsoft.com/office/word/2010/wordprocessingDrawing" xmlns:wp="http://schemas.openxmlformats.org/drawingml/2006/wordprocessingDrawing" xmlns:w10="urn:schemas-microsoft-com:office:word" xmlns:w="http://schemas.openxmlformats.org/wordprocessingml/2006/main" xmlns:w14="http://schemas.microsoft.com/office/word/2010/wordml" xmlns:w15="http://schemas.microsoft.com/office/word/2012/wordml" xmlns:w16cex="http://schemas.microsoft.com/office/word/2018/wordml/cex" xmlns:w16cid="http://schemas.microsoft.com/office/word/2016/wordml/cid" xmlns:w16="http://schemas.microsoft.com/office/word/2018/wordml" xmlns:w16sdtdh="http://schemas.microsoft.com/office/word/2020/wordml/sdtdatahash" xmlns:w16se="http://schemas.microsoft.com/office/word/2015/wordml/symex" xmlns:wpg="http://schemas.microsoft.com/office/word/2010/wordprocessingGroup" xmlns:wpi="http://schemas.microsoft.com/office/word/2010/wordprocessingInk" xmlns:wne="http://schemas.microsoft.com/office/word/2006/wordml" xmlns:wps="http://schemas.microsoft.com/office/word/2010/wordprocessingShape" mc:Ignorable="w14 w15 w16se w16cid w16 w16cex w16sdtdh wp14">
   <w:abstractNum w:abstractNumId="0" w15:restartNumberingAfterBreak="0">
+    <w:nsid w:val="01E97360"/>
+    <w:multiLevelType w:val="hybridMultilevel"/>
+    <w:tmpl w:val="CFFA55B4"/>
+    <w:lvl w:ilvl="0" w:tplc="0409000F">
+      <w:start w:val="1"/>
+      <w:numFmt w:val="decimal"/>
+      <w:lvlText w:val="%1."/>
+      <w:lvlJc w:val="left"/>
+      <w:pPr>
+        <w:ind w:left="720" w:hanging="360"/>
+      </w:pPr>
+    </w:lvl>
+    <w:lvl w:ilvl="1" w:tplc="04090019" w:tentative="1">
+      <w:start w:val="1"/>
+      <w:numFmt w:val="lowerLetter"/>
+      <w:lvlText w:val="%2."/>
+      <w:lvlJc w:val="left"/>
+      <w:pPr>
+        <w:ind w:left="1440" w:hanging="360"/>
+      </w:pPr>
+    </w:lvl>
+    <w:lvl w:ilvl="2" w:tplc="0409001B" w:tentative="1">
+      <w:start w:val="1"/>
+      <w:numFmt w:val="lowerRoman"/>
+      <w:lvlText w:val="%3."/>
+      <w:lvlJc w:val="right"/>
+      <w:pPr>
+        <w:ind w:left="2160" w:hanging="180"/>
+      </w:pPr>
+    </w:lvl>
+    <w:lvl w:ilvl="3" w:tplc="0409000F" w:tentative="1">
+      <w:start w:val="1"/>
+      <w:numFmt w:val="decimal"/>
+      <w:lvlText w:val="%4."/>
+      <w:lvlJc w:val="left"/>
+      <w:pPr>
+        <w:ind w:left="2880" w:hanging="360"/>
+      </w:pPr>
+    </w:lvl>
+    <w:lvl w:ilvl="4" w:tplc="04090019" w:tentative="1">
+      <w:start w:val="1"/>
+      <w:numFmt w:val="lowerLetter"/>
+      <w:lvlText w:val="%5."/>
+      <w:lvlJc w:val="left"/>
+      <w:pPr>
+        <w:ind w:left="3600" w:hanging="360"/>
+      </w:pPr>
+    </w:lvl>
+    <w:lvl w:ilvl="5" w:tplc="0409001B" w:tentative="1">
+      <w:start w:val="1"/>
+      <w:numFmt w:val="lowerRoman"/>
+      <w:lvlText w:val="%6."/>
+      <w:lvlJc w:val="right"/>
+      <w:pPr>
+        <w:ind w:left="4320" w:hanging="180"/>
+      </w:pPr>
+    </w:lvl>
+    <w:lvl w:ilvl="6" w:tplc="0409000F" w:tentative="1">
+      <w:start w:val="1"/>
+      <w:numFmt w:val="decimal"/>
+      <w:lvlText w:val="%7."/>
+      <w:lvlJc w:val="left"/>
+      <w:pPr>
+        <w:ind w:left="5040" w:hanging="360"/>
+      </w:pPr>
+    </w:lvl>
+    <w:lvl w:ilvl="7" w:tplc="04090019" w:tentative="1">
+      <w:start w:val="1"/>
+      <w:numFmt w:val="lowerLetter"/>
+      <w:lvlText w:val="%8."/>
+      <w:lvlJc w:val="left"/>
+      <w:pPr>
+        <w:ind w:left="5760" w:hanging="360"/>
+      </w:pPr>
+    </w:lvl>
+    <w:lvl w:ilvl="8" w:tplc="0409001B" w:tentative="1">
+      <w:start w:val="1"/>
+      <w:numFmt w:val="lowerRoman"/>
+      <w:lvlText w:val="%9."/>
+      <w:lvlJc w:val="right"/>
+      <w:pPr>
+        <w:ind w:left="6480" w:hanging="180"/>
+      </w:pPr>
+    </w:lvl>
+  </w:abstractNum>
+  <w:abstractNum w:abstractNumId="1" w15:restartNumberingAfterBreak="0">
+    <w:nsid w:val="097A4BC4"/>
+    <w:multiLevelType w:val="hybridMultilevel"/>
+    <w:tmpl w:val="C854C636"/>
+    <w:lvl w:ilvl="0" w:tplc="FFFFFFFF">
+      <w:start w:val="1"/>
+      <w:numFmt w:val="decimal"/>
+      <w:lvlText w:val="%1."/>
+      <w:lvlJc w:val="left"/>
+      <w:pPr>
+        <w:ind w:left="720" w:hanging="360"/>
+      </w:pPr>
+    </w:lvl>
+    <w:lvl w:ilvl="1" w:tplc="08090019">
+      <w:start w:val="1"/>
+      <w:numFmt w:val="lowerLetter"/>
+      <w:lvlText w:val="%2."/>
+      <w:lvlJc w:val="left"/>
+      <w:pPr>
+        <w:ind w:left="1440" w:hanging="360"/>
+      </w:pPr>
+    </w:lvl>
+    <w:lvl w:ilvl="2" w:tplc="0809001B" w:tentative="1">
+      <w:start w:val="1"/>
+      <w:numFmt w:val="lowerRoman"/>
+      <w:lvlText w:val="%3."/>
+      <w:lvlJc w:val="right"/>
+      <w:pPr>
+        <w:ind w:left="2160" w:hanging="180"/>
+      </w:pPr>
+    </w:lvl>
+    <w:lvl w:ilvl="3" w:tplc="0809000F" w:tentative="1">
+      <w:start w:val="1"/>
+      <w:numFmt w:val="decimal"/>
+      <w:lvlText w:val="%4."/>
+      <w:lvlJc w:val="left"/>
+      <w:pPr>
+        <w:ind w:left="2880" w:hanging="360"/>
+      </w:pPr>
+    </w:lvl>
+    <w:lvl w:ilvl="4" w:tplc="08090019" w:tentative="1">
+      <w:start w:val="1"/>
+      <w:numFmt w:val="lowerLetter"/>
+      <w:lvlText w:val="%5."/>
+      <w:lvlJc w:val="left"/>
+      <w:pPr>
+        <w:ind w:left="3600" w:hanging="360"/>
+      </w:pPr>
+    </w:lvl>
+    <w:lvl w:ilvl="5" w:tplc="0809001B" w:tentative="1">
+      <w:start w:val="1"/>
+      <w:numFmt w:val="lowerRoman"/>
+      <w:lvlText w:val="%6."/>
+      <w:lvlJc w:val="right"/>
+      <w:pPr>
+        <w:ind w:left="4320" w:hanging="180"/>
+      </w:pPr>
+    </w:lvl>
+    <w:lvl w:ilvl="6" w:tplc="0809000F" w:tentative="1">
+      <w:start w:val="1"/>
+      <w:numFmt w:val="decimal"/>
+      <w:lvlText w:val="%7."/>
+      <w:lvlJc w:val="left"/>
+      <w:pPr>
+        <w:ind w:left="5040" w:hanging="360"/>
+      </w:pPr>
+    </w:lvl>
+    <w:lvl w:ilvl="7" w:tplc="08090019" w:tentative="1">
+      <w:start w:val="1"/>
+      <w:numFmt w:val="lowerLetter"/>
+      <w:lvlText w:val="%8."/>
+      <w:lvlJc w:val="left"/>
+      <w:pPr>
+        <w:ind w:left="5760" w:hanging="360"/>
+      </w:pPr>
+    </w:lvl>
+    <w:lvl w:ilvl="8" w:tplc="0809001B" w:tentative="1">
+      <w:start w:val="1"/>
+      <w:numFmt w:val="lowerRoman"/>
+      <w:lvlText w:val="%9."/>
+      <w:lvlJc w:val="right"/>
+      <w:pPr>
+        <w:ind w:left="6480" w:hanging="180"/>
+      </w:pPr>
+    </w:lvl>
+  </w:abstractNum>
+  <w:abstractNum w:abstractNumId="2" w15:restartNumberingAfterBreak="0">
+    <w:nsid w:val="0EB72D76"/>
+    <w:multiLevelType w:val="hybridMultilevel"/>
+    <w:tmpl w:val="C854C636"/>
+    <w:lvl w:ilvl="0" w:tplc="FFFFFFFF">
+      <w:start w:val="1"/>
+      <w:numFmt w:val="decimal"/>
+      <w:lvlText w:val="%1."/>
+      <w:lvlJc w:val="left"/>
+      <w:pPr>
+        <w:ind w:left="720" w:hanging="360"/>
+      </w:pPr>
+    </w:lvl>
+    <w:lvl w:ilvl="1" w:tplc="FFFFFFFF">
+      <w:start w:val="1"/>
+      <w:numFmt w:val="lowerLetter"/>
+      <w:lvlText w:val="%2."/>
+      <w:lvlJc w:val="left"/>
+      <w:pPr>
+        <w:ind w:left="1440" w:hanging="360"/>
+      </w:pPr>
+    </w:lvl>
+    <w:lvl w:ilvl="2" w:tplc="FFFFFFFF" w:tentative="1">
+      <w:start w:val="1"/>
+      <w:numFmt w:val="lowerRoman"/>
+      <w:lvlText w:val="%3."/>
+      <w:lvlJc w:val="right"/>
+      <w:pPr>
+        <w:ind w:left="2160" w:hanging="180"/>
+      </w:pPr>
+    </w:lvl>
+    <w:lvl w:ilvl="3" w:tplc="FFFFFFFF" w:tentative="1">
+      <w:start w:val="1"/>
+      <w:numFmt w:val="decimal"/>
+      <w:lvlText w:val="%4."/>
+      <w:lvlJc w:val="left"/>
+      <w:pPr>
+        <w:ind w:left="2880" w:hanging="360"/>
+      </w:pPr>
+    </w:lvl>
+    <w:lvl w:ilvl="4" w:tplc="FFFFFFFF" w:tentative="1">
+      <w:start w:val="1"/>
+      <w:numFmt w:val="lowerLetter"/>
+      <w:lvlText w:val="%5."/>
+      <w:lvlJc w:val="left"/>
+      <w:pPr>
+        <w:ind w:left="3600" w:hanging="360"/>
+      </w:pPr>
+    </w:lvl>
+    <w:lvl w:ilvl="5" w:tplc="FFFFFFFF" w:tentative="1">
+      <w:start w:val="1"/>
+      <w:numFmt w:val="lowerRoman"/>
+      <w:lvlText w:val="%6."/>
+      <w:lvlJc w:val="right"/>
+      <w:pPr>
+        <w:ind w:left="4320" w:hanging="180"/>
+      </w:pPr>
+    </w:lvl>
+    <w:lvl w:ilvl="6" w:tplc="FFFFFFFF" w:tentative="1">
+      <w:start w:val="1"/>
+      <w:numFmt w:val="decimal"/>
+      <w:lvlText w:val="%7."/>
+      <w:lvlJc w:val="left"/>
+      <w:pPr>
+        <w:ind w:left="5040" w:hanging="360"/>
+      </w:pPr>
+    </w:lvl>
+    <w:lvl w:ilvl="7" w:tplc="FFFFFFFF" w:tentative="1">
+      <w:start w:val="1"/>
+      <w:numFmt w:val="lowerLetter"/>
+      <w:lvlText w:val="%8."/>
+      <w:lvlJc w:val="left"/>
+      <w:pPr>
+        <w:ind w:left="5760" w:hanging="360"/>
+      </w:pPr>
+    </w:lvl>
+    <w:lvl w:ilvl="8" w:tplc="FFFFFFFF" w:tentative="1">
+      <w:start w:val="1"/>
+      <w:numFmt w:val="lowerRoman"/>
+      <w:lvlText w:val="%9."/>
+      <w:lvlJc w:val="right"/>
+      <w:pPr>
+        <w:ind w:left="6480" w:hanging="180"/>
+      </w:pPr>
+    </w:lvl>
+  </w:abstractNum>
+  <w:abstractNum w:abstractNumId="3" w15:restartNumberingAfterBreak="0">
+    <w:nsid w:val="16BB398F"/>
+    <w:multiLevelType w:val="hybridMultilevel"/>
+    <w:tmpl w:val="96863EBA"/>
+    <w:lvl w:ilvl="0" w:tplc="FFFFFFFF">
+      <w:start w:val="1"/>
+      <w:numFmt w:val="decimal"/>
+      <w:lvlText w:val="%1."/>
+      <w:lvlJc w:val="left"/>
+      <w:pPr>
+        <w:ind w:left="720" w:hanging="360"/>
+      </w:pPr>
+    </w:lvl>
+    <w:lvl w:ilvl="1" w:tplc="FFFFFFFF">
+      <w:start w:val="1"/>
+      <w:numFmt w:val="lowerLetter"/>
+      <w:lvlText w:val="%2."/>
+      <w:lvlJc w:val="left"/>
+      <w:pPr>
+        <w:ind w:left="1440" w:hanging="360"/>
+      </w:pPr>
+    </w:lvl>
+    <w:lvl w:ilvl="2" w:tplc="FFFFFFFF" w:tentative="1">
+      <w:start w:val="1"/>
+      <w:numFmt w:val="lowerRoman"/>
+      <w:lvlText w:val="%3."/>
+      <w:lvlJc w:val="right"/>
+      <w:pPr>
+        <w:ind w:left="2160" w:hanging="180"/>
+      </w:pPr>
+    </w:lvl>
+    <w:lvl w:ilvl="3" w:tplc="FFFFFFFF" w:tentative="1">
+      <w:start w:val="1"/>
+      <w:numFmt w:val="decimal"/>
+      <w:lvlText w:val="%4."/>
+      <w:lvlJc w:val="left"/>
+      <w:pPr>
+        <w:ind w:left="2880" w:hanging="360"/>
+      </w:pPr>
+    </w:lvl>
+    <w:lvl w:ilvl="4" w:tplc="FFFFFFFF" w:tentative="1">
+      <w:start w:val="1"/>
+      <w:numFmt w:val="lowerLetter"/>
+      <w:lvlText w:val="%5."/>
+      <w:lvlJc w:val="left"/>
+      <w:pPr>
+        <w:ind w:left="3600" w:hanging="360"/>
+      </w:pPr>
+    </w:lvl>
+    <w:lvl w:ilvl="5" w:tplc="FFFFFFFF" w:tentative="1">
+      <w:start w:val="1"/>
+      <w:numFmt w:val="lowerRoman"/>
+      <w:lvlText w:val="%6."/>
+      <w:lvlJc w:val="right"/>
+      <w:pPr>
+        <w:ind w:left="4320" w:hanging="180"/>
+      </w:pPr>
+    </w:lvl>
+    <w:lvl w:ilvl="6" w:tplc="FFFFFFFF" w:tentative="1">
+      <w:start w:val="1"/>
+      <w:numFmt w:val="decimal"/>
+      <w:lvlText w:val="%7."/>
+      <w:lvlJc w:val="left"/>
+      <w:pPr>
+        <w:ind w:left="5040" w:hanging="360"/>
+      </w:pPr>
+    </w:lvl>
+    <w:lvl w:ilvl="7" w:tplc="FFFFFFFF" w:tentative="1">
+      <w:start w:val="1"/>
+      <w:numFmt w:val="lowerLetter"/>
+      <w:lvlText w:val="%8."/>
+      <w:lvlJc w:val="left"/>
+      <w:pPr>
+        <w:ind w:left="5760" w:hanging="360"/>
+      </w:pPr>
+    </w:lvl>
+    <w:lvl w:ilvl="8" w:tplc="FFFFFFFF" w:tentative="1">
+      <w:start w:val="1"/>
+      <w:numFmt w:val="lowerRoman"/>
+      <w:lvlText w:val="%9."/>
+      <w:lvlJc w:val="right"/>
+      <w:pPr>
+        <w:ind w:left="6480" w:hanging="180"/>
+      </w:pPr>
+    </w:lvl>
+  </w:abstractNum>
+  <w:abstractNum w:abstractNumId="4" w15:restartNumberingAfterBreak="0">
+    <w:nsid w:val="19726C7E"/>
+    <w:multiLevelType w:val="hybridMultilevel"/>
+    <w:tmpl w:val="C47AF21E"/>
+    <w:lvl w:ilvl="0" w:tplc="0409000F">
+      <w:start w:val="1"/>
+      <w:numFmt w:val="decimal"/>
+      <w:lvlText w:val="%1."/>
+      <w:lvlJc w:val="left"/>
+      <w:pPr>
+        <w:ind w:left="720" w:hanging="360"/>
+      </w:pPr>
+    </w:lvl>
+    <w:lvl w:ilvl="1" w:tplc="04090019" w:tentative="1">
+      <w:start w:val="1"/>
+      <w:numFmt w:val="lowerLetter"/>
+      <w:lvlText w:val="%2."/>
+      <w:lvlJc w:val="left"/>
+      <w:pPr>
+        <w:ind w:left="1440" w:hanging="360"/>
+      </w:pPr>
+    </w:lvl>
+    <w:lvl w:ilvl="2" w:tplc="0409001B" w:tentative="1">
+      <w:start w:val="1"/>
+      <w:numFmt w:val="lowerRoman"/>
+      <w:lvlText w:val="%3."/>
+      <w:lvlJc w:val="right"/>
+      <w:pPr>
+        <w:ind w:left="2160" w:hanging="180"/>
+      </w:pPr>
+    </w:lvl>
+    <w:lvl w:ilvl="3" w:tplc="0409000F" w:tentative="1">
+      <w:start w:val="1"/>
+      <w:numFmt w:val="decimal"/>
+      <w:lvlText w:val="%4."/>
+      <w:lvlJc w:val="left"/>
+      <w:pPr>
+        <w:ind w:left="2880" w:hanging="360"/>
+      </w:pPr>
+    </w:lvl>
+    <w:lvl w:ilvl="4" w:tplc="04090019" w:tentative="1">
+      <w:start w:val="1"/>
+      <w:numFmt w:val="lowerLetter"/>
+      <w:lvlText w:val="%5."/>
+      <w:lvlJc w:val="left"/>
+      <w:pPr>
+        <w:ind w:left="3600" w:hanging="360"/>
+      </w:pPr>
+    </w:lvl>
+    <w:lvl w:ilvl="5" w:tplc="0409001B" w:tentative="1">
+      <w:start w:val="1"/>
+      <w:numFmt w:val="lowerRoman"/>
+      <w:lvlText w:val="%6."/>
+      <w:lvlJc w:val="right"/>
+      <w:pPr>
+        <w:ind w:left="4320" w:hanging="180"/>
+      </w:pPr>
+    </w:lvl>
+    <w:lvl w:ilvl="6" w:tplc="0409000F" w:tentative="1">
+      <w:start w:val="1"/>
+      <w:numFmt w:val="decimal"/>
+      <w:lvlText w:val="%7."/>
+      <w:lvlJc w:val="left"/>
+      <w:pPr>
+        <w:ind w:left="5040" w:hanging="360"/>
+      </w:pPr>
+    </w:lvl>
+    <w:lvl w:ilvl="7" w:tplc="04090019" w:tentative="1">
+      <w:start w:val="1"/>
+      <w:numFmt w:val="lowerLetter"/>
+      <w:lvlText w:val="%8."/>
+      <w:lvlJc w:val="left"/>
+      <w:pPr>
+        <w:ind w:left="5760" w:hanging="360"/>
+      </w:pPr>
+    </w:lvl>
+    <w:lvl w:ilvl="8" w:tplc="0409001B" w:tentative="1">
+      <w:start w:val="1"/>
+      <w:numFmt w:val="lowerRoman"/>
+      <w:lvlText w:val="%9."/>
+      <w:lvlJc w:val="right"/>
+      <w:pPr>
+        <w:ind w:left="6480" w:hanging="180"/>
+      </w:pPr>
+    </w:lvl>
+  </w:abstractNum>
+  <w:abstractNum w:abstractNumId="5" w15:restartNumberingAfterBreak="0">
     <w:nsid w:val="25806738"/>
     <w:multiLevelType w:val="hybridMultilevel"/>
     <w:tmpl w:val="BC221906"/>
@@ -1310,8 +5156,584 @@
       </w:pPr>
     </w:lvl>
   </w:abstractNum>
+  <w:abstractNum w:abstractNumId="6" w15:restartNumberingAfterBreak="0">
+    <w:nsid w:val="2FA923F9"/>
+    <w:multiLevelType w:val="hybridMultilevel"/>
+    <w:tmpl w:val="C854C636"/>
+    <w:lvl w:ilvl="0" w:tplc="FFFFFFFF">
+      <w:start w:val="1"/>
+      <w:numFmt w:val="decimal"/>
+      <w:lvlText w:val="%1."/>
+      <w:lvlJc w:val="left"/>
+      <w:pPr>
+        <w:ind w:left="720" w:hanging="360"/>
+      </w:pPr>
+    </w:lvl>
+    <w:lvl w:ilvl="1" w:tplc="FFFFFFFF">
+      <w:start w:val="1"/>
+      <w:numFmt w:val="lowerLetter"/>
+      <w:lvlText w:val="%2."/>
+      <w:lvlJc w:val="left"/>
+      <w:pPr>
+        <w:ind w:left="1440" w:hanging="360"/>
+      </w:pPr>
+    </w:lvl>
+    <w:lvl w:ilvl="2" w:tplc="FFFFFFFF" w:tentative="1">
+      <w:start w:val="1"/>
+      <w:numFmt w:val="lowerRoman"/>
+      <w:lvlText w:val="%3."/>
+      <w:lvlJc w:val="right"/>
+      <w:pPr>
+        <w:ind w:left="2160" w:hanging="180"/>
+      </w:pPr>
+    </w:lvl>
+    <w:lvl w:ilvl="3" w:tplc="FFFFFFFF" w:tentative="1">
+      <w:start w:val="1"/>
+      <w:numFmt w:val="decimal"/>
+      <w:lvlText w:val="%4."/>
+      <w:lvlJc w:val="left"/>
+      <w:pPr>
+        <w:ind w:left="2880" w:hanging="360"/>
+      </w:pPr>
+    </w:lvl>
+    <w:lvl w:ilvl="4" w:tplc="FFFFFFFF" w:tentative="1">
+      <w:start w:val="1"/>
+      <w:numFmt w:val="lowerLetter"/>
+      <w:lvlText w:val="%5."/>
+      <w:lvlJc w:val="left"/>
+      <w:pPr>
+        <w:ind w:left="3600" w:hanging="360"/>
+      </w:pPr>
+    </w:lvl>
+    <w:lvl w:ilvl="5" w:tplc="FFFFFFFF" w:tentative="1">
+      <w:start w:val="1"/>
+      <w:numFmt w:val="lowerRoman"/>
+      <w:lvlText w:val="%6."/>
+      <w:lvlJc w:val="right"/>
+      <w:pPr>
+        <w:ind w:left="4320" w:hanging="180"/>
+      </w:pPr>
+    </w:lvl>
+    <w:lvl w:ilvl="6" w:tplc="FFFFFFFF" w:tentative="1">
+      <w:start w:val="1"/>
+      <w:numFmt w:val="decimal"/>
+      <w:lvlText w:val="%7."/>
+      <w:lvlJc w:val="left"/>
+      <w:pPr>
+        <w:ind w:left="5040" w:hanging="360"/>
+      </w:pPr>
+    </w:lvl>
+    <w:lvl w:ilvl="7" w:tplc="FFFFFFFF" w:tentative="1">
+      <w:start w:val="1"/>
+      <w:numFmt w:val="lowerLetter"/>
+      <w:lvlText w:val="%8."/>
+      <w:lvlJc w:val="left"/>
+      <w:pPr>
+        <w:ind w:left="5760" w:hanging="360"/>
+      </w:pPr>
+    </w:lvl>
+    <w:lvl w:ilvl="8" w:tplc="FFFFFFFF" w:tentative="1">
+      <w:start w:val="1"/>
+      <w:numFmt w:val="lowerRoman"/>
+      <w:lvlText w:val="%9."/>
+      <w:lvlJc w:val="right"/>
+      <w:pPr>
+        <w:ind w:left="6480" w:hanging="180"/>
+      </w:pPr>
+    </w:lvl>
+  </w:abstractNum>
+  <w:abstractNum w:abstractNumId="7" w15:restartNumberingAfterBreak="0">
+    <w:nsid w:val="361E5383"/>
+    <w:multiLevelType w:val="hybridMultilevel"/>
+    <w:tmpl w:val="96863EBA"/>
+    <w:lvl w:ilvl="0" w:tplc="0409000F">
+      <w:start w:val="1"/>
+      <w:numFmt w:val="decimal"/>
+      <w:lvlText w:val="%1."/>
+      <w:lvlJc w:val="left"/>
+      <w:pPr>
+        <w:ind w:left="720" w:hanging="360"/>
+      </w:pPr>
+    </w:lvl>
+    <w:lvl w:ilvl="1" w:tplc="04090019">
+      <w:start w:val="1"/>
+      <w:numFmt w:val="lowerLetter"/>
+      <w:lvlText w:val="%2."/>
+      <w:lvlJc w:val="left"/>
+      <w:pPr>
+        <w:ind w:left="1440" w:hanging="360"/>
+      </w:pPr>
+    </w:lvl>
+    <w:lvl w:ilvl="2" w:tplc="0409001B" w:tentative="1">
+      <w:start w:val="1"/>
+      <w:numFmt w:val="lowerRoman"/>
+      <w:lvlText w:val="%3."/>
+      <w:lvlJc w:val="right"/>
+      <w:pPr>
+        <w:ind w:left="2160" w:hanging="180"/>
+      </w:pPr>
+    </w:lvl>
+    <w:lvl w:ilvl="3" w:tplc="0409000F" w:tentative="1">
+      <w:start w:val="1"/>
+      <w:numFmt w:val="decimal"/>
+      <w:lvlText w:val="%4."/>
+      <w:lvlJc w:val="left"/>
+      <w:pPr>
+        <w:ind w:left="2880" w:hanging="360"/>
+      </w:pPr>
+    </w:lvl>
+    <w:lvl w:ilvl="4" w:tplc="04090019" w:tentative="1">
+      <w:start w:val="1"/>
+      <w:numFmt w:val="lowerLetter"/>
+      <w:lvlText w:val="%5."/>
+      <w:lvlJc w:val="left"/>
+      <w:pPr>
+        <w:ind w:left="3600" w:hanging="360"/>
+      </w:pPr>
+    </w:lvl>
+    <w:lvl w:ilvl="5" w:tplc="0409001B" w:tentative="1">
+      <w:start w:val="1"/>
+      <w:numFmt w:val="lowerRoman"/>
+      <w:lvlText w:val="%6."/>
+      <w:lvlJc w:val="right"/>
+      <w:pPr>
+        <w:ind w:left="4320" w:hanging="180"/>
+      </w:pPr>
+    </w:lvl>
+    <w:lvl w:ilvl="6" w:tplc="0409000F" w:tentative="1">
+      <w:start w:val="1"/>
+      <w:numFmt w:val="decimal"/>
+      <w:lvlText w:val="%7."/>
+      <w:lvlJc w:val="left"/>
+      <w:pPr>
+        <w:ind w:left="5040" w:hanging="360"/>
+      </w:pPr>
+    </w:lvl>
+    <w:lvl w:ilvl="7" w:tplc="04090019" w:tentative="1">
+      <w:start w:val="1"/>
+      <w:numFmt w:val="lowerLetter"/>
+      <w:lvlText w:val="%8."/>
+      <w:lvlJc w:val="left"/>
+      <w:pPr>
+        <w:ind w:left="5760" w:hanging="360"/>
+      </w:pPr>
+    </w:lvl>
+    <w:lvl w:ilvl="8" w:tplc="0409001B" w:tentative="1">
+      <w:start w:val="1"/>
+      <w:numFmt w:val="lowerRoman"/>
+      <w:lvlText w:val="%9."/>
+      <w:lvlJc w:val="right"/>
+      <w:pPr>
+        <w:ind w:left="6480" w:hanging="180"/>
+      </w:pPr>
+    </w:lvl>
+  </w:abstractNum>
+  <w:abstractNum w:abstractNumId="8" w15:restartNumberingAfterBreak="0">
+    <w:nsid w:val="44506BFA"/>
+    <w:multiLevelType w:val="hybridMultilevel"/>
+    <w:tmpl w:val="617C4EC2"/>
+    <w:lvl w:ilvl="0" w:tplc="04090001">
+      <w:start w:val="1"/>
+      <w:numFmt w:val="bullet"/>
+      <w:lvlText w:val=""/>
+      <w:lvlJc w:val="left"/>
+      <w:pPr>
+        <w:ind w:left="720" w:hanging="360"/>
+      </w:pPr>
+      <w:rPr>
+        <w:rFonts w:ascii="Symbol" w:hAnsi="Symbol" w:hint="default"/>
+      </w:rPr>
+    </w:lvl>
+    <w:lvl w:ilvl="1" w:tplc="04090003" w:tentative="1">
+      <w:start w:val="1"/>
+      <w:numFmt w:val="bullet"/>
+      <w:lvlText w:val="o"/>
+      <w:lvlJc w:val="left"/>
+      <w:pPr>
+        <w:ind w:left="1440" w:hanging="360"/>
+      </w:pPr>
+      <w:rPr>
+        <w:rFonts w:ascii="Courier New" w:hAnsi="Courier New" w:cs="Courier New" w:hint="default"/>
+      </w:rPr>
+    </w:lvl>
+    <w:lvl w:ilvl="2" w:tplc="04090005" w:tentative="1">
+      <w:start w:val="1"/>
+      <w:numFmt w:val="bullet"/>
+      <w:lvlText w:val=""/>
+      <w:lvlJc w:val="left"/>
+      <w:pPr>
+        <w:ind w:left="2160" w:hanging="360"/>
+      </w:pPr>
+      <w:rPr>
+        <w:rFonts w:ascii="Wingdings" w:hAnsi="Wingdings" w:hint="default"/>
+      </w:rPr>
+    </w:lvl>
+    <w:lvl w:ilvl="3" w:tplc="04090001" w:tentative="1">
+      <w:start w:val="1"/>
+      <w:numFmt w:val="bullet"/>
+      <w:lvlText w:val=""/>
+      <w:lvlJc w:val="left"/>
+      <w:pPr>
+        <w:ind w:left="2880" w:hanging="360"/>
+      </w:pPr>
+      <w:rPr>
+        <w:rFonts w:ascii="Symbol" w:hAnsi="Symbol" w:hint="default"/>
+      </w:rPr>
+    </w:lvl>
+    <w:lvl w:ilvl="4" w:tplc="04090003" w:tentative="1">
+      <w:start w:val="1"/>
+      <w:numFmt w:val="bullet"/>
+      <w:lvlText w:val="o"/>
+      <w:lvlJc w:val="left"/>
+      <w:pPr>
+        <w:ind w:left="3600" w:hanging="360"/>
+      </w:pPr>
+      <w:rPr>
+        <w:rFonts w:ascii="Courier New" w:hAnsi="Courier New" w:cs="Courier New" w:hint="default"/>
+      </w:rPr>
+    </w:lvl>
+    <w:lvl w:ilvl="5" w:tplc="04090005" w:tentative="1">
+      <w:start w:val="1"/>
+      <w:numFmt w:val="bullet"/>
+      <w:lvlText w:val=""/>
+      <w:lvlJc w:val="left"/>
+      <w:pPr>
+        <w:ind w:left="4320" w:hanging="360"/>
+      </w:pPr>
+      <w:rPr>
+        <w:rFonts w:ascii="Wingdings" w:hAnsi="Wingdings" w:hint="default"/>
+      </w:rPr>
+    </w:lvl>
+    <w:lvl w:ilvl="6" w:tplc="04090001" w:tentative="1">
+      <w:start w:val="1"/>
+      <w:numFmt w:val="bullet"/>
+      <w:lvlText w:val=""/>
+      <w:lvlJc w:val="left"/>
+      <w:pPr>
+        <w:ind w:left="5040" w:hanging="360"/>
+      </w:pPr>
+      <w:rPr>
+        <w:rFonts w:ascii="Symbol" w:hAnsi="Symbol" w:hint="default"/>
+      </w:rPr>
+    </w:lvl>
+    <w:lvl w:ilvl="7" w:tplc="04090003" w:tentative="1">
+      <w:start w:val="1"/>
+      <w:numFmt w:val="bullet"/>
+      <w:lvlText w:val="o"/>
+      <w:lvlJc w:val="left"/>
+      <w:pPr>
+        <w:ind w:left="5760" w:hanging="360"/>
+      </w:pPr>
+      <w:rPr>
+        <w:rFonts w:ascii="Courier New" w:hAnsi="Courier New" w:cs="Courier New" w:hint="default"/>
+      </w:rPr>
+    </w:lvl>
+    <w:lvl w:ilvl="8" w:tplc="04090005" w:tentative="1">
+      <w:start w:val="1"/>
+      <w:numFmt w:val="bullet"/>
+      <w:lvlText w:val=""/>
+      <w:lvlJc w:val="left"/>
+      <w:pPr>
+        <w:ind w:left="6480" w:hanging="360"/>
+      </w:pPr>
+      <w:rPr>
+        <w:rFonts w:ascii="Wingdings" w:hAnsi="Wingdings" w:hint="default"/>
+      </w:rPr>
+    </w:lvl>
+  </w:abstractNum>
+  <w:abstractNum w:abstractNumId="9" w15:restartNumberingAfterBreak="0">
+    <w:nsid w:val="52C338A6"/>
+    <w:multiLevelType w:val="hybridMultilevel"/>
+    <w:tmpl w:val="D7F0B5CA"/>
+    <w:lvl w:ilvl="0" w:tplc="FFFFFFFF">
+      <w:start w:val="1"/>
+      <w:numFmt w:val="decimal"/>
+      <w:lvlText w:val="%1."/>
+      <w:lvlJc w:val="left"/>
+      <w:pPr>
+        <w:ind w:left="720" w:hanging="360"/>
+      </w:pPr>
+    </w:lvl>
+    <w:lvl w:ilvl="1" w:tplc="FFFFFFFF" w:tentative="1">
+      <w:start w:val="1"/>
+      <w:numFmt w:val="lowerLetter"/>
+      <w:lvlText w:val="%2."/>
+      <w:lvlJc w:val="left"/>
+      <w:pPr>
+        <w:ind w:left="1440" w:hanging="360"/>
+      </w:pPr>
+    </w:lvl>
+    <w:lvl w:ilvl="2" w:tplc="FFFFFFFF" w:tentative="1">
+      <w:start w:val="1"/>
+      <w:numFmt w:val="lowerRoman"/>
+      <w:lvlText w:val="%3."/>
+      <w:lvlJc w:val="right"/>
+      <w:pPr>
+        <w:ind w:left="2160" w:hanging="180"/>
+      </w:pPr>
+    </w:lvl>
+    <w:lvl w:ilvl="3" w:tplc="FFFFFFFF" w:tentative="1">
+      <w:start w:val="1"/>
+      <w:numFmt w:val="decimal"/>
+      <w:lvlText w:val="%4."/>
+      <w:lvlJc w:val="left"/>
+      <w:pPr>
+        <w:ind w:left="2880" w:hanging="360"/>
+      </w:pPr>
+    </w:lvl>
+    <w:lvl w:ilvl="4" w:tplc="FFFFFFFF" w:tentative="1">
+      <w:start w:val="1"/>
+      <w:numFmt w:val="lowerLetter"/>
+      <w:lvlText w:val="%5."/>
+      <w:lvlJc w:val="left"/>
+      <w:pPr>
+        <w:ind w:left="3600" w:hanging="360"/>
+      </w:pPr>
+    </w:lvl>
+    <w:lvl w:ilvl="5" w:tplc="FFFFFFFF" w:tentative="1">
+      <w:start w:val="1"/>
+      <w:numFmt w:val="lowerRoman"/>
+      <w:lvlText w:val="%6."/>
+      <w:lvlJc w:val="right"/>
+      <w:pPr>
+        <w:ind w:left="4320" w:hanging="180"/>
+      </w:pPr>
+    </w:lvl>
+    <w:lvl w:ilvl="6" w:tplc="FFFFFFFF" w:tentative="1">
+      <w:start w:val="1"/>
+      <w:numFmt w:val="decimal"/>
+      <w:lvlText w:val="%7."/>
+      <w:lvlJc w:val="left"/>
+      <w:pPr>
+        <w:ind w:left="5040" w:hanging="360"/>
+      </w:pPr>
+    </w:lvl>
+    <w:lvl w:ilvl="7" w:tplc="FFFFFFFF" w:tentative="1">
+      <w:start w:val="1"/>
+      <w:numFmt w:val="lowerLetter"/>
+      <w:lvlText w:val="%8."/>
+      <w:lvlJc w:val="left"/>
+      <w:pPr>
+        <w:ind w:left="5760" w:hanging="360"/>
+      </w:pPr>
+    </w:lvl>
+    <w:lvl w:ilvl="8" w:tplc="FFFFFFFF" w:tentative="1">
+      <w:start w:val="1"/>
+      <w:numFmt w:val="lowerRoman"/>
+      <w:lvlText w:val="%9."/>
+      <w:lvlJc w:val="right"/>
+      <w:pPr>
+        <w:ind w:left="6480" w:hanging="180"/>
+      </w:pPr>
+    </w:lvl>
+  </w:abstractNum>
+  <w:abstractNum w:abstractNumId="10" w15:restartNumberingAfterBreak="0">
+    <w:nsid w:val="55266804"/>
+    <w:multiLevelType w:val="hybridMultilevel"/>
+    <w:tmpl w:val="D7F0B5CA"/>
+    <w:lvl w:ilvl="0" w:tplc="FFFFFFFF">
+      <w:start w:val="1"/>
+      <w:numFmt w:val="decimal"/>
+      <w:lvlText w:val="%1."/>
+      <w:lvlJc w:val="left"/>
+      <w:pPr>
+        <w:ind w:left="720" w:hanging="360"/>
+      </w:pPr>
+    </w:lvl>
+    <w:lvl w:ilvl="1" w:tplc="FFFFFFFF" w:tentative="1">
+      <w:start w:val="1"/>
+      <w:numFmt w:val="lowerLetter"/>
+      <w:lvlText w:val="%2."/>
+      <w:lvlJc w:val="left"/>
+      <w:pPr>
+        <w:ind w:left="1440" w:hanging="360"/>
+      </w:pPr>
+    </w:lvl>
+    <w:lvl w:ilvl="2" w:tplc="FFFFFFFF" w:tentative="1">
+      <w:start w:val="1"/>
+      <w:numFmt w:val="lowerRoman"/>
+      <w:lvlText w:val="%3."/>
+      <w:lvlJc w:val="right"/>
+      <w:pPr>
+        <w:ind w:left="2160" w:hanging="180"/>
+      </w:pPr>
+    </w:lvl>
+    <w:lvl w:ilvl="3" w:tplc="FFFFFFFF" w:tentative="1">
+      <w:start w:val="1"/>
+      <w:numFmt w:val="decimal"/>
+      <w:lvlText w:val="%4."/>
+      <w:lvlJc w:val="left"/>
+      <w:pPr>
+        <w:ind w:left="2880" w:hanging="360"/>
+      </w:pPr>
+    </w:lvl>
+    <w:lvl w:ilvl="4" w:tplc="FFFFFFFF" w:tentative="1">
+      <w:start w:val="1"/>
+      <w:numFmt w:val="lowerLetter"/>
+      <w:lvlText w:val="%5."/>
+      <w:lvlJc w:val="left"/>
+      <w:pPr>
+        <w:ind w:left="3600" w:hanging="360"/>
+      </w:pPr>
+    </w:lvl>
+    <w:lvl w:ilvl="5" w:tplc="FFFFFFFF" w:tentative="1">
+      <w:start w:val="1"/>
+      <w:numFmt w:val="lowerRoman"/>
+      <w:lvlText w:val="%6."/>
+      <w:lvlJc w:val="right"/>
+      <w:pPr>
+        <w:ind w:left="4320" w:hanging="180"/>
+      </w:pPr>
+    </w:lvl>
+    <w:lvl w:ilvl="6" w:tplc="FFFFFFFF" w:tentative="1">
+      <w:start w:val="1"/>
+      <w:numFmt w:val="decimal"/>
+      <w:lvlText w:val="%7."/>
+      <w:lvlJc w:val="left"/>
+      <w:pPr>
+        <w:ind w:left="5040" w:hanging="360"/>
+      </w:pPr>
+    </w:lvl>
+    <w:lvl w:ilvl="7" w:tplc="FFFFFFFF" w:tentative="1">
+      <w:start w:val="1"/>
+      <w:numFmt w:val="lowerLetter"/>
+      <w:lvlText w:val="%8."/>
+      <w:lvlJc w:val="left"/>
+      <w:pPr>
+        <w:ind w:left="5760" w:hanging="360"/>
+      </w:pPr>
+    </w:lvl>
+    <w:lvl w:ilvl="8" w:tplc="FFFFFFFF" w:tentative="1">
+      <w:start w:val="1"/>
+      <w:numFmt w:val="lowerRoman"/>
+      <w:lvlText w:val="%9."/>
+      <w:lvlJc w:val="right"/>
+      <w:pPr>
+        <w:ind w:left="6480" w:hanging="180"/>
+      </w:pPr>
+    </w:lvl>
+  </w:abstractNum>
+  <w:abstractNum w:abstractNumId="11" w15:restartNumberingAfterBreak="0">
+    <w:nsid w:val="7D004542"/>
+    <w:multiLevelType w:val="hybridMultilevel"/>
+    <w:tmpl w:val="8CCE5A90"/>
+    <w:lvl w:ilvl="0" w:tplc="FFFFFFFF">
+      <w:start w:val="1"/>
+      <w:numFmt w:val="decimal"/>
+      <w:lvlText w:val="%1."/>
+      <w:lvlJc w:val="left"/>
+      <w:pPr>
+        <w:ind w:left="720" w:hanging="360"/>
+      </w:pPr>
+    </w:lvl>
+    <w:lvl w:ilvl="1" w:tplc="08090019">
+      <w:start w:val="1"/>
+      <w:numFmt w:val="lowerLetter"/>
+      <w:lvlText w:val="%2."/>
+      <w:lvlJc w:val="left"/>
+      <w:pPr>
+        <w:ind w:left="1440" w:hanging="360"/>
+      </w:pPr>
+    </w:lvl>
+    <w:lvl w:ilvl="2" w:tplc="0809001B" w:tentative="1">
+      <w:start w:val="1"/>
+      <w:numFmt w:val="lowerRoman"/>
+      <w:lvlText w:val="%3."/>
+      <w:lvlJc w:val="right"/>
+      <w:pPr>
+        <w:ind w:left="2160" w:hanging="180"/>
+      </w:pPr>
+    </w:lvl>
+    <w:lvl w:ilvl="3" w:tplc="0809000F" w:tentative="1">
+      <w:start w:val="1"/>
+      <w:numFmt w:val="decimal"/>
+      <w:lvlText w:val="%4."/>
+      <w:lvlJc w:val="left"/>
+      <w:pPr>
+        <w:ind w:left="2880" w:hanging="360"/>
+      </w:pPr>
+    </w:lvl>
+    <w:lvl w:ilvl="4" w:tplc="08090019" w:tentative="1">
+      <w:start w:val="1"/>
+      <w:numFmt w:val="lowerLetter"/>
+      <w:lvlText w:val="%5."/>
+      <w:lvlJc w:val="left"/>
+      <w:pPr>
+        <w:ind w:left="3600" w:hanging="360"/>
+      </w:pPr>
+    </w:lvl>
+    <w:lvl w:ilvl="5" w:tplc="0809001B" w:tentative="1">
+      <w:start w:val="1"/>
+      <w:numFmt w:val="lowerRoman"/>
+      <w:lvlText w:val="%6."/>
+      <w:lvlJc w:val="right"/>
+      <w:pPr>
+        <w:ind w:left="4320" w:hanging="180"/>
+      </w:pPr>
+    </w:lvl>
+    <w:lvl w:ilvl="6" w:tplc="0809000F" w:tentative="1">
+      <w:start w:val="1"/>
+      <w:numFmt w:val="decimal"/>
+      <w:lvlText w:val="%7."/>
+      <w:lvlJc w:val="left"/>
+      <w:pPr>
+        <w:ind w:left="5040" w:hanging="360"/>
+      </w:pPr>
+    </w:lvl>
+    <w:lvl w:ilvl="7" w:tplc="08090019" w:tentative="1">
+      <w:start w:val="1"/>
+      <w:numFmt w:val="lowerLetter"/>
+      <w:lvlText w:val="%8."/>
+      <w:lvlJc w:val="left"/>
+      <w:pPr>
+        <w:ind w:left="5760" w:hanging="360"/>
+      </w:pPr>
+    </w:lvl>
+    <w:lvl w:ilvl="8" w:tplc="0809001B" w:tentative="1">
+      <w:start w:val="1"/>
+      <w:numFmt w:val="lowerRoman"/>
+      <w:lvlText w:val="%9."/>
+      <w:lvlJc w:val="right"/>
+      <w:pPr>
+        <w:ind w:left="6480" w:hanging="180"/>
+      </w:pPr>
+    </w:lvl>
+  </w:abstractNum>
   <w:num w:numId="1" w16cid:durableId="593629690">
+    <w:abstractNumId w:val="5"/>
+  </w:num>
+  <w:num w:numId="2" w16cid:durableId="304507591">
+    <w:abstractNumId w:val="4"/>
+  </w:num>
+  <w:num w:numId="3" w16cid:durableId="1956906138">
+    <w:abstractNumId w:val="8"/>
+  </w:num>
+  <w:num w:numId="4" w16cid:durableId="1903297523">
+    <w:abstractNumId w:val="7"/>
+  </w:num>
+  <w:num w:numId="5" w16cid:durableId="385252927">
     <w:abstractNumId w:val="0"/>
+  </w:num>
+  <w:num w:numId="6" w16cid:durableId="1714190486">
+    <w:abstractNumId w:val="9"/>
+  </w:num>
+  <w:num w:numId="7" w16cid:durableId="621768628">
+    <w:abstractNumId w:val="10"/>
+  </w:num>
+  <w:num w:numId="8" w16cid:durableId="1515530515">
+    <w:abstractNumId w:val="3"/>
+  </w:num>
+  <w:num w:numId="9" w16cid:durableId="680665203">
+    <w:abstractNumId w:val="1"/>
+  </w:num>
+  <w:num w:numId="10" w16cid:durableId="1028213335">
+    <w:abstractNumId w:val="2"/>
+  </w:num>
+  <w:num w:numId="11" w16cid:durableId="882407963">
+    <w:abstractNumId w:val="6"/>
+  </w:num>
+  <w:num w:numId="12" w16cid:durableId="250313439">
+    <w:abstractNumId w:val="11"/>
   </w:num>
 </w:numbering>
 </file>
@@ -1715,7 +6137,7 @@
   <w:style w:type="paragraph" w:default="1" w:styleId="Normal">
     <w:name w:val="Normal"/>
     <w:qFormat/>
-    <w:rsid w:val="00A426F5"/>
+    <w:rsid w:val="00B32A4A"/>
     <w:pPr>
       <w:spacing w:line="279" w:lineRule="auto"/>
     </w:pPr>
@@ -1768,7 +6190,6 @@
     <w:next w:val="Normal"/>
     <w:link w:val="Heading3Char"/>
     <w:uiPriority w:val="9"/>
-    <w:semiHidden/>
     <w:unhideWhenUsed/>
     <w:qFormat/>
     <w:rsid w:val="00814985"/>
@@ -1920,7 +6341,6 @@
   <w:style w:type="character" w:default="1" w:styleId="DefaultParagraphFont">
     <w:name w:val="Default Paragraph Font"/>
     <w:uiPriority w:val="1"/>
-    <w:semiHidden/>
     <w:unhideWhenUsed/>
   </w:style>
   <w:style w:type="table" w:default="1" w:styleId="TableNormal">
@@ -1975,7 +6395,6 @@
     <w:basedOn w:val="DefaultParagraphFont"/>
     <w:link w:val="Heading3"/>
     <w:uiPriority w:val="9"/>
-    <w:semiHidden/>
     <w:rsid w:val="00814985"/>
     <w:rPr>
       <w:rFonts w:eastAsiaTheme="majorEastAsia" w:cstheme="majorBidi"/>
@@ -2263,7 +6682,866 @@
       <w:szCs w:val="18"/>
     </w:rPr>
   </w:style>
+  <w:style w:type="paragraph" w:styleId="TOCHeading">
+    <w:name w:val="TOC Heading"/>
+    <w:basedOn w:val="Heading1"/>
+    <w:next w:val="Normal"/>
+    <w:uiPriority w:val="39"/>
+    <w:unhideWhenUsed/>
+    <w:qFormat/>
+    <w:rsid w:val="00511C3A"/>
+    <w:pPr>
+      <w:spacing w:before="240" w:after="0" w:line="259" w:lineRule="auto"/>
+      <w:jc w:val="left"/>
+      <w:outlineLvl w:val="9"/>
+    </w:pPr>
+    <w:rPr>
+      <w:sz w:val="32"/>
+      <w:szCs w:val="32"/>
+    </w:rPr>
+  </w:style>
+  <w:style w:type="paragraph" w:styleId="TOC1">
+    <w:name w:val="toc 1"/>
+    <w:basedOn w:val="Normal"/>
+    <w:next w:val="Normal"/>
+    <w:autoRedefine/>
+    <w:uiPriority w:val="39"/>
+    <w:unhideWhenUsed/>
+    <w:rsid w:val="00511C3A"/>
+    <w:pPr>
+      <w:spacing w:after="100"/>
+    </w:pPr>
+  </w:style>
+  <w:style w:type="paragraph" w:styleId="TOC2">
+    <w:name w:val="toc 2"/>
+    <w:basedOn w:val="Normal"/>
+    <w:next w:val="Normal"/>
+    <w:autoRedefine/>
+    <w:uiPriority w:val="39"/>
+    <w:unhideWhenUsed/>
+    <w:rsid w:val="00511C3A"/>
+    <w:pPr>
+      <w:spacing w:after="100"/>
+      <w:ind w:left="220"/>
+    </w:pPr>
+  </w:style>
+  <w:style w:type="paragraph" w:styleId="TOC3">
+    <w:name w:val="toc 3"/>
+    <w:basedOn w:val="Normal"/>
+    <w:next w:val="Normal"/>
+    <w:autoRedefine/>
+    <w:uiPriority w:val="39"/>
+    <w:unhideWhenUsed/>
+    <w:rsid w:val="00511C3A"/>
+    <w:pPr>
+      <w:spacing w:after="100"/>
+      <w:ind w:left="440"/>
+    </w:pPr>
+  </w:style>
+  <w:style w:type="character" w:styleId="Hyperlink">
+    <w:name w:val="Hyperlink"/>
+    <w:basedOn w:val="DefaultParagraphFont"/>
+    <w:uiPriority w:val="99"/>
+    <w:unhideWhenUsed/>
+    <w:rsid w:val="00511C3A"/>
+    <w:rPr>
+      <w:color w:val="467886" w:themeColor="hyperlink"/>
+      <w:u w:val="single"/>
+    </w:rPr>
+  </w:style>
+  <w:style w:type="paragraph" w:styleId="NoSpacing">
+    <w:name w:val="No Spacing"/>
+    <w:link w:val="NoSpacingChar"/>
+    <w:uiPriority w:val="1"/>
+    <w:qFormat/>
+    <w:rsid w:val="005F48D4"/>
+    <w:pPr>
+      <w:spacing w:before="0" w:after="0" w:line="240" w:lineRule="auto"/>
+      <w:jc w:val="left"/>
+    </w:pPr>
+    <w:rPr>
+      <w:rFonts w:eastAsiaTheme="minorEastAsia"/>
+    </w:rPr>
+  </w:style>
+  <w:style w:type="character" w:customStyle="1" w:styleId="NoSpacingChar">
+    <w:name w:val="No Spacing Char"/>
+    <w:basedOn w:val="DefaultParagraphFont"/>
+    <w:link w:val="NoSpacing"/>
+    <w:uiPriority w:val="1"/>
+    <w:rsid w:val="005F48D4"/>
+    <w:rPr>
+      <w:rFonts w:eastAsiaTheme="minorEastAsia"/>
+    </w:rPr>
+  </w:style>
+  <w:style w:type="character" w:styleId="UnresolvedMention">
+    <w:name w:val="Unresolved Mention"/>
+    <w:basedOn w:val="DefaultParagraphFont"/>
+    <w:uiPriority w:val="99"/>
+    <w:semiHidden/>
+    <w:unhideWhenUsed/>
+    <w:rsid w:val="007717D4"/>
+    <w:rPr>
+      <w:color w:val="605E5C"/>
+      <w:shd w:val="clear" w:color="auto" w:fill="E1DFDD"/>
+    </w:rPr>
+  </w:style>
+  <w:style w:type="paragraph" w:styleId="Header">
+    <w:name w:val="header"/>
+    <w:basedOn w:val="Normal"/>
+    <w:link w:val="HeaderChar"/>
+    <w:uiPriority w:val="99"/>
+    <w:unhideWhenUsed/>
+    <w:rsid w:val="00365A27"/>
+    <w:pPr>
+      <w:tabs>
+        <w:tab w:val="center" w:pos="4513"/>
+        <w:tab w:val="right" w:pos="9026"/>
+      </w:tabs>
+      <w:spacing w:before="0" w:after="0" w:line="240" w:lineRule="auto"/>
+    </w:pPr>
+  </w:style>
+  <w:style w:type="character" w:customStyle="1" w:styleId="HeaderChar">
+    <w:name w:val="Header Char"/>
+    <w:basedOn w:val="DefaultParagraphFont"/>
+    <w:link w:val="Header"/>
+    <w:uiPriority w:val="99"/>
+    <w:rsid w:val="00365A27"/>
+  </w:style>
+  <w:style w:type="paragraph" w:styleId="Footer">
+    <w:name w:val="footer"/>
+    <w:basedOn w:val="Normal"/>
+    <w:link w:val="FooterChar"/>
+    <w:uiPriority w:val="99"/>
+    <w:unhideWhenUsed/>
+    <w:rsid w:val="00365A27"/>
+    <w:pPr>
+      <w:tabs>
+        <w:tab w:val="center" w:pos="4513"/>
+        <w:tab w:val="right" w:pos="9026"/>
+      </w:tabs>
+      <w:spacing w:before="0" w:after="0" w:line="240" w:lineRule="auto"/>
+    </w:pPr>
+  </w:style>
+  <w:style w:type="character" w:customStyle="1" w:styleId="FooterChar">
+    <w:name w:val="Footer Char"/>
+    <w:basedOn w:val="DefaultParagraphFont"/>
+    <w:link w:val="Footer"/>
+    <w:uiPriority w:val="99"/>
+    <w:rsid w:val="00365A27"/>
+  </w:style>
 </w:styles>
+</file>
+
+<file path=word/glossary/document.xml><?xml version="1.0" encoding="utf-8"?>
+<w:glossaryDocument xmlns:wpc="http://schemas.microsoft.com/office/word/2010/wordprocessingCanvas" xmlns:cx="http://schemas.microsoft.com/office/drawing/2014/chartex" xmlns:cx1="http://schemas.microsoft.com/office/drawing/2015/9/8/chartex" xmlns:cx2="http://schemas.microsoft.com/office/drawing/2015/10/21/chartex" xmlns:cx3="http://schemas.microsoft.com/office/drawing/2016/5/9/chartex" xmlns:cx4="http://schemas.microsoft.com/office/drawing/2016/5/10/chartex" xmlns:cx5="http://schemas.microsoft.com/office/drawing/2016/5/11/chartex" xmlns:cx6="http://schemas.microsoft.com/office/drawing/2016/5/12/chartex" xmlns:cx7="http://schemas.microsoft.com/office/drawing/2016/5/13/chartex" xmlns:cx8="http://schemas.microsoft.com/office/drawing/2016/5/14/chartex" xmlns:mc="http://schemas.openxmlformats.org/markup-compatibility/2006" xmlns:aink="http://schemas.microsoft.com/office/drawing/2016/ink" xmlns:am3d="http://schemas.microsoft.com/office/drawing/2017/model3d" xmlns:o="urn:schemas-microsoft-com:office:office" xmlns:oel="http://schemas.microsoft.com/office/2019/extlst" xmlns:r="http://schemas.openxmlformats.org/officeDocument/2006/relationships" xmlns:m="http://schemas.openxmlformats.org/officeDocument/2006/math" xmlns:v="urn:schemas-microsoft-com:vml" xmlns:wp14="http://schemas.microsoft.com/office/word/2010/wordprocessingDrawing" xmlns:wp="http://schemas.openxmlformats.org/drawingml/2006/wordprocessingDrawing" xmlns:w10="urn:schemas-microsoft-com:office:word" xmlns:w="http://schemas.openxmlformats.org/wordprocessingml/2006/main" xmlns:w14="http://schemas.microsoft.com/office/word/2010/wordml" xmlns:w15="http://schemas.microsoft.com/office/word/2012/wordml" xmlns:w16cex="http://schemas.microsoft.com/office/word/2018/wordml/cex" xmlns:w16cid="http://schemas.microsoft.com/office/word/2016/wordml/cid" xmlns:w16="http://schemas.microsoft.com/office/word/2018/wordml" xmlns:w16sdtdh="http://schemas.microsoft.com/office/word/2020/wordml/sdtdatahash" xmlns:w16se="http://schemas.microsoft.com/office/word/2015/wordml/symex" xmlns:wpg="http://schemas.microsoft.com/office/word/2010/wordprocessingGroup" xmlns:wpi="http://schemas.microsoft.com/office/word/2010/wordprocessingInk" xmlns:wne="http://schemas.microsoft.com/office/word/2006/wordml" xmlns:wps="http://schemas.microsoft.com/office/word/2010/wordprocessingShape" mc:Ignorable="w14 w15 w16se w16cid w16 w16cex w16sdtdh wp14">
+  <w:docParts>
+    <w:docPart>
+      <w:docPartPr>
+        <w:name w:val="D44E09265241451CBB7F1F864738E8D7"/>
+        <w:category>
+          <w:name w:val="General"/>
+          <w:gallery w:val="placeholder"/>
+        </w:category>
+        <w:types>
+          <w:type w:val="bbPlcHdr"/>
+        </w:types>
+        <w:behaviors>
+          <w:behavior w:val="content"/>
+        </w:behaviors>
+        <w:guid w:val="{80AD9442-28D9-432B-88B8-3917594B7EB4}"/>
+      </w:docPartPr>
+      <w:docPartBody>
+        <w:p>
+          <w:pPr>
+            <w:pStyle w:val="D44E09265241451CBB7F1F864738E8D7"/>
+          </w:pPr>
+          <w:r>
+            <w:rPr>
+              <w:color w:val="0F4761" w:themeColor="accent1" w:themeShade="BF"/>
+            </w:rPr>
+            <w:t>[Company name]</w:t>
+          </w:r>
+        </w:p>
+      </w:docPartBody>
+    </w:docPart>
+    <w:docPart>
+      <w:docPartPr>
+        <w:name w:val="1939FA2FDD8A418C826802F2CA174F54"/>
+        <w:category>
+          <w:name w:val="General"/>
+          <w:gallery w:val="placeholder"/>
+        </w:category>
+        <w:types>
+          <w:type w:val="bbPlcHdr"/>
+        </w:types>
+        <w:behaviors>
+          <w:behavior w:val="content"/>
+        </w:behaviors>
+        <w:guid w:val="{F92121D9-9D7E-433D-A0D6-57EAA7C7E388}"/>
+      </w:docPartPr>
+      <w:docPartBody>
+        <w:p>
+          <w:pPr>
+            <w:pStyle w:val="1939FA2FDD8A418C826802F2CA174F54"/>
+          </w:pPr>
+          <w:r>
+            <w:rPr>
+              <w:rFonts w:asciiTheme="majorHAnsi" w:eastAsiaTheme="majorEastAsia" w:hAnsiTheme="majorHAnsi" w:cstheme="majorBidi"/>
+              <w:color w:val="156082" w:themeColor="accent1"/>
+              <w:sz w:val="88"/>
+              <w:szCs w:val="88"/>
+            </w:rPr>
+            <w:t>[Document title]</w:t>
+          </w:r>
+        </w:p>
+      </w:docPartBody>
+    </w:docPart>
+    <w:docPart>
+      <w:docPartPr>
+        <w:name w:val="53EB1E83A4EF48089D8AB2A55CC0DE9C"/>
+        <w:category>
+          <w:name w:val="General"/>
+          <w:gallery w:val="placeholder"/>
+        </w:category>
+        <w:types>
+          <w:type w:val="bbPlcHdr"/>
+        </w:types>
+        <w:behaviors>
+          <w:behavior w:val="content"/>
+        </w:behaviors>
+        <w:guid w:val="{43FBDEE1-95E4-435D-9E75-51B84351EAEC}"/>
+      </w:docPartPr>
+      <w:docPartBody>
+        <w:p>
+          <w:pPr>
+            <w:pStyle w:val="53EB1E83A4EF48089D8AB2A55CC0DE9C"/>
+          </w:pPr>
+          <w:r>
+            <w:rPr>
+              <w:color w:val="0F4761" w:themeColor="accent1" w:themeShade="BF"/>
+            </w:rPr>
+            <w:t>[Document subtitle]</w:t>
+          </w:r>
+        </w:p>
+      </w:docPartBody>
+    </w:docPart>
+    <w:docPart>
+      <w:docPartPr>
+        <w:name w:val="2C589B00DE704FFD980F2279BBE950D8"/>
+        <w:category>
+          <w:name w:val="General"/>
+          <w:gallery w:val="placeholder"/>
+        </w:category>
+        <w:types>
+          <w:type w:val="bbPlcHdr"/>
+        </w:types>
+        <w:behaviors>
+          <w:behavior w:val="content"/>
+        </w:behaviors>
+        <w:guid w:val="{EB3EB24A-379D-45C6-80AE-4BEC606FDFEB}"/>
+      </w:docPartPr>
+      <w:docPartBody>
+        <w:p>
+          <w:pPr>
+            <w:pStyle w:val="2C589B00DE704FFD980F2279BBE950D8"/>
+          </w:pPr>
+          <w:r>
+            <w:rPr>
+              <w:color w:val="156082" w:themeColor="accent1"/>
+              <w:sz w:val="28"/>
+              <w:szCs w:val="28"/>
+            </w:rPr>
+            <w:t>[Author name]</w:t>
+          </w:r>
+        </w:p>
+      </w:docPartBody>
+    </w:docPart>
+    <w:docPart>
+      <w:docPartPr>
+        <w:name w:val="3A950491F1364AA5B672ADAC0CCB1EA3"/>
+        <w:category>
+          <w:name w:val="General"/>
+          <w:gallery w:val="placeholder"/>
+        </w:category>
+        <w:types>
+          <w:type w:val="bbPlcHdr"/>
+        </w:types>
+        <w:behaviors>
+          <w:behavior w:val="content"/>
+        </w:behaviors>
+        <w:guid w:val="{82722097-9295-4BDF-A92B-D3FD74A88122}"/>
+      </w:docPartPr>
+      <w:docPartBody>
+        <w:p>
+          <w:pPr>
+            <w:pStyle w:val="3A950491F1364AA5B672ADAC0CCB1EA3"/>
+          </w:pPr>
+          <w:r>
+            <w:rPr>
+              <w:color w:val="156082" w:themeColor="accent1"/>
+              <w:sz w:val="28"/>
+              <w:szCs w:val="28"/>
+            </w:rPr>
+            <w:t>[Date]</w:t>
+          </w:r>
+        </w:p>
+      </w:docPartBody>
+    </w:docPart>
+  </w:docParts>
+</w:glossaryDocument>
+</file>
+
+<file path=word/glossary/fontTable.xml><?xml version="1.0" encoding="utf-8"?>
+<w:fonts xmlns:mc="http://schemas.openxmlformats.org/markup-compatibility/2006" xmlns:r="http://schemas.openxmlformats.org/officeDocument/2006/relationships" xmlns:w="http://schemas.openxmlformats.org/wordprocessingml/2006/main" xmlns:w14="http://schemas.microsoft.com/office/word/2010/wordml" xmlns:w15="http://schemas.microsoft.com/office/word/2012/wordml" xmlns:w16cex="http://schemas.microsoft.com/office/word/2018/wordml/cex" xmlns:w16cid="http://schemas.microsoft.com/office/word/2016/wordml/cid" xmlns:w16="http://schemas.microsoft.com/office/word/2018/wordml" xmlns:w16sdtdh="http://schemas.microsoft.com/office/word/2020/wordml/sdtdatahash" xmlns:w16se="http://schemas.microsoft.com/office/word/2015/wordml/symex" mc:Ignorable="w14 w15 w16se w16cid w16 w16cex w16sdtdh">
+  <w:font w:name="Times New Roman">
+    <w:panose1 w:val="02020603050405020304"/>
+    <w:charset w:val="00"/>
+    <w:family w:val="roman"/>
+    <w:pitch w:val="variable"/>
+    <w:sig w:usb0="E0002EFF" w:usb1="C000785B" w:usb2="00000009" w:usb3="00000000" w:csb0="000001FF" w:csb1="00000000"/>
+  </w:font>
+  <w:font w:name="Symbol">
+    <w:panose1 w:val="05050102010706020507"/>
+    <w:charset w:val="02"/>
+    <w:family w:val="roman"/>
+    <w:pitch w:val="variable"/>
+    <w:sig w:usb0="00000000" w:usb1="10000000" w:usb2="00000000" w:usb3="00000000" w:csb0="80000000" w:csb1="00000000"/>
+  </w:font>
+  <w:font w:name="Courier New">
+    <w:panose1 w:val="02070309020205020404"/>
+    <w:charset w:val="00"/>
+    <w:family w:val="modern"/>
+    <w:pitch w:val="fixed"/>
+    <w:sig w:usb0="E0002EFF" w:usb1="C0007843" w:usb2="00000009" w:usb3="00000000" w:csb0="000001FF" w:csb1="00000000"/>
+  </w:font>
+  <w:font w:name="Wingdings">
+    <w:panose1 w:val="05000000000000000000"/>
+    <w:charset w:val="02"/>
+    <w:family w:val="auto"/>
+    <w:pitch w:val="variable"/>
+    <w:sig w:usb0="00000000" w:usb1="10000000" w:usb2="00000000" w:usb3="00000000" w:csb0="80000000" w:csb1="00000000"/>
+  </w:font>
+  <w:font w:name="Aptos">
+    <w:charset w:val="00"/>
+    <w:family w:val="swiss"/>
+    <w:pitch w:val="variable"/>
+    <w:sig w:usb0="20000287" w:usb1="00000003" w:usb2="00000000" w:usb3="00000000" w:csb0="0000019F" w:csb1="00000000"/>
+  </w:font>
+  <w:font w:name="Aptos Display">
+    <w:charset w:val="00"/>
+    <w:family w:val="swiss"/>
+    <w:pitch w:val="variable"/>
+    <w:sig w:usb0="20000287" w:usb1="00000003" w:usb2="00000000" w:usb3="00000000" w:csb0="0000019F" w:csb1="00000000"/>
+  </w:font>
+  <w:font w:name="Cambria Math">
+    <w:panose1 w:val="02040503050406030204"/>
+    <w:charset w:val="00"/>
+    <w:family w:val="roman"/>
+    <w:pitch w:val="variable"/>
+    <w:sig w:usb0="E00006FF" w:usb1="420024FF" w:usb2="02000000" w:usb3="00000000" w:csb0="0000019F" w:csb1="00000000"/>
+  </w:font>
+</w:fonts>
+</file>
+
+<file path=word/glossary/settings.xml><?xml version="1.0" encoding="utf-8"?>
+<w:settings xmlns:mc="http://schemas.openxmlformats.org/markup-compatibility/2006" xmlns:o="urn:schemas-microsoft-com:office:office" xmlns:r="http://schemas.openxmlformats.org/officeDocument/2006/relationships" xmlns:m="http://schemas.openxmlformats.org/officeDocument/2006/math" xmlns:v="urn:schemas-microsoft-com:vml" xmlns:w10="urn:schemas-microsoft-com:office:word" xmlns:w="http://schemas.openxmlformats.org/wordprocessingml/2006/main" xmlns:w14="http://schemas.microsoft.com/office/word/2010/wordml" xmlns:w15="http://schemas.microsoft.com/office/word/2012/wordml" xmlns:w16cex="http://schemas.microsoft.com/office/word/2018/wordml/cex" xmlns:w16cid="http://schemas.microsoft.com/office/word/2016/wordml/cid" xmlns:w16="http://schemas.microsoft.com/office/word/2018/wordml" xmlns:w16sdtdh="http://schemas.microsoft.com/office/word/2020/wordml/sdtdatahash" xmlns:w16se="http://schemas.microsoft.com/office/word/2015/wordml/symex" xmlns:sl="http://schemas.openxmlformats.org/schemaLibrary/2006/main" mc:Ignorable="w14 w15 w16se w16cid w16 w16cex w16sdtdh">
+  <w:view w:val="normal"/>
+  <w:defaultTabStop w:val="720"/>
+  <w:characterSpacingControl w:val="doNotCompress"/>
+  <w:compat>
+    <w:useFELayout/>
+    <w:compatSetting w:name="compatibilityMode" w:uri="http://schemas.microsoft.com/office/word" w:val="15"/>
+    <w:compatSetting w:name="overrideTableStyleFontSizeAndJustification" w:uri="http://schemas.microsoft.com/office/word" w:val="1"/>
+    <w:compatSetting w:name="enableOpenTypeFeatures" w:uri="http://schemas.microsoft.com/office/word" w:val="1"/>
+    <w:compatSetting w:name="doNotFlipMirrorIndents" w:uri="http://schemas.microsoft.com/office/word" w:val="1"/>
+    <w:compatSetting w:name="differentiateMultirowTableHeaders" w:uri="http://schemas.microsoft.com/office/word" w:val="1"/>
+    <w:compatSetting w:name="useWord2013TrackBottomHyphenation" w:uri="http://schemas.microsoft.com/office/word" w:val="0"/>
+  </w:compat>
+  <w:rsids>
+    <w:rsidRoot w:val="00FA3AEC"/>
+    <w:rsid w:val="00321D68"/>
+    <w:rsid w:val="003F256B"/>
+    <w:rsid w:val="00673646"/>
+    <w:rsid w:val="008F3193"/>
+    <w:rsid w:val="00FA3AEC"/>
+  </w:rsids>
+  <m:mathPr>
+    <m:mathFont m:val="Cambria Math"/>
+    <m:brkBin m:val="before"/>
+    <m:brkBinSub m:val="--"/>
+    <m:smallFrac m:val="0"/>
+    <m:dispDef/>
+    <m:lMargin m:val="0"/>
+    <m:rMargin m:val="0"/>
+    <m:defJc m:val="centerGroup"/>
+    <m:wrapIndent m:val="1440"/>
+    <m:intLim m:val="subSup"/>
+    <m:naryLim m:val="undOvr"/>
+  </m:mathPr>
+  <w:themeFontLang w:val="en-US"/>
+  <w:clrSchemeMapping w:bg1="light1" w:t1="dark1" w:bg2="light2" w:t2="dark2" w:accent1="accent1" w:accent2="accent2" w:accent3="accent3" w:accent4="accent4" w:accent5="accent5" w:accent6="accent6" w:hyperlink="hyperlink" w:followedHyperlink="followedHyperlink"/>
+  <w:decimalSymbol w:val="."/>
+  <w:listSeparator w:val=","/>
+  <w15:chartTrackingRefBased/>
+</w:settings>
+</file>
+
+<file path=word/glossary/styles.xml><?xml version="1.0" encoding="utf-8"?>
+<w:styles xmlns:mc="http://schemas.openxmlformats.org/markup-compatibility/2006" xmlns:r="http://schemas.openxmlformats.org/officeDocument/2006/relationships" xmlns:w="http://schemas.openxmlformats.org/wordprocessingml/2006/main" xmlns:w14="http://schemas.microsoft.com/office/word/2010/wordml" xmlns:w15="http://schemas.microsoft.com/office/word/2012/wordml" xmlns:w16cex="http://schemas.microsoft.com/office/word/2018/wordml/cex" xmlns:w16cid="http://schemas.microsoft.com/office/word/2016/wordml/cid" xmlns:w16="http://schemas.microsoft.com/office/word/2018/wordml" xmlns:w16sdtdh="http://schemas.microsoft.com/office/word/2020/wordml/sdtdatahash" xmlns:w16se="http://schemas.microsoft.com/office/word/2015/wordml/symex" mc:Ignorable="w14 w15 w16se w16cid w16 w16cex w16sdtdh">
+  <w:docDefaults>
+    <w:rPrDefault>
+      <w:rPr>
+        <w:rFonts w:asciiTheme="minorHAnsi" w:eastAsiaTheme="minorEastAsia" w:hAnsiTheme="minorHAnsi" w:cstheme="minorBidi"/>
+        <w:kern w:val="2"/>
+        <w:sz w:val="24"/>
+        <w:szCs w:val="24"/>
+        <w:lang w:val="en-US" w:eastAsia="en-US" w:bidi="ar-SA"/>
+        <w14:ligatures w14:val="standardContextual"/>
+      </w:rPr>
+    </w:rPrDefault>
+    <w:pPrDefault>
+      <w:pPr>
+        <w:spacing w:after="160" w:line="278" w:lineRule="auto"/>
+      </w:pPr>
+    </w:pPrDefault>
+  </w:docDefaults>
+  <w:latentStyles w:defLockedState="0" w:defUIPriority="99" w:defSemiHidden="0" w:defUnhideWhenUsed="0" w:defQFormat="0" w:count="376">
+    <w:lsdException w:name="Normal" w:uiPriority="0" w:qFormat="1"/>
+    <w:lsdException w:name="heading 1" w:uiPriority="9" w:qFormat="1"/>
+    <w:lsdException w:name="heading 2" w:semiHidden="1" w:uiPriority="9" w:unhideWhenUsed="1" w:qFormat="1"/>
+    <w:lsdException w:name="heading 3" w:semiHidden="1" w:uiPriority="9" w:unhideWhenUsed="1" w:qFormat="1"/>
+    <w:lsdException w:name="heading 4" w:semiHidden="1" w:uiPriority="9" w:unhideWhenUsed="1" w:qFormat="1"/>
+    <w:lsdException w:name="heading 5" w:semiHidden="1" w:uiPriority="9" w:unhideWhenUsed="1" w:qFormat="1"/>
+    <w:lsdException w:name="heading 6" w:semiHidden="1" w:uiPriority="9" w:unhideWhenUsed="1" w:qFormat="1"/>
+    <w:lsdException w:name="heading 7" w:semiHidden="1" w:uiPriority="9" w:unhideWhenUsed="1" w:qFormat="1"/>
+    <w:lsdException w:name="heading 8" w:semiHidden="1" w:uiPriority="9" w:unhideWhenUsed="1" w:qFormat="1"/>
+    <w:lsdException w:name="heading 9" w:semiHidden="1" w:uiPriority="9" w:unhideWhenUsed="1" w:qFormat="1"/>
+    <w:lsdException w:name="index 1" w:semiHidden="1" w:unhideWhenUsed="1"/>
+    <w:lsdException w:name="index 2" w:semiHidden="1" w:unhideWhenUsed="1"/>
+    <w:lsdException w:name="index 3" w:semiHidden="1" w:unhideWhenUsed="1"/>
+    <w:lsdException w:name="index 4" w:semiHidden="1" w:unhideWhenUsed="1"/>
+    <w:lsdException w:name="index 5" w:semiHidden="1" w:unhideWhenUsed="1"/>
+    <w:lsdException w:name="index 6" w:semiHidden="1" w:unhideWhenUsed="1"/>
+    <w:lsdException w:name="index 7" w:semiHidden="1" w:unhideWhenUsed="1"/>
+    <w:lsdException w:name="index 8" w:semiHidden="1" w:unhideWhenUsed="1"/>
+    <w:lsdException w:name="index 9" w:semiHidden="1" w:unhideWhenUsed="1"/>
+    <w:lsdException w:name="toc 1" w:semiHidden="1" w:uiPriority="39" w:unhideWhenUsed="1"/>
+    <w:lsdException w:name="toc 2" w:semiHidden="1" w:uiPriority="39" w:unhideWhenUsed="1"/>
+    <w:lsdException w:name="toc 3" w:semiHidden="1" w:uiPriority="39" w:unhideWhenUsed="1"/>
+    <w:lsdException w:name="toc 4" w:semiHidden="1" w:uiPriority="39" w:unhideWhenUsed="1"/>
+    <w:lsdException w:name="toc 5" w:semiHidden="1" w:uiPriority="39" w:unhideWhenUsed="1"/>
+    <w:lsdException w:name="toc 6" w:semiHidden="1" w:uiPriority="39" w:unhideWhenUsed="1"/>
+    <w:lsdException w:name="toc 7" w:semiHidden="1" w:uiPriority="39" w:unhideWhenUsed="1"/>
+    <w:lsdException w:name="toc 8" w:semiHidden="1" w:uiPriority="39" w:unhideWhenUsed="1"/>
+    <w:lsdException w:name="toc 9" w:semiHidden="1" w:uiPriority="39" w:unhideWhenUsed="1"/>
+    <w:lsdException w:name="Normal Indent" w:semiHidden="1" w:unhideWhenUsed="1"/>
+    <w:lsdException w:name="footnote text" w:semiHidden="1" w:unhideWhenUsed="1"/>
+    <w:lsdException w:name="annotation text" w:semiHidden="1" w:unhideWhenUsed="1"/>
+    <w:lsdException w:name="header" w:semiHidden="1" w:unhideWhenUsed="1"/>
+    <w:lsdException w:name="footer" w:semiHidden="1" w:unhideWhenUsed="1"/>
+    <w:lsdException w:name="index heading" w:semiHidden="1" w:unhideWhenUsed="1"/>
+    <w:lsdException w:name="caption" w:semiHidden="1" w:uiPriority="35" w:unhideWhenUsed="1" w:qFormat="1"/>
+    <w:lsdException w:name="table of figures" w:semiHidden="1" w:unhideWhenUsed="1"/>
+    <w:lsdException w:name="envelope address" w:semiHidden="1" w:unhideWhenUsed="1"/>
+    <w:lsdException w:name="envelope return" w:semiHidden="1" w:unhideWhenUsed="1"/>
+    <w:lsdException w:name="footnote reference" w:semiHidden="1" w:unhideWhenUsed="1"/>
+    <w:lsdException w:name="annotation reference" w:semiHidden="1" w:unhideWhenUsed="1"/>
+    <w:lsdException w:name="line number" w:semiHidden="1" w:unhideWhenUsed="1"/>
+    <w:lsdException w:name="page number" w:semiHidden="1" w:unhideWhenUsed="1"/>
+    <w:lsdException w:name="endnote reference" w:semiHidden="1" w:unhideWhenUsed="1"/>
+    <w:lsdException w:name="endnote text" w:semiHidden="1" w:unhideWhenUsed="1"/>
+    <w:lsdException w:name="table of authorities" w:semiHidden="1" w:unhideWhenUsed="1"/>
+    <w:lsdException w:name="macro" w:semiHidden="1" w:unhideWhenUsed="1"/>
+    <w:lsdException w:name="toa heading" w:semiHidden="1" w:unhideWhenUsed="1"/>
+    <w:lsdException w:name="List" w:semiHidden="1" w:unhideWhenUsed="1"/>
+    <w:lsdException w:name="List Bullet" w:semiHidden="1" w:unhideWhenUsed="1"/>
+    <w:lsdException w:name="List Number" w:semiHidden="1" w:unhideWhenUsed="1"/>
+    <w:lsdException w:name="List 2" w:semiHidden="1" w:unhideWhenUsed="1"/>
+    <w:lsdException w:name="List 3" w:semiHidden="1" w:unhideWhenUsed="1"/>
+    <w:lsdException w:name="List 4" w:semiHidden="1" w:unhideWhenUsed="1"/>
+    <w:lsdException w:name="List 5" w:semiHidden="1" w:unhideWhenUsed="1"/>
+    <w:lsdException w:name="List Bullet 2" w:semiHidden="1" w:unhideWhenUsed="1"/>
+    <w:lsdException w:name="List Bullet 3" w:semiHidden="1" w:unhideWhenUsed="1"/>
+    <w:lsdException w:name="List Bullet 4" w:semiHidden="1" w:unhideWhenUsed="1"/>
+    <w:lsdException w:name="List Bullet 5" w:semiHidden="1" w:unhideWhenUsed="1"/>
+    <w:lsdException w:name="List Number 2" w:semiHidden="1" w:unhideWhenUsed="1"/>
+    <w:lsdException w:name="List Number 3" w:semiHidden="1" w:unhideWhenUsed="1"/>
+    <w:lsdException w:name="List Number 4" w:semiHidden="1" w:unhideWhenUsed="1"/>
+    <w:lsdException w:name="List Number 5" w:semiHidden="1" w:unhideWhenUsed="1"/>
+    <w:lsdException w:name="Title" w:uiPriority="10" w:qFormat="1"/>
+    <w:lsdException w:name="Closing" w:semiHidden="1" w:unhideWhenUsed="1"/>
+    <w:lsdException w:name="Signature" w:semiHidden="1" w:unhideWhenUsed="1"/>
+    <w:lsdException w:name="Default Paragraph Font" w:semiHidden="1" w:uiPriority="1" w:unhideWhenUsed="1"/>
+    <w:lsdException w:name="Body Text" w:semiHidden="1" w:unhideWhenUsed="1"/>
+    <w:lsdException w:name="Body Text Indent" w:semiHidden="1" w:unhideWhenUsed="1"/>
+    <w:lsdException w:name="List Continue" w:semiHidden="1" w:unhideWhenUsed="1"/>
+    <w:lsdException w:name="List Continue 2" w:semiHidden="1" w:unhideWhenUsed="1"/>
+    <w:lsdException w:name="List Continue 3" w:semiHidden="1" w:unhideWhenUsed="1"/>
+    <w:lsdException w:name="List Continue 4" w:semiHidden="1" w:unhideWhenUsed="1"/>
+    <w:lsdException w:name="List Continue 5" w:semiHidden="1" w:unhideWhenUsed="1"/>
+    <w:lsdException w:name="Message Header" w:semiHidden="1" w:unhideWhenUsed="1"/>
+    <w:lsdException w:name="Subtitle" w:uiPriority="11" w:qFormat="1"/>
+    <w:lsdException w:name="Salutation" w:semiHidden="1" w:unhideWhenUsed="1"/>
+    <w:lsdException w:name="Date" w:semiHidden="1" w:unhideWhenUsed="1"/>
+    <w:lsdException w:name="Body Text First Indent" w:semiHidden="1" w:unhideWhenUsed="1"/>
+    <w:lsdException w:name="Body Text First Indent 2" w:semiHidden="1" w:unhideWhenUsed="1"/>
+    <w:lsdException w:name="Note Heading" w:semiHidden="1" w:unhideWhenUsed="1"/>
+    <w:lsdException w:name="Body Text 2" w:semiHidden="1" w:unhideWhenUsed="1"/>
+    <w:lsdException w:name="Body Text 3" w:semiHidden="1" w:unhideWhenUsed="1"/>
+    <w:lsdException w:name="Body Text Indent 2" w:semiHidden="1" w:unhideWhenUsed="1"/>
+    <w:lsdException w:name="Body Text Indent 3" w:semiHidden="1" w:unhideWhenUsed="1"/>
+    <w:lsdException w:name="Block Text" w:semiHidden="1" w:unhideWhenUsed="1"/>
+    <w:lsdException w:name="Hyperlink" w:semiHidden="1" w:unhideWhenUsed="1"/>
+    <w:lsdException w:name="FollowedHyperlink" w:semiHidden="1" w:unhideWhenUsed="1"/>
+    <w:lsdException w:name="Strong" w:uiPriority="22" w:qFormat="1"/>
+    <w:lsdException w:name="Emphasis" w:uiPriority="20" w:qFormat="1"/>
+    <w:lsdException w:name="Document Map" w:semiHidden="1" w:unhideWhenUsed="1"/>
+    <w:lsdException w:name="Plain Text" w:semiHidden="1" w:unhideWhenUsed="1"/>
+    <w:lsdException w:name="E-mail Signature" w:semiHidden="1" w:unhideWhenUsed="1"/>
+    <w:lsdException w:name="HTML Top of Form" w:semiHidden="1" w:unhideWhenUsed="1"/>
+    <w:lsdException w:name="HTML Bottom of Form" w:semiHidden="1" w:unhideWhenUsed="1"/>
+    <w:lsdException w:name="Normal (Web)" w:semiHidden="1" w:unhideWhenUsed="1"/>
+    <w:lsdException w:name="HTML Acronym" w:semiHidden="1" w:unhideWhenUsed="1"/>
+    <w:lsdException w:name="HTML Address" w:semiHidden="1" w:unhideWhenUsed="1"/>
+    <w:lsdException w:name="HTML Cite" w:semiHidden="1" w:unhideWhenUsed="1"/>
+    <w:lsdException w:name="HTML Code" w:semiHidden="1" w:unhideWhenUsed="1"/>
+    <w:lsdException w:name="HTML Definition" w:semiHidden="1" w:unhideWhenUsed="1"/>
+    <w:lsdException w:name="HTML Keyboard" w:semiHidden="1" w:unhideWhenUsed="1"/>
+    <w:lsdException w:name="HTML Preformatted" w:semiHidden="1" w:unhideWhenUsed="1"/>
+    <w:lsdException w:name="HTML Sample" w:semiHidden="1" w:unhideWhenUsed="1"/>
+    <w:lsdException w:name="HTML Typewriter" w:semiHidden="1" w:unhideWhenUsed="1"/>
+    <w:lsdException w:name="HTML Variable" w:semiHidden="1" w:unhideWhenUsed="1"/>
+    <w:lsdException w:name="Normal Table" w:semiHidden="1" w:unhideWhenUsed="1"/>
+    <w:lsdException w:name="annotation subject" w:semiHidden="1" w:unhideWhenUsed="1"/>
+    <w:lsdException w:name="No List" w:semiHidden="1" w:unhideWhenUsed="1"/>
+    <w:lsdException w:name="Outline List 1" w:semiHidden="1" w:unhideWhenUsed="1"/>
+    <w:lsdException w:name="Outline List 2" w:semiHidden="1" w:unhideWhenUsed="1"/>
+    <w:lsdException w:name="Outline List 3" w:semiHidden="1" w:unhideWhenUsed="1"/>
+    <w:lsdException w:name="Table Simple 1" w:semiHidden="1" w:unhideWhenUsed="1"/>
+    <w:lsdException w:name="Table Simple 2" w:semiHidden="1" w:unhideWhenUsed="1"/>
+    <w:lsdException w:name="Table Simple 3" w:semiHidden="1" w:unhideWhenUsed="1"/>
+    <w:lsdException w:name="Table Classic 1" w:semiHidden="1" w:unhideWhenUsed="1"/>
+    <w:lsdException w:name="Table Classic 2" w:semiHidden="1" w:unhideWhenUsed="1"/>
+    <w:lsdException w:name="Table Classic 3" w:semiHidden="1" w:unhideWhenUsed="1"/>
+    <w:lsdException w:name="Table Classic 4" w:semiHidden="1" w:unhideWhenUsed="1"/>
+    <w:lsdException w:name="Table Colorful 1" w:semiHidden="1" w:unhideWhenUsed="1"/>
+    <w:lsdException w:name="Table Colorful 2" w:semiHidden="1" w:unhideWhenUsed="1"/>
+    <w:lsdException w:name="Table Colorful 3" w:semiHidden="1" w:unhideWhenUsed="1"/>
+    <w:lsdException w:name="Table Columns 1" w:semiHidden="1" w:unhideWhenUsed="1"/>
+    <w:lsdException w:name="Table Columns 2" w:semiHidden="1" w:unhideWhenUsed="1"/>
+    <w:lsdException w:name="Table Columns 3" w:semiHidden="1" w:unhideWhenUsed="1"/>
+    <w:lsdException w:name="Table Columns 4" w:semiHidden="1" w:unhideWhenUsed="1"/>
+    <w:lsdException w:name="Table Columns 5" w:semiHidden="1" w:unhideWhenUsed="1"/>
+    <w:lsdException w:name="Table Grid 1" w:semiHidden="1" w:unhideWhenUsed="1"/>
+    <w:lsdException w:name="Table Grid 2" w:semiHidden="1" w:unhideWhenUsed="1"/>
+    <w:lsdException w:name="Table Grid 3" w:semiHidden="1" w:unhideWhenUsed="1"/>
+    <w:lsdException w:name="Table Grid 4" w:semiHidden="1" w:unhideWhenUsed="1"/>
+    <w:lsdException w:name="Table Grid 5" w:semiHidden="1" w:unhideWhenUsed="1"/>
+    <w:lsdException w:name="Table Grid 6" w:semiHidden="1" w:unhideWhenUsed="1"/>
+    <w:lsdException w:name="Table Grid 7" w:semiHidden="1" w:unhideWhenUsed="1"/>
+    <w:lsdException w:name="Table Grid 8" w:semiHidden="1" w:unhideWhenUsed="1"/>
+    <w:lsdException w:name="Table List 1" w:semiHidden="1" w:unhideWhenUsed="1"/>
+    <w:lsdException w:name="Table List 2" w:semiHidden="1" w:unhideWhenUsed="1"/>
+    <w:lsdException w:name="Table List 3" w:semiHidden="1" w:unhideWhenUsed="1"/>
+    <w:lsdException w:name="Table List 4" w:semiHidden="1" w:unhideWhenUsed="1"/>
+    <w:lsdException w:name="Table List 5" w:semiHidden="1" w:unhideWhenUsed="1"/>
+    <w:lsdException w:name="Table List 6" w:semiHidden="1" w:unhideWhenUsed="1"/>
+    <w:lsdException w:name="Table List 7" w:semiHidden="1" w:unhideWhenUsed="1"/>
+    <w:lsdException w:name="Table List 8" w:semiHidden="1" w:unhideWhenUsed="1"/>
+    <w:lsdException w:name="Table 3D effects 1" w:semiHidden="1" w:unhideWhenUsed="1"/>
+    <w:lsdException w:name="Table 3D effects 2" w:semiHidden="1" w:unhideWhenUsed="1"/>
+    <w:lsdException w:name="Table 3D effects 3" w:semiHidden="1" w:unhideWhenUsed="1"/>
+    <w:lsdException w:name="Table Contemporary" w:semiHidden="1" w:unhideWhenUsed="1"/>
+    <w:lsdException w:name="Table Elegant" w:semiHidden="1" w:unhideWhenUsed="1"/>
+    <w:lsdException w:name="Table Professional" w:semiHidden="1" w:unhideWhenUsed="1"/>
+    <w:lsdException w:name="Table Subtle 1" w:semiHidden="1" w:unhideWhenUsed="1"/>
+    <w:lsdException w:name="Table Subtle 2" w:semiHidden="1" w:unhideWhenUsed="1"/>
+    <w:lsdException w:name="Table Web 1" w:semiHidden="1" w:unhideWhenUsed="1"/>
+    <w:lsdException w:name="Table Web 2" w:semiHidden="1" w:unhideWhenUsed="1"/>
+    <w:lsdException w:name="Table Web 3" w:semiHidden="1" w:unhideWhenUsed="1"/>
+    <w:lsdException w:name="Balloon Text" w:semiHidden="1" w:unhideWhenUsed="1"/>
+    <w:lsdException w:name="Table Grid" w:uiPriority="39"/>
+    <w:lsdException w:name="Table Theme" w:semiHidden="1" w:unhideWhenUsed="1"/>
+    <w:lsdException w:name="Placeholder Text" w:semiHidden="1"/>
+    <w:lsdException w:name="No Spacing" w:uiPriority="1" w:qFormat="1"/>
+    <w:lsdException w:name="Light Shading" w:uiPriority="60"/>
+    <w:lsdException w:name="Light List" w:uiPriority="61"/>
+    <w:lsdException w:name="Light Grid" w:uiPriority="62"/>
+    <w:lsdException w:name="Medium Shading 1" w:uiPriority="63"/>
+    <w:lsdException w:name="Medium Shading 2" w:uiPriority="64"/>
+    <w:lsdException w:name="Medium List 1" w:uiPriority="65"/>
+    <w:lsdException w:name="Medium List 2" w:uiPriority="66"/>
+    <w:lsdException w:name="Medium Grid 1" w:uiPriority="67"/>
+    <w:lsdException w:name="Medium Grid 2" w:uiPriority="68"/>
+    <w:lsdException w:name="Medium Grid 3" w:uiPriority="69"/>
+    <w:lsdException w:name="Dark List" w:uiPriority="70"/>
+    <w:lsdException w:name="Colorful Shading" w:uiPriority="71"/>
+    <w:lsdException w:name="Colorful List" w:uiPriority="72"/>
+    <w:lsdException w:name="Colorful Grid" w:uiPriority="73"/>
+    <w:lsdException w:name="Light Shading Accent 1" w:uiPriority="60"/>
+    <w:lsdException w:name="Light List Accent 1" w:uiPriority="61"/>
+    <w:lsdException w:name="Light Grid Accent 1" w:uiPriority="62"/>
+    <w:lsdException w:name="Medium Shading 1 Accent 1" w:uiPriority="63"/>
+    <w:lsdException w:name="Medium Shading 2 Accent 1" w:uiPriority="64"/>
+    <w:lsdException w:name="Medium List 1 Accent 1" w:uiPriority="65"/>
+    <w:lsdException w:name="Revision" w:semiHidden="1"/>
+    <w:lsdException w:name="List Paragraph" w:uiPriority="34" w:qFormat="1"/>
+    <w:lsdException w:name="Quote" w:uiPriority="29" w:qFormat="1"/>
+    <w:lsdException w:name="Intense Quote" w:uiPriority="30" w:qFormat="1"/>
+    <w:lsdException w:name="Medium List 2 Accent 1" w:uiPriority="66"/>
+    <w:lsdException w:name="Medium Grid 1 Accent 1" w:uiPriority="67"/>
+    <w:lsdException w:name="Medium Grid 2 Accent 1" w:uiPriority="68"/>
+    <w:lsdException w:name="Medium Grid 3 Accent 1" w:uiPriority="69"/>
+    <w:lsdException w:name="Dark List Accent 1" w:uiPriority="70"/>
+    <w:lsdException w:name="Colorful Shading Accent 1" w:uiPriority="71"/>
+    <w:lsdException w:name="Colorful List Accent 1" w:uiPriority="72"/>
+    <w:lsdException w:name="Colorful Grid Accent 1" w:uiPriority="73"/>
+    <w:lsdException w:name="Light Shading Accent 2" w:uiPriority="60"/>
+    <w:lsdException w:name="Light List Accent 2" w:uiPriority="61"/>
+    <w:lsdException w:name="Light Grid Accent 2" w:uiPriority="62"/>
+    <w:lsdException w:name="Medium Shading 1 Accent 2" w:uiPriority="63"/>
+    <w:lsdException w:name="Medium Shading 2 Accent 2" w:uiPriority="64"/>
+    <w:lsdException w:name="Medium List 1 Accent 2" w:uiPriority="65"/>
+    <w:lsdException w:name="Medium List 2 Accent 2" w:uiPriority="66"/>
+    <w:lsdException w:name="Medium Grid 1 Accent 2" w:uiPriority="67"/>
+    <w:lsdException w:name="Medium Grid 2 Accent 2" w:uiPriority="68"/>
+    <w:lsdException w:name="Medium Grid 3 Accent 2" w:uiPriority="69"/>
+    <w:lsdException w:name="Dark List Accent 2" w:uiPriority="70"/>
+    <w:lsdException w:name="Colorful Shading Accent 2" w:uiPriority="71"/>
+    <w:lsdException w:name="Colorful List Accent 2" w:uiPriority="72"/>
+    <w:lsdException w:name="Colorful Grid Accent 2" w:uiPriority="73"/>
+    <w:lsdException w:name="Light Shading Accent 3" w:uiPriority="60"/>
+    <w:lsdException w:name="Light List Accent 3" w:uiPriority="61"/>
+    <w:lsdException w:name="Light Grid Accent 3" w:uiPriority="62"/>
+    <w:lsdException w:name="Medium Shading 1 Accent 3" w:uiPriority="63"/>
+    <w:lsdException w:name="Medium Shading 2 Accent 3" w:uiPriority="64"/>
+    <w:lsdException w:name="Medium List 1 Accent 3" w:uiPriority="65"/>
+    <w:lsdException w:name="Medium List 2 Accent 3" w:uiPriority="66"/>
+    <w:lsdException w:name="Medium Grid 1 Accent 3" w:uiPriority="67"/>
+    <w:lsdException w:name="Medium Grid 2 Accent 3" w:uiPriority="68"/>
+    <w:lsdException w:name="Medium Grid 3 Accent 3" w:uiPriority="69"/>
+    <w:lsdException w:name="Dark List Accent 3" w:uiPriority="70"/>
+    <w:lsdException w:name="Colorful Shading Accent 3" w:uiPriority="71"/>
+    <w:lsdException w:name="Colorful List Accent 3" w:uiPriority="72"/>
+    <w:lsdException w:name="Colorful Grid Accent 3" w:uiPriority="73"/>
+    <w:lsdException w:name="Light Shading Accent 4" w:uiPriority="60"/>
+    <w:lsdException w:name="Light List Accent 4" w:uiPriority="61"/>
+    <w:lsdException w:name="Light Grid Accent 4" w:uiPriority="62"/>
+    <w:lsdException w:name="Medium Shading 1 Accent 4" w:uiPriority="63"/>
+    <w:lsdException w:name="Medium Shading 2 Accent 4" w:uiPriority="64"/>
+    <w:lsdException w:name="Medium List 1 Accent 4" w:uiPriority="65"/>
+    <w:lsdException w:name="Medium List 2 Accent 4" w:uiPriority="66"/>
+    <w:lsdException w:name="Medium Grid 1 Accent 4" w:uiPriority="67"/>
+    <w:lsdException w:name="Medium Grid 2 Accent 4" w:uiPriority="68"/>
+    <w:lsdException w:name="Medium Grid 3 Accent 4" w:uiPriority="69"/>
+    <w:lsdException w:name="Dark List Accent 4" w:uiPriority="70"/>
+    <w:lsdException w:name="Colorful Shading Accent 4" w:uiPriority="71"/>
+    <w:lsdException w:name="Colorful List Accent 4" w:uiPriority="72"/>
+    <w:lsdException w:name="Colorful Grid Accent 4" w:uiPriority="73"/>
+    <w:lsdException w:name="Light Shading Accent 5" w:uiPriority="60"/>
+    <w:lsdException w:name="Light List Accent 5" w:uiPriority="61"/>
+    <w:lsdException w:name="Light Grid Accent 5" w:uiPriority="62"/>
+    <w:lsdException w:name="Medium Shading 1 Accent 5" w:uiPriority="63"/>
+    <w:lsdException w:name="Medium Shading 2 Accent 5" w:uiPriority="64"/>
+    <w:lsdException w:name="Medium List 1 Accent 5" w:uiPriority="65"/>
+    <w:lsdException w:name="Medium List 2 Accent 5" w:uiPriority="66"/>
+    <w:lsdException w:name="Medium Grid 1 Accent 5" w:uiPriority="67"/>
+    <w:lsdException w:name="Medium Grid 2 Accent 5" w:uiPriority="68"/>
+    <w:lsdException w:name="Medium Grid 3 Accent 5" w:uiPriority="69"/>
+    <w:lsdException w:name="Dark List Accent 5" w:uiPriority="70"/>
+    <w:lsdException w:name="Colorful Shading Accent 5" w:uiPriority="71"/>
+    <w:lsdException w:name="Colorful List Accent 5" w:uiPriority="72"/>
+    <w:lsdException w:name="Colorful Grid Accent 5" w:uiPriority="73"/>
+    <w:lsdException w:name="Light Shading Accent 6" w:uiPriority="60"/>
+    <w:lsdException w:name="Light List Accent 6" w:uiPriority="61"/>
+    <w:lsdException w:name="Light Grid Accent 6" w:uiPriority="62"/>
+    <w:lsdException w:name="Medium Shading 1 Accent 6" w:uiPriority="63"/>
+    <w:lsdException w:name="Medium Shading 2 Accent 6" w:uiPriority="64"/>
+    <w:lsdException w:name="Medium List 1 Accent 6" w:uiPriority="65"/>
+    <w:lsdException w:name="Medium List 2 Accent 6" w:uiPriority="66"/>
+    <w:lsdException w:name="Medium Grid 1 Accent 6" w:uiPriority="67"/>
+    <w:lsdException w:name="Medium Grid 2 Accent 6" w:uiPriority="68"/>
+    <w:lsdException w:name="Medium Grid 3 Accent 6" w:uiPriority="69"/>
+    <w:lsdException w:name="Dark List Accent 6" w:uiPriority="70"/>
+    <w:lsdException w:name="Colorful Shading Accent 6" w:uiPriority="71"/>
+    <w:lsdException w:name="Colorful List Accent 6" w:uiPriority="72"/>
+    <w:lsdException w:name="Colorful Grid Accent 6" w:uiPriority="73"/>
+    <w:lsdException w:name="Subtle Emphasis" w:uiPriority="19" w:qFormat="1"/>
+    <w:lsdException w:name="Intense Emphasis" w:uiPriority="21" w:qFormat="1"/>
+    <w:lsdException w:name="Subtle Reference" w:uiPriority="31" w:qFormat="1"/>
+    <w:lsdException w:name="Intense Reference" w:uiPriority="32" w:qFormat="1"/>
+    <w:lsdException w:name="Book Title" w:uiPriority="33" w:qFormat="1"/>
+    <w:lsdException w:name="Bibliography" w:semiHidden="1" w:uiPriority="37" w:unhideWhenUsed="1"/>
+    <w:lsdException w:name="TOC Heading" w:semiHidden="1" w:uiPriority="39" w:unhideWhenUsed="1" w:qFormat="1"/>
+    <w:lsdException w:name="Plain Table 1" w:uiPriority="41"/>
+    <w:lsdException w:name="Plain Table 2" w:uiPriority="42"/>
+    <w:lsdException w:name="Plain Table 3" w:uiPriority="43"/>
+    <w:lsdException w:name="Plain Table 4" w:uiPriority="44"/>
+    <w:lsdException w:name="Plain Table 5" w:uiPriority="45"/>
+    <w:lsdException w:name="Grid Table Light" w:uiPriority="40"/>
+    <w:lsdException w:name="Grid Table 1 Light" w:uiPriority="46"/>
+    <w:lsdException w:name="Grid Table 2" w:uiPriority="47"/>
+    <w:lsdException w:name="Grid Table 3" w:uiPriority="48"/>
+    <w:lsdException w:name="Grid Table 4" w:uiPriority="49"/>
+    <w:lsdException w:name="Grid Table 5 Dark" w:uiPriority="50"/>
+    <w:lsdException w:name="Grid Table 6 Colorful" w:uiPriority="51"/>
+    <w:lsdException w:name="Grid Table 7 Colorful" w:uiPriority="52"/>
+    <w:lsdException w:name="Grid Table 1 Light Accent 1" w:uiPriority="46"/>
+    <w:lsdException w:name="Grid Table 2 Accent 1" w:uiPriority="47"/>
+    <w:lsdException w:name="Grid Table 3 Accent 1" w:uiPriority="48"/>
+    <w:lsdException w:name="Grid Table 4 Accent 1" w:uiPriority="49"/>
+    <w:lsdException w:name="Grid Table 5 Dark Accent 1" w:uiPriority="50"/>
+    <w:lsdException w:name="Grid Table 6 Colorful Accent 1" w:uiPriority="51"/>
+    <w:lsdException w:name="Grid Table 7 Colorful Accent 1" w:uiPriority="52"/>
+    <w:lsdException w:name="Grid Table 1 Light Accent 2" w:uiPriority="46"/>
+    <w:lsdException w:name="Grid Table 2 Accent 2" w:uiPriority="47"/>
+    <w:lsdException w:name="Grid Table 3 Accent 2" w:uiPriority="48"/>
+    <w:lsdException w:name="Grid Table 4 Accent 2" w:uiPriority="49"/>
+    <w:lsdException w:name="Grid Table 5 Dark Accent 2" w:uiPriority="50"/>
+    <w:lsdException w:name="Grid Table 6 Colorful Accent 2" w:uiPriority="51"/>
+    <w:lsdException w:name="Grid Table 7 Colorful Accent 2" w:uiPriority="52"/>
+    <w:lsdException w:name="Grid Table 1 Light Accent 3" w:uiPriority="46"/>
+    <w:lsdException w:name="Grid Table 2 Accent 3" w:uiPriority="47"/>
+    <w:lsdException w:name="Grid Table 3 Accent 3" w:uiPriority="48"/>
+    <w:lsdException w:name="Grid Table 4 Accent 3" w:uiPriority="49"/>
+    <w:lsdException w:name="Grid Table 5 Dark Accent 3" w:uiPriority="50"/>
+    <w:lsdException w:name="Grid Table 6 Colorful Accent 3" w:uiPriority="51"/>
+    <w:lsdException w:name="Grid Table 7 Colorful Accent 3" w:uiPriority="52"/>
+    <w:lsdException w:name="Grid Table 1 Light Accent 4" w:uiPriority="46"/>
+    <w:lsdException w:name="Grid Table 2 Accent 4" w:uiPriority="47"/>
+    <w:lsdException w:name="Grid Table 3 Accent 4" w:uiPriority="48"/>
+    <w:lsdException w:name="Grid Table 4 Accent 4" w:uiPriority="49"/>
+    <w:lsdException w:name="Grid Table 5 Dark Accent 4" w:uiPriority="50"/>
+    <w:lsdException w:name="Grid Table 6 Colorful Accent 4" w:uiPriority="51"/>
+    <w:lsdException w:name="Grid Table 7 Colorful Accent 4" w:uiPriority="52"/>
+    <w:lsdException w:name="Grid Table 1 Light Accent 5" w:uiPriority="46"/>
+    <w:lsdException w:name="Grid Table 2 Accent 5" w:uiPriority="47"/>
+    <w:lsdException w:name="Grid Table 3 Accent 5" w:uiPriority="48"/>
+    <w:lsdException w:name="Grid Table 4 Accent 5" w:uiPriority="49"/>
+    <w:lsdException w:name="Grid Table 5 Dark Accent 5" w:uiPriority="50"/>
+    <w:lsdException w:name="Grid Table 6 Colorful Accent 5" w:uiPriority="51"/>
+    <w:lsdException w:name="Grid Table 7 Colorful Accent 5" w:uiPriority="52"/>
+    <w:lsdException w:name="Grid Table 1 Light Accent 6" w:uiPriority="46"/>
+    <w:lsdException w:name="Grid Table 2 Accent 6" w:uiPriority="47"/>
+    <w:lsdException w:name="Grid Table 3 Accent 6" w:uiPriority="48"/>
+    <w:lsdException w:name="Grid Table 4 Accent 6" w:uiPriority="49"/>
+    <w:lsdException w:name="Grid Table 5 Dark Accent 6" w:uiPriority="50"/>
+    <w:lsdException w:name="Grid Table 6 Colorful Accent 6" w:uiPriority="51"/>
+    <w:lsdException w:name="Grid Table 7 Colorful Accent 6" w:uiPriority="52"/>
+    <w:lsdException w:name="List Table 1 Light" w:uiPriority="46"/>
+    <w:lsdException w:name="List Table 2" w:uiPriority="47"/>
+    <w:lsdException w:name="List Table 3" w:uiPriority="48"/>
+    <w:lsdException w:name="List Table 4" w:uiPriority="49"/>
+    <w:lsdException w:name="List Table 5 Dark" w:uiPriority="50"/>
+    <w:lsdException w:name="List Table 6 Colorful" w:uiPriority="51"/>
+    <w:lsdException w:name="List Table 7 Colorful" w:uiPriority="52"/>
+    <w:lsdException w:name="List Table 1 Light Accent 1" w:uiPriority="46"/>
+    <w:lsdException w:name="List Table 2 Accent 1" w:uiPriority="47"/>
+    <w:lsdException w:name="List Table 3 Accent 1" w:uiPriority="48"/>
+    <w:lsdException w:name="List Table 4 Accent 1" w:uiPriority="49"/>
+    <w:lsdException w:name="List Table 5 Dark Accent 1" w:uiPriority="50"/>
+    <w:lsdException w:name="List Table 6 Colorful Accent 1" w:uiPriority="51"/>
+    <w:lsdException w:name="List Table 7 Colorful Accent 1" w:uiPriority="52"/>
+    <w:lsdException w:name="List Table 1 Light Accent 2" w:uiPriority="46"/>
+    <w:lsdException w:name="List Table 2 Accent 2" w:uiPriority="47"/>
+    <w:lsdException w:name="List Table 3 Accent 2" w:uiPriority="48"/>
+    <w:lsdException w:name="List Table 4 Accent 2" w:uiPriority="49"/>
+    <w:lsdException w:name="List Table 5 Dark Accent 2" w:uiPriority="50"/>
+    <w:lsdException w:name="List Table 6 Colorful Accent 2" w:uiPriority="51"/>
+    <w:lsdException w:name="List Table 7 Colorful Accent 2" w:uiPriority="52"/>
+    <w:lsdException w:name="List Table 1 Light Accent 3" w:uiPriority="46"/>
+    <w:lsdException w:name="List Table 2 Accent 3" w:uiPriority="47"/>
+    <w:lsdException w:name="List Table 3 Accent 3" w:uiPriority="48"/>
+    <w:lsdException w:name="List Table 4 Accent 3" w:uiPriority="49"/>
+    <w:lsdException w:name="List Table 5 Dark Accent 3" w:uiPriority="50"/>
+    <w:lsdException w:name="List Table 6 Colorful Accent 3" w:uiPriority="51"/>
+    <w:lsdException w:name="List Table 7 Colorful Accent 3" w:uiPriority="52"/>
+    <w:lsdException w:name="List Table 1 Light Accent 4" w:uiPriority="46"/>
+    <w:lsdException w:name="List Table 2 Accent 4" w:uiPriority="47"/>
+    <w:lsdException w:name="List Table 3 Accent 4" w:uiPriority="48"/>
+    <w:lsdException w:name="List Table 4 Accent 4" w:uiPriority="49"/>
+    <w:lsdException w:name="List Table 5 Dark Accent 4" w:uiPriority="50"/>
+    <w:lsdException w:name="List Table 6 Colorful Accent 4" w:uiPriority="51"/>
+    <w:lsdException w:name="List Table 7 Colorful Accent 4" w:uiPriority="52"/>
+    <w:lsdException w:name="List Table 1 Light Accent 5" w:uiPriority="46"/>
+    <w:lsdException w:name="List Table 2 Accent 5" w:uiPriority="47"/>
+    <w:lsdException w:name="List Table 3 Accent 5" w:uiPriority="48"/>
+    <w:lsdException w:name="List Table 4 Accent 5" w:uiPriority="49"/>
+    <w:lsdException w:name="List Table 5 Dark Accent 5" w:uiPriority="50"/>
+    <w:lsdException w:name="List Table 6 Colorful Accent 5" w:uiPriority="51"/>
+    <w:lsdException w:name="List Table 7 Colorful Accent 5" w:uiPriority="52"/>
+    <w:lsdException w:name="List Table 1 Light Accent 6" w:uiPriority="46"/>
+    <w:lsdException w:name="List Table 2 Accent 6" w:uiPriority="47"/>
+    <w:lsdException w:name="List Table 3 Accent 6" w:uiPriority="48"/>
+    <w:lsdException w:name="List Table 4 Accent 6" w:uiPriority="49"/>
+    <w:lsdException w:name="List Table 5 Dark Accent 6" w:uiPriority="50"/>
+    <w:lsdException w:name="List Table 6 Colorful Accent 6" w:uiPriority="51"/>
+    <w:lsdException w:name="List Table 7 Colorful Accent 6" w:uiPriority="52"/>
+    <w:lsdException w:name="Mention" w:semiHidden="1" w:unhideWhenUsed="1"/>
+    <w:lsdException w:name="Smart Hyperlink" w:semiHidden="1" w:unhideWhenUsed="1"/>
+    <w:lsdException w:name="Hashtag" w:semiHidden="1" w:unhideWhenUsed="1"/>
+    <w:lsdException w:name="Unresolved Mention" w:semiHidden="1" w:unhideWhenUsed="1"/>
+    <w:lsdException w:name="Smart Link" w:semiHidden="1" w:unhideWhenUsed="1"/>
+  </w:latentStyles>
+  <w:style w:type="paragraph" w:default="1" w:styleId="Normal">
+    <w:name w:val="Normal"/>
+    <w:qFormat/>
+  </w:style>
+  <w:style w:type="character" w:default="1" w:styleId="DefaultParagraphFont">
+    <w:name w:val="Default Paragraph Font"/>
+    <w:uiPriority w:val="1"/>
+    <w:semiHidden/>
+    <w:unhideWhenUsed/>
+  </w:style>
+  <w:style w:type="table" w:default="1" w:styleId="TableNormal">
+    <w:name w:val="Normal Table"/>
+    <w:uiPriority w:val="99"/>
+    <w:semiHidden/>
+    <w:unhideWhenUsed/>
+    <w:tblPr>
+      <w:tblInd w:w="0" w:type="dxa"/>
+      <w:tblCellMar>
+        <w:top w:w="0" w:type="dxa"/>
+        <w:left w:w="108" w:type="dxa"/>
+        <w:bottom w:w="0" w:type="dxa"/>
+        <w:right w:w="108" w:type="dxa"/>
+      </w:tblCellMar>
+    </w:tblPr>
+  </w:style>
+  <w:style w:type="numbering" w:default="1" w:styleId="NoList">
+    <w:name w:val="No List"/>
+    <w:uiPriority w:val="99"/>
+    <w:semiHidden/>
+    <w:unhideWhenUsed/>
+  </w:style>
+  <w:style w:type="paragraph" w:customStyle="1" w:styleId="D44E09265241451CBB7F1F864738E8D7">
+    <w:name w:val="D44E09265241451CBB7F1F864738E8D7"/>
+    <w:rsid w:val="00FA3AEC"/>
+  </w:style>
+  <w:style w:type="paragraph" w:customStyle="1" w:styleId="1939FA2FDD8A418C826802F2CA174F54">
+    <w:name w:val="1939FA2FDD8A418C826802F2CA174F54"/>
+    <w:rsid w:val="00FA3AEC"/>
+  </w:style>
+  <w:style w:type="paragraph" w:customStyle="1" w:styleId="53EB1E83A4EF48089D8AB2A55CC0DE9C">
+    <w:name w:val="53EB1E83A4EF48089D8AB2A55CC0DE9C"/>
+    <w:rsid w:val="00FA3AEC"/>
+  </w:style>
+  <w:style w:type="paragraph" w:customStyle="1" w:styleId="2C589B00DE704FFD980F2279BBE950D8">
+    <w:name w:val="2C589B00DE704FFD980F2279BBE950D8"/>
+    <w:rsid w:val="00FA3AEC"/>
+  </w:style>
+  <w:style w:type="paragraph" w:customStyle="1" w:styleId="3A950491F1364AA5B672ADAC0CCB1EA3">
+    <w:name w:val="3A950491F1364AA5B672ADAC0CCB1EA3"/>
+    <w:rsid w:val="00FA3AEC"/>
+  </w:style>
+</w:styles>
+</file>
+
+<file path=word/glossary/webSettings.xml><?xml version="1.0" encoding="utf-8"?>
+<w:webSettings xmlns:mc="http://schemas.openxmlformats.org/markup-compatibility/2006" xmlns:r="http://schemas.openxmlformats.org/officeDocument/2006/relationships" xmlns:w="http://schemas.openxmlformats.org/wordprocessingml/2006/main" xmlns:w14="http://schemas.microsoft.com/office/word/2010/wordml" xmlns:w15="http://schemas.microsoft.com/office/word/2012/wordml" xmlns:w16cex="http://schemas.microsoft.com/office/word/2018/wordml/cex" xmlns:w16cid="http://schemas.microsoft.com/office/word/2016/wordml/cid" xmlns:w16="http://schemas.microsoft.com/office/word/2018/wordml" xmlns:w16sdtdh="http://schemas.microsoft.com/office/word/2020/wordml/sdtdatahash" xmlns:w16se="http://schemas.microsoft.com/office/word/2015/wordml/symex" mc:Ignorable="w14 w15 w16se w16cid w16 w16cex w16sdtdh">
+  <w:optimizeForBrowser/>
+  <w:allowPNG/>
+</w:webSettings>
 </file>
 
 <file path=word/theme/theme1.xml><?xml version="1.0" encoding="utf-8"?>
@@ -2559,4 +7837,35 @@
     </a:ext>
   </a:extLst>
 </a:theme>
+</file>
+
+<file path=customXml/item1.xml><?xml version="1.0" encoding="utf-8"?>
+<CoverPageProperties xmlns="http://schemas.microsoft.com/office/2006/coverPageProps">
+  <PublishDate>2024-03-07T00:00:00</PublishDate>
+  <Abstract/>
+  <CompanyAddress/>
+  <CompanyPhone/>
+  <CompanyFax/>
+  <CompanyEmail/>
+</CoverPageProperties>
+</file>
+
+<file path=customXml/item2.xml><?xml version="1.0" encoding="utf-8"?>
+<b:Sources xmlns:b="http://schemas.openxmlformats.org/officeDocument/2006/bibliography" xmlns="http://schemas.openxmlformats.org/officeDocument/2006/bibliography" SelectedStyle="\HarvardAnglia2008OfficeOnline.xsl" StyleName="Harvard - Anglia" Version="2008"/>
+</file>
+
+<file path=customXml/itemProps1.xml><?xml version="1.0" encoding="utf-8"?>
+<ds:datastoreItem xmlns:ds="http://schemas.openxmlformats.org/officeDocument/2006/customXml" ds:itemID="{55AF091B-3C7A-41E3-B477-F2FDAA23CFDA}">
+  <ds:schemaRefs>
+    <ds:schemaRef ds:uri="http://schemas.microsoft.com/office/2006/coverPageProps"/>
+  </ds:schemaRefs>
+</ds:datastoreItem>
+</file>
+
+<file path=customXml/itemProps2.xml><?xml version="1.0" encoding="utf-8"?>
+<ds:datastoreItem xmlns:ds="http://schemas.openxmlformats.org/officeDocument/2006/customXml" ds:itemID="{EBFC38BA-2C6F-4ED5-971F-C71C4CCEB1F5}">
+  <ds:schemaRefs>
+    <ds:schemaRef ds:uri="http://schemas.openxmlformats.org/officeDocument/2006/bibliography"/>
+  </ds:schemaRefs>
+</ds:datastoreItem>
 </file>
--- a/labs/lab1/lab1.docx
+++ b/labs/lab1/lab1.docx
@@ -2832,13 +2832,8 @@
         <w:t>1.1</w:t>
       </w:r>
       <w:r>
-        <w:t xml:space="preserve"> circuit </w:t>
-      </w:r>
-      <w:proofErr w:type="gramStart"/>
-      <w:r>
-        <w:t>diagram</w:t>
-      </w:r>
-      <w:proofErr w:type="gramEnd"/>
+        <w:t xml:space="preserve"> circuit diagram</w:t>
+      </w:r>
     </w:p>
     <w:p>
       <w:pPr>
@@ -2955,13 +2950,8 @@
         <w:t>1.1</w:t>
       </w:r>
       <w:r>
-        <w:t xml:space="preserve"> flow </w:t>
-      </w:r>
-      <w:proofErr w:type="gramStart"/>
-      <w:r>
-        <w:t>chart</w:t>
-      </w:r>
-      <w:proofErr w:type="gramEnd"/>
+        <w:t xml:space="preserve"> flow chart</w:t>
+      </w:r>
     </w:p>
     <w:p>
       <w:pPr>
@@ -3003,10 +2993,10 @@
             <v:path o:extrusionok="f" gradientshapeok="t" o:connecttype="rect"/>
             <o:lock v:ext="edit" aspectratio="t"/>
           </v:shapetype>
-          <v:shape id="_x0000_i1144" type="#_x0000_t75" style="width:468pt;height:285.5pt" o:ole="">
+          <v:shape id="_x0000_i1025" type="#_x0000_t75" style="width:468pt;height:285.75pt" o:ole="">
             <v:imagedata r:id="rId12" o:title=""/>
           </v:shape>
-          <o:OLEObject Type="Embed" ProgID="Word.OpenDocumentText.12" ShapeID="_x0000_i1144" DrawAspect="Content" ObjectID="_1771339255" r:id="rId13"/>
+          <o:OLEObject Type="Embed" ProgID="Word.OpenDocumentText.12" ShapeID="_x0000_i1025" DrawAspect="Content" ObjectID="_1771356831" r:id="rId13"/>
         </w:object>
       </w:r>
     </w:p>
@@ -3192,11 +3182,9 @@
       <w:r>
         <w:t xml:space="preserve">Following the DDR </w:t>
       </w:r>
-      <w:proofErr w:type="gramStart"/>
-      <w:r>
-        <w:t>configuration</w:t>
-      </w:r>
-      <w:proofErr w:type="gramEnd"/>
+      <w:r>
+        <w:t>configuration,</w:t>
+      </w:r>
       <w:r>
         <w:t xml:space="preserve"> we use the PORTA defined variable to set the required high and low </w:t>
       </w:r>
@@ -3224,10 +3212,10 @@
       </w:pPr>
       <w:r>
         <w:object w:dxaOrig="9360" w:dyaOrig="570" w14:anchorId="1413A3EB">
-          <v:shape id="_x0000_i1070" type="#_x0000_t75" style="width:468pt;height:28.45pt" o:ole="">
+          <v:shape id="_x0000_i1026" type="#_x0000_t75" style="width:468pt;height:28.5pt" o:ole="">
             <v:imagedata r:id="rId14" o:title=""/>
           </v:shape>
-          <o:OLEObject Type="Embed" ProgID="Word.OpenDocumentText.12" ShapeID="_x0000_i1070" DrawAspect="Content" ObjectID="_1771339256" r:id="rId15"/>
+          <o:OLEObject Type="Embed" ProgID="Word.OpenDocumentText.12" ShapeID="_x0000_i1026" DrawAspect="Content" ObjectID="_1771356832" r:id="rId15"/>
         </w:object>
       </w:r>
     </w:p>
@@ -3255,10 +3243,10 @@
       </w:pPr>
       <w:r>
         <w:object w:dxaOrig="9360" w:dyaOrig="2280" w14:anchorId="5D0C2582">
-          <v:shape id="_x0000_i1071" type="#_x0000_t75" style="width:468pt;height:113.85pt" o:ole="">
+          <v:shape id="_x0000_i1027" type="#_x0000_t75" style="width:468pt;height:114pt" o:ole="">
             <v:imagedata r:id="rId16" o:title=""/>
           </v:shape>
-          <o:OLEObject Type="Embed" ProgID="Word.OpenDocumentText.12" ShapeID="_x0000_i1071" DrawAspect="Content" ObjectID="_1771339257" r:id="rId17"/>
+          <o:OLEObject Type="Embed" ProgID="Word.OpenDocumentText.12" ShapeID="_x0000_i1027" DrawAspect="Content" ObjectID="_1771356833" r:id="rId17"/>
         </w:object>
       </w:r>
     </w:p>
@@ -3477,16 +3465,11 @@
         <w:t>1.2</w:t>
       </w:r>
       <w:r>
-        <w:t xml:space="preserve"> circuit </w:t>
-      </w:r>
-      <w:proofErr w:type="gramStart"/>
-      <w:r>
-        <w:t>diagra</w:t>
+        <w:t xml:space="preserve"> circuit diagra</w:t>
       </w:r>
       <w:r>
         <w:t>m</w:t>
       </w:r>
-      <w:proofErr w:type="gramEnd"/>
     </w:p>
     <w:p>
       <w:pPr>
@@ -3591,13 +3574,8 @@
         <w:t>1.2</w:t>
       </w:r>
       <w:r>
-        <w:t xml:space="preserve"> flow </w:t>
-      </w:r>
-      <w:proofErr w:type="gramStart"/>
-      <w:r>
-        <w:t>chart</w:t>
-      </w:r>
-      <w:proofErr w:type="gramEnd"/>
+        <w:t xml:space="preserve"> flow chart</w:t>
+      </w:r>
     </w:p>
     <w:p>
       <w:pPr>
@@ -3619,10 +3597,10 @@
       </w:pPr>
       <w:r>
         <w:object w:dxaOrig="9360" w:dyaOrig="5700" w14:anchorId="7CC16785">
-          <v:shape id="_x0000_i1098" type="#_x0000_t75" style="width:468pt;height:284.65pt" o:ole="">
+          <v:shape id="_x0000_i1028" type="#_x0000_t75" style="width:468pt;height:285pt" o:ole="">
             <v:imagedata r:id="rId20" o:title=""/>
           </v:shape>
-          <o:OLEObject Type="Embed" ProgID="Word.OpenDocumentText.12" ShapeID="_x0000_i1098" DrawAspect="Content" ObjectID="_1771339258" r:id="rId21"/>
+          <o:OLEObject Type="Embed" ProgID="Word.OpenDocumentText.12" ShapeID="_x0000_i1028" DrawAspect="Content" ObjectID="_1771356834" r:id="rId21"/>
         </w:object>
       </w:r>
     </w:p>
@@ -3742,15 +3720,7 @@
         <w:t>to</w:t>
       </w:r>
       <w:r>
-        <w:t xml:space="preserve"> 23 belongs to A region (Port A) and since we need to send output </w:t>
-      </w:r>
-      <w:proofErr w:type="gramStart"/>
-      <w:r>
-        <w:t>signals</w:t>
-      </w:r>
-      <w:proofErr w:type="gramEnd"/>
-      <w:r>
-        <w:t xml:space="preserve"> we set Data Direction Register of A (DDRA) to 0xFF which is equivalent highest 8-bit byte value in hex</w:t>
+        <w:t xml:space="preserve"> 23 belongs to A region (Port A) and since we need to send output signals we set Data Direction Register of A (DDRA) to 0xFF which is equivalent highest 8-bit byte value in hex</w:t>
       </w:r>
       <w:r>
         <w:t>.</w:t>
@@ -3996,13 +3966,8 @@
         <w:t>1.3</w:t>
       </w:r>
       <w:r>
-        <w:t xml:space="preserve"> circuit </w:t>
-      </w:r>
-      <w:proofErr w:type="gramStart"/>
-      <w:r>
-        <w:t>diagram</w:t>
-      </w:r>
-      <w:proofErr w:type="gramEnd"/>
+        <w:t xml:space="preserve"> circuit diagram</w:t>
+      </w:r>
     </w:p>
     <w:p>
       <w:pPr>
@@ -4105,13 +4070,8 @@
         <w:t>1.3</w:t>
       </w:r>
       <w:r>
-        <w:t xml:space="preserve"> flow </w:t>
-      </w:r>
-      <w:proofErr w:type="gramStart"/>
-      <w:r>
-        <w:t>chart</w:t>
-      </w:r>
-      <w:proofErr w:type="gramEnd"/>
+        <w:t xml:space="preserve"> flow chart</w:t>
+      </w:r>
     </w:p>
     <w:p>
       <w:pPr>
@@ -4133,10 +4093,10 @@
       </w:pPr>
       <w:r>
         <w:object w:dxaOrig="9360" w:dyaOrig="5700" w14:anchorId="6B5DD293">
-          <v:shape id="_x0000_i1089" type="#_x0000_t75" style="width:468pt;height:284.65pt" o:ole="">
+          <v:shape id="_x0000_i1029" type="#_x0000_t75" style="width:468pt;height:285pt" o:ole="">
             <v:imagedata r:id="rId24" o:title=""/>
           </v:shape>
-          <o:OLEObject Type="Embed" ProgID="Word.OpenDocumentText.12" ShapeID="_x0000_i1089" DrawAspect="Content" ObjectID="_1771339259" r:id="rId25"/>
+          <o:OLEObject Type="Embed" ProgID="Word.OpenDocumentText.12" ShapeID="_x0000_i1029" DrawAspect="Content" ObjectID="_1771356835" r:id="rId25"/>
         </w:object>
       </w:r>
     </w:p>
@@ -6341,6 +6301,7 @@
   <w:style w:type="character" w:default="1" w:styleId="DefaultParagraphFont">
     <w:name w:val="Default Paragraph Font"/>
     <w:uiPriority w:val="1"/>
+    <w:semiHidden/>
     <w:unhideWhenUsed/>
   </w:style>
   <w:style w:type="table" w:default="1" w:styleId="TableNormal">
@@ -7063,6 +7024,7 @@
     <w:rsid w:val="003F256B"/>
     <w:rsid w:val="00673646"/>
     <w:rsid w:val="008F3193"/>
+    <w:rsid w:val="00DB23DF"/>
     <w:rsid w:val="00FA3AEC"/>
   </w:rsids>
   <m:mathPr>

--- a/labs/lab1/lab1.docx
+++ b/labs/lab1/lab1.docx
@@ -250,7 +250,7 @@
                     <w:docPart w:val="3A950491F1364AA5B672ADAC0CCB1EA3"/>
                   </w:placeholder>
                   <w:dataBinding w:prefixMappings="xmlns:ns0='http://schemas.microsoft.com/office/2006/coverPageProps'" w:xpath="/ns0:CoverPageProperties[1]/ns0:PublishDate[1]" w:storeItemID="{55AF091B-3C7A-41E3-B477-F2FDAA23CFDA}"/>
-                  <w:date w:fullDate="2024-03-07T00:00:00Z">
+                  <w:date w:fullDate="2024-07-03T00:00:00Z">
                     <w:dateFormat w:val="M-d-yyyy"/>
                     <w:lid w:val="en-US"/>
                     <w:storeMappedDataAs w:val="dateTime"/>
@@ -273,7 +273,7 @@
                         <w:sz w:val="28"/>
                         <w:szCs w:val="28"/>
                       </w:rPr>
-                      <w:t>3-7-2024</w:t>
+                      <w:t>7-3-2024</w:t>
                     </w:r>
                   </w:p>
                 </w:sdtContent>
@@ -361,7 +361,7 @@
           <w:r>
             <w:fldChar w:fldCharType="separate"/>
           </w:r>
-          <w:hyperlink w:anchor="_Toc160726243" w:history="1">
+          <w:hyperlink w:anchor="_Toc161423753" w:history="1">
             <w:r>
               <w:rPr>
                 <w:rStyle w:val="Hyperlink"/>
@@ -388,7 +388,7 @@
                 <w:noProof/>
                 <w:webHidden/>
               </w:rPr>
-              <w:instrText xml:space="preserve"> PAGEREF _Toc160726243 \h </w:instrText>
+              <w:instrText xml:space="preserve"> PAGEREF _Toc161423753 \h </w:instrText>
             </w:r>
             <w:r>
               <w:rPr>
@@ -435,7 +435,7 @@
               <w14:ligatures w14:val="standardContextual"/>
             </w:rPr>
           </w:pPr>
-          <w:hyperlink w:anchor="_Toc160726244" w:history="1">
+          <w:hyperlink w:anchor="_Toc161423754" w:history="1">
             <w:r>
               <w:rPr>
                 <w:rStyle w:val="Hyperlink"/>
@@ -462,7 +462,7 @@
                 <w:noProof/>
                 <w:webHidden/>
               </w:rPr>
-              <w:instrText xml:space="preserve"> PAGEREF _Toc160726244 \h </w:instrText>
+              <w:instrText xml:space="preserve"> PAGEREF _Toc161423754 \h </w:instrText>
             </w:r>
             <w:r>
               <w:rPr>
@@ -509,7 +509,7 @@
               <w14:ligatures w14:val="standardContextual"/>
             </w:rPr>
           </w:pPr>
-          <w:hyperlink w:anchor="_Toc160726245" w:history="1">
+          <w:hyperlink w:anchor="_Toc161423755" w:history="1">
             <w:r>
               <w:rPr>
                 <w:rStyle w:val="Hyperlink"/>
@@ -536,7 +536,7 @@
                 <w:noProof/>
                 <w:webHidden/>
               </w:rPr>
-              <w:instrText xml:space="preserve"> PAGEREF _Toc160726245 \h </w:instrText>
+              <w:instrText xml:space="preserve"> PAGEREF _Toc161423755 \h </w:instrText>
             </w:r>
             <w:r>
               <w:rPr>
@@ -583,7 +583,7 @@
               <w14:ligatures w14:val="standardContextual"/>
             </w:rPr>
           </w:pPr>
-          <w:hyperlink w:anchor="_Toc160726246" w:history="1">
+          <w:hyperlink w:anchor="_Toc161423756" w:history="1">
             <w:r>
               <w:rPr>
                 <w:rStyle w:val="Hyperlink"/>
@@ -610,7 +610,7 @@
                 <w:noProof/>
                 <w:webHidden/>
               </w:rPr>
-              <w:instrText xml:space="preserve"> PAGEREF _Toc160726246 \h </w:instrText>
+              <w:instrText xml:space="preserve"> PAGEREF _Toc161423756 \h </w:instrText>
             </w:r>
             <w:r>
               <w:rPr>
@@ -657,7 +657,7 @@
               <w14:ligatures w14:val="standardContextual"/>
             </w:rPr>
           </w:pPr>
-          <w:hyperlink w:anchor="_Toc160726247" w:history="1">
+          <w:hyperlink w:anchor="_Toc161423757" w:history="1">
             <w:r>
               <w:rPr>
                 <w:rStyle w:val="Hyperlink"/>
@@ -684,7 +684,7 @@
                 <w:noProof/>
                 <w:webHidden/>
               </w:rPr>
-              <w:instrText xml:space="preserve"> PAGEREF _Toc160726247 \h </w:instrText>
+              <w:instrText xml:space="preserve"> PAGEREF _Toc161423757 \h </w:instrText>
             </w:r>
             <w:r>
               <w:rPr>
@@ -731,7 +731,7 @@
               <w14:ligatures w14:val="standardContextual"/>
             </w:rPr>
           </w:pPr>
-          <w:hyperlink w:anchor="_Toc160726248" w:history="1">
+          <w:hyperlink w:anchor="_Toc161423758" w:history="1">
             <w:r>
               <w:rPr>
                 <w:rStyle w:val="Hyperlink"/>
@@ -758,7 +758,7 @@
                 <w:noProof/>
                 <w:webHidden/>
               </w:rPr>
-              <w:instrText xml:space="preserve"> PAGEREF _Toc160726248 \h </w:instrText>
+              <w:instrText xml:space="preserve"> PAGEREF _Toc161423758 \h </w:instrText>
             </w:r>
             <w:r>
               <w:rPr>
@@ -805,7 +805,7 @@
               <w14:ligatures w14:val="standardContextual"/>
             </w:rPr>
           </w:pPr>
-          <w:hyperlink w:anchor="_Toc160726249" w:history="1">
+          <w:hyperlink w:anchor="_Toc161423759" w:history="1">
             <w:r>
               <w:rPr>
                 <w:rStyle w:val="Hyperlink"/>
@@ -832,7 +832,7 @@
                 <w:noProof/>
                 <w:webHidden/>
               </w:rPr>
-              <w:instrText xml:space="preserve"> PAGEREF _Toc160726249 \h </w:instrText>
+              <w:instrText xml:space="preserve"> PAGEREF _Toc161423759 \h </w:instrText>
             </w:r>
             <w:r>
               <w:rPr>
@@ -879,7 +879,7 @@
               <w14:ligatures w14:val="standardContextual"/>
             </w:rPr>
           </w:pPr>
-          <w:hyperlink w:anchor="_Toc160726250" w:history="1">
+          <w:hyperlink w:anchor="_Toc161423760" w:history="1">
             <w:r>
               <w:rPr>
                 <w:rStyle w:val="Hyperlink"/>
@@ -906,7 +906,7 @@
                 <w:noProof/>
                 <w:webHidden/>
               </w:rPr>
-              <w:instrText xml:space="preserve"> PAGEREF _Toc160726250 \h </w:instrText>
+              <w:instrText xml:space="preserve"> PAGEREF _Toc161423760 \h </w:instrText>
             </w:r>
             <w:r>
               <w:rPr>
@@ -953,7 +953,7 @@
               <w14:ligatures w14:val="standardContextual"/>
             </w:rPr>
           </w:pPr>
-          <w:hyperlink w:anchor="_Toc160726251" w:history="1">
+          <w:hyperlink w:anchor="_Toc161423761" w:history="1">
             <w:r>
               <w:rPr>
                 <w:rStyle w:val="Hyperlink"/>
@@ -980,7 +980,7 @@
                 <w:noProof/>
                 <w:webHidden/>
               </w:rPr>
-              <w:instrText xml:space="preserve"> PAGEREF _Toc160726251 \h </w:instrText>
+              <w:instrText xml:space="preserve"> PAGEREF _Toc161423761 \h </w:instrText>
             </w:r>
             <w:r>
               <w:rPr>
@@ -1027,7 +1027,7 @@
               <w14:ligatures w14:val="standardContextual"/>
             </w:rPr>
           </w:pPr>
-          <w:hyperlink w:anchor="_Toc160726252" w:history="1">
+          <w:hyperlink w:anchor="_Toc161423762" w:history="1">
             <w:r>
               <w:rPr>
                 <w:rStyle w:val="Hyperlink"/>
@@ -1054,7 +1054,7 @@
                 <w:noProof/>
                 <w:webHidden/>
               </w:rPr>
-              <w:instrText xml:space="preserve"> PAGEREF _Toc160726252 \h </w:instrText>
+              <w:instrText xml:space="preserve"> PAGEREF _Toc161423762 \h </w:instrText>
             </w:r>
             <w:r>
               <w:rPr>
@@ -1101,7 +1101,7 @@
               <w14:ligatures w14:val="standardContextual"/>
             </w:rPr>
           </w:pPr>
-          <w:hyperlink w:anchor="_Toc160726253" w:history="1">
+          <w:hyperlink w:anchor="_Toc161423763" w:history="1">
             <w:r>
               <w:rPr>
                 <w:rStyle w:val="Hyperlink"/>
@@ -1128,7 +1128,7 @@
                 <w:noProof/>
                 <w:webHidden/>
               </w:rPr>
-              <w:instrText xml:space="preserve"> PAGEREF _Toc160726253 \h </w:instrText>
+              <w:instrText xml:space="preserve"> PAGEREF _Toc161423763 \h </w:instrText>
             </w:r>
             <w:r>
               <w:rPr>
@@ -1175,7 +1175,7 @@
               <w14:ligatures w14:val="standardContextual"/>
             </w:rPr>
           </w:pPr>
-          <w:hyperlink w:anchor="_Toc160726254" w:history="1">
+          <w:hyperlink w:anchor="_Toc161423764" w:history="1">
             <w:r>
               <w:rPr>
                 <w:rStyle w:val="Hyperlink"/>
@@ -1202,7 +1202,7 @@
                 <w:noProof/>
                 <w:webHidden/>
               </w:rPr>
-              <w:instrText xml:space="preserve"> PAGEREF _Toc160726254 \h </w:instrText>
+              <w:instrText xml:space="preserve"> PAGEREF _Toc161423764 \h </w:instrText>
             </w:r>
             <w:r>
               <w:rPr>
@@ -1249,7 +1249,7 @@
               <w14:ligatures w14:val="standardContextual"/>
             </w:rPr>
           </w:pPr>
-          <w:hyperlink w:anchor="_Toc160726255" w:history="1">
+          <w:hyperlink w:anchor="_Toc161423765" w:history="1">
             <w:r>
               <w:rPr>
                 <w:rStyle w:val="Hyperlink"/>
@@ -1276,7 +1276,7 @@
                 <w:noProof/>
                 <w:webHidden/>
               </w:rPr>
-              <w:instrText xml:space="preserve"> PAGEREF _Toc160726255 \h </w:instrText>
+              <w:instrText xml:space="preserve"> PAGEREF _Toc161423765 \h </w:instrText>
             </w:r>
             <w:r>
               <w:rPr>
@@ -1323,7 +1323,7 @@
               <w14:ligatures w14:val="standardContextual"/>
             </w:rPr>
           </w:pPr>
-          <w:hyperlink w:anchor="_Toc160726256" w:history="1">
+          <w:hyperlink w:anchor="_Toc161423766" w:history="1">
             <w:r>
               <w:rPr>
                 <w:rStyle w:val="Hyperlink"/>
@@ -1350,7 +1350,7 @@
                 <w:noProof/>
                 <w:webHidden/>
               </w:rPr>
-              <w:instrText xml:space="preserve"> PAGEREF _Toc160726256 \h </w:instrText>
+              <w:instrText xml:space="preserve"> PAGEREF _Toc161423766 \h </w:instrText>
             </w:r>
             <w:r>
               <w:rPr>
@@ -1397,7 +1397,7 @@
               <w14:ligatures w14:val="standardContextual"/>
             </w:rPr>
           </w:pPr>
-          <w:hyperlink w:anchor="_Toc160726257" w:history="1">
+          <w:hyperlink w:anchor="_Toc161423767" w:history="1">
             <w:r>
               <w:rPr>
                 <w:rStyle w:val="Hyperlink"/>
@@ -1424,7 +1424,7 @@
                 <w:noProof/>
                 <w:webHidden/>
               </w:rPr>
-              <w:instrText xml:space="preserve"> PAGEREF _Toc160726257 \h </w:instrText>
+              <w:instrText xml:space="preserve"> PAGEREF _Toc161423767 \h </w:instrText>
             </w:r>
             <w:r>
               <w:rPr>
@@ -1471,7 +1471,7 @@
               <w14:ligatures w14:val="standardContextual"/>
             </w:rPr>
           </w:pPr>
-          <w:hyperlink w:anchor="_Toc160726258" w:history="1">
+          <w:hyperlink w:anchor="_Toc161423768" w:history="1">
             <w:r>
               <w:rPr>
                 <w:rStyle w:val="Hyperlink"/>
@@ -1498,7 +1498,7 @@
                 <w:noProof/>
                 <w:webHidden/>
               </w:rPr>
-              <w:instrText xml:space="preserve"> PAGEREF _Toc160726258 \h </w:instrText>
+              <w:instrText xml:space="preserve"> PAGEREF _Toc161423768 \h </w:instrText>
             </w:r>
             <w:r>
               <w:rPr>
@@ -1545,7 +1545,7 @@
               <w14:ligatures w14:val="standardContextual"/>
             </w:rPr>
           </w:pPr>
-          <w:hyperlink w:anchor="_Toc160726259" w:history="1">
+          <w:hyperlink w:anchor="_Toc161423769" w:history="1">
             <w:r>
               <w:rPr>
                 <w:rStyle w:val="Hyperlink"/>
@@ -1572,7 +1572,7 @@
                 <w:noProof/>
                 <w:webHidden/>
               </w:rPr>
-              <w:instrText xml:space="preserve"> PAGEREF _Toc160726259 \h </w:instrText>
+              <w:instrText xml:space="preserve"> PAGEREF _Toc161423769 \h </w:instrText>
             </w:r>
             <w:r>
               <w:rPr>
@@ -1619,7 +1619,7 @@
               <w14:ligatures w14:val="standardContextual"/>
             </w:rPr>
           </w:pPr>
-          <w:hyperlink w:anchor="_Toc160726260" w:history="1">
+          <w:hyperlink w:anchor="_Toc161423770" w:history="1">
             <w:r>
               <w:rPr>
                 <w:rStyle w:val="Hyperlink"/>
@@ -1646,7 +1646,7 @@
                 <w:noProof/>
                 <w:webHidden/>
               </w:rPr>
-              <w:instrText xml:space="preserve"> PAGEREF _Toc160726260 \h </w:instrText>
+              <w:instrText xml:space="preserve"> PAGEREF _Toc161423770 \h </w:instrText>
             </w:r>
             <w:r>
               <w:rPr>
@@ -1693,7 +1693,7 @@
               <w14:ligatures w14:val="standardContextual"/>
             </w:rPr>
           </w:pPr>
-          <w:hyperlink w:anchor="_Toc160726261" w:history="1">
+          <w:hyperlink w:anchor="_Toc161423771" w:history="1">
             <w:r>
               <w:rPr>
                 <w:rStyle w:val="Hyperlink"/>
@@ -1720,7 +1720,7 @@
                 <w:noProof/>
                 <w:webHidden/>
               </w:rPr>
-              <w:instrText xml:space="preserve"> PAGEREF _Toc160726261 \h </w:instrText>
+              <w:instrText xml:space="preserve"> PAGEREF _Toc161423771 \h </w:instrText>
             </w:r>
             <w:r>
               <w:rPr>
@@ -1767,7 +1767,7 @@
               <w14:ligatures w14:val="standardContextual"/>
             </w:rPr>
           </w:pPr>
-          <w:hyperlink w:anchor="_Toc160726262" w:history="1">
+          <w:hyperlink w:anchor="_Toc161423772" w:history="1">
             <w:r>
               <w:rPr>
                 <w:rStyle w:val="Hyperlink"/>
@@ -1794,7 +1794,7 @@
                 <w:noProof/>
                 <w:webHidden/>
               </w:rPr>
-              <w:instrText xml:space="preserve"> PAGEREF _Toc160726262 \h </w:instrText>
+              <w:instrText xml:space="preserve"> PAGEREF _Toc161423772 \h </w:instrText>
             </w:r>
             <w:r>
               <w:rPr>
@@ -1841,7 +1841,7 @@
               <w14:ligatures w14:val="standardContextual"/>
             </w:rPr>
           </w:pPr>
-          <w:hyperlink w:anchor="_Toc160726263" w:history="1">
+          <w:hyperlink w:anchor="_Toc161423773" w:history="1">
             <w:r>
               <w:rPr>
                 <w:rStyle w:val="Hyperlink"/>
@@ -1868,7 +1868,7 @@
                 <w:noProof/>
                 <w:webHidden/>
               </w:rPr>
-              <w:instrText xml:space="preserve"> PAGEREF _Toc160726263 \h </w:instrText>
+              <w:instrText xml:space="preserve"> PAGEREF _Toc161423773 \h </w:instrText>
             </w:r>
             <w:r>
               <w:rPr>
@@ -1915,7 +1915,7 @@
               <w14:ligatures w14:val="standardContextual"/>
             </w:rPr>
           </w:pPr>
-          <w:hyperlink w:anchor="_Toc160726264" w:history="1">
+          <w:hyperlink w:anchor="_Toc161423774" w:history="1">
             <w:r>
               <w:rPr>
                 <w:rStyle w:val="Hyperlink"/>
@@ -1942,7 +1942,7 @@
                 <w:noProof/>
                 <w:webHidden/>
               </w:rPr>
-              <w:instrText xml:space="preserve"> PAGEREF _Toc160726264 \h </w:instrText>
+              <w:instrText xml:space="preserve"> PAGEREF _Toc161423774 \h </w:instrText>
             </w:r>
             <w:r>
               <w:rPr>
@@ -1989,12 +1989,86 @@
               <w14:ligatures w14:val="standardContextual"/>
             </w:rPr>
           </w:pPr>
-          <w:hyperlink w:anchor="_Toc160726265" w:history="1">
+          <w:hyperlink w:anchor="_Toc161423775" w:history="1">
             <w:r>
               <w:rPr>
                 <w:rStyle w:val="Hyperlink"/>
                 <w:noProof/>
               </w:rPr>
+              <w:t>Reflection</w:t>
+            </w:r>
+            <w:r>
+              <w:rPr>
+                <w:noProof/>
+                <w:webHidden/>
+              </w:rPr>
+              <w:tab/>
+            </w:r>
+            <w:r>
+              <w:rPr>
+                <w:noProof/>
+                <w:webHidden/>
+              </w:rPr>
+              <w:fldChar w:fldCharType="begin"/>
+            </w:r>
+            <w:r>
+              <w:rPr>
+                <w:noProof/>
+                <w:webHidden/>
+              </w:rPr>
+              <w:instrText xml:space="preserve"> PAGEREF _Toc161423775 \h </w:instrText>
+            </w:r>
+            <w:r>
+              <w:rPr>
+                <w:noProof/>
+                <w:webHidden/>
+              </w:rPr>
+            </w:r>
+            <w:r>
+              <w:rPr>
+                <w:noProof/>
+                <w:webHidden/>
+              </w:rPr>
+              <w:fldChar w:fldCharType="separate"/>
+            </w:r>
+            <w:r>
+              <w:rPr>
+                <w:noProof/>
+                <w:webHidden/>
+              </w:rPr>
+              <w:t>11</w:t>
+            </w:r>
+            <w:r>
+              <w:rPr>
+                <w:noProof/>
+                <w:webHidden/>
+              </w:rPr>
+              <w:fldChar w:fldCharType="end"/>
+            </w:r>
+          </w:hyperlink>
+        </w:p>
+        <w:p>
+          <w:pPr>
+            <w:pStyle w:val="TOC1"/>
+            <w:tabs>
+              <w:tab w:val="right" w:leader="dot" w:pos="10790"/>
+            </w:tabs>
+            <w:rPr>
+              <w:rFonts w:eastAsiaTheme="minorEastAsia"/>
+              <w:noProof/>
+              <w:kern w:val="2"/>
+              <w:sz w:val="24"/>
+              <w:szCs w:val="24"/>
+              <w:lang w:val="en-GB" w:eastAsia="en-GB"/>
+              <w14:ligatures w14:val="standardContextual"/>
+            </w:rPr>
+          </w:pPr>
+          <w:hyperlink w:anchor="_Toc161423776" w:history="1">
+            <w:r>
+              <w:rPr>
+                <w:rStyle w:val="Hyperlink"/>
+                <w:noProof/>
+              </w:rPr>
               <w:t>Appendix</w:t>
             </w:r>
             <w:r>
@@ -2016,7 +2090,7 @@
                 <w:noProof/>
                 <w:webHidden/>
               </w:rPr>
-              <w:instrText xml:space="preserve"> PAGEREF _Toc160726265 \h </w:instrText>
+              <w:instrText xml:space="preserve"> PAGEREF _Toc161423776 \h </w:instrText>
             </w:r>
             <w:r>
               <w:rPr>
@@ -2036,7 +2110,7 @@
                 <w:noProof/>
                 <w:webHidden/>
               </w:rPr>
-              <w:t>11</w:t>
+              <w:t>12</w:t>
             </w:r>
             <w:r>
               <w:rPr>
@@ -2063,7 +2137,7 @@
               <w14:ligatures w14:val="standardContextual"/>
             </w:rPr>
           </w:pPr>
-          <w:hyperlink w:anchor="_Toc160726266" w:history="1">
+          <w:hyperlink w:anchor="_Toc161423777" w:history="1">
             <w:r>
               <w:rPr>
                 <w:rStyle w:val="Hyperlink"/>
@@ -2090,7 +2164,7 @@
                 <w:noProof/>
                 <w:webHidden/>
               </w:rPr>
-              <w:instrText xml:space="preserve"> PAGEREF _Toc160726266 \h </w:instrText>
+              <w:instrText xml:space="preserve"> PAGEREF _Toc161423777 \h </w:instrText>
             </w:r>
             <w:r>
               <w:rPr>
@@ -2110,7 +2184,7 @@
                 <w:noProof/>
                 <w:webHidden/>
               </w:rPr>
-              <w:t>11</w:t>
+              <w:t>12</w:t>
             </w:r>
             <w:r>
               <w:rPr>
@@ -2197,7 +2271,7 @@
       <w:pPr>
         <w:pStyle w:val="Heading1"/>
       </w:pPr>
-      <w:bookmarkStart w:id="0" w:name="_Toc160726243"/>
+      <w:bookmarkStart w:id="0" w:name="_Toc161423753"/>
       <w:r>
         <w:lastRenderedPageBreak/>
         <w:t>Task 1</w:t>
@@ -2208,7 +2282,7 @@
       <w:pPr>
         <w:pStyle w:val="Heading2"/>
       </w:pPr>
-      <w:bookmarkStart w:id="1" w:name="_Toc160726244"/>
+      <w:bookmarkStart w:id="1" w:name="_Toc161423754"/>
       <w:r>
         <w:t>Objectives</w:t>
       </w:r>
@@ -2351,7 +2425,7 @@
         <w:pStyle w:val="Heading2"/>
         <w:spacing w:before="240" w:line="278" w:lineRule="auto"/>
       </w:pPr>
-      <w:bookmarkStart w:id="2" w:name="_Toc160726245"/>
+      <w:bookmarkStart w:id="2" w:name="_Toc161423755"/>
       <w:r>
         <w:t>Calculations</w:t>
       </w:r>
@@ -2492,7 +2566,7 @@
           <w:rFonts w:eastAsiaTheme="minorEastAsia"/>
         </w:rPr>
       </w:pPr>
-      <w:bookmarkStart w:id="3" w:name="_Toc160726246"/>
+      <w:bookmarkStart w:id="3" w:name="_Toc161423756"/>
       <w:r>
         <w:rPr>
           <w:rFonts w:eastAsiaTheme="minorEastAsia"/>
@@ -2631,7 +2705,7 @@
           <w:rFonts w:eastAsiaTheme="minorEastAsia"/>
         </w:rPr>
       </w:pPr>
-      <w:bookmarkStart w:id="4" w:name="_Toc160726247"/>
+      <w:bookmarkStart w:id="4" w:name="_Toc161423757"/>
       <w:r>
         <w:rPr>
           <w:rFonts w:eastAsiaTheme="minorEastAsia"/>
@@ -2651,7 +2725,7 @@
       <w:pPr>
         <w:pStyle w:val="Heading3"/>
       </w:pPr>
-      <w:bookmarkStart w:id="5" w:name="_Toc160726248"/>
+      <w:bookmarkStart w:id="5" w:name="_Toc161423758"/>
       <w:r>
         <w:t>Equipment Used</w:t>
       </w:r>
@@ -2740,7 +2814,7 @@
         <w:pStyle w:val="Heading3"/>
         <w:spacing w:before="240" w:line="278" w:lineRule="auto"/>
       </w:pPr>
-      <w:bookmarkStart w:id="6" w:name="_Toc160726249"/>
+      <w:bookmarkStart w:id="6" w:name="_Toc161423759"/>
       <w:r>
         <w:t>Circuit Diagram</w:t>
       </w:r>
@@ -2832,8 +2906,13 @@
         <w:t>1.1</w:t>
       </w:r>
       <w:r>
-        <w:t xml:space="preserve"> circuit diagram</w:t>
-      </w:r>
+        <w:t xml:space="preserve"> circuit </w:t>
+      </w:r>
+      <w:proofErr w:type="gramStart"/>
+      <w:r>
+        <w:t>diagram</w:t>
+      </w:r>
+      <w:proofErr w:type="gramEnd"/>
     </w:p>
     <w:p>
       <w:pPr>
@@ -2857,7 +2936,7 @@
       <w:pPr>
         <w:pStyle w:val="Heading3"/>
       </w:pPr>
-      <w:bookmarkStart w:id="7" w:name="_Toc160726250"/>
+      <w:bookmarkStart w:id="7" w:name="_Toc161423760"/>
       <w:r>
         <w:lastRenderedPageBreak/>
         <w:t>Program Logic</w:t>
@@ -2950,8 +3029,13 @@
         <w:t>1.1</w:t>
       </w:r>
       <w:r>
-        <w:t xml:space="preserve"> flow chart</w:t>
-      </w:r>
+        <w:t xml:space="preserve"> flow </w:t>
+      </w:r>
+      <w:proofErr w:type="gramStart"/>
+      <w:r>
+        <w:t>chart</w:t>
+      </w:r>
+      <w:proofErr w:type="gramEnd"/>
     </w:p>
     <w:p>
       <w:pPr>
@@ -2959,7 +3043,7 @@
         <w:spacing w:before="240" w:line="278" w:lineRule="auto"/>
       </w:pPr>
       <w:bookmarkStart w:id="8" w:name="_Code_Snippet"/>
-      <w:bookmarkStart w:id="9" w:name="_Toc160726251"/>
+      <w:bookmarkStart w:id="9" w:name="_Toc161423761"/>
       <w:bookmarkEnd w:id="8"/>
       <w:r>
         <w:t>Code Snippet</w:t>
@@ -2996,7 +3080,7 @@
           <v:shape id="_x0000_i1025" type="#_x0000_t75" style="width:468pt;height:285.75pt" o:ole="">
             <v:imagedata r:id="rId12" o:title=""/>
           </v:shape>
-          <o:OLEObject Type="Embed" ProgID="Word.OpenDocumentText.12" ShapeID="_x0000_i1025" DrawAspect="Content" ObjectID="_1771356831" r:id="rId13"/>
+          <o:OLEObject Type="Embed" ProgID="Word.OpenDocumentText.12" ShapeID="_x0000_i1025" DrawAspect="Content" ObjectID="_1772036636" r:id="rId13"/>
         </w:object>
       </w:r>
     </w:p>
@@ -3004,7 +3088,7 @@
       <w:pPr>
         <w:pStyle w:val="Heading3"/>
       </w:pPr>
-      <w:bookmarkStart w:id="11" w:name="_Toc160726252"/>
+      <w:bookmarkStart w:id="11" w:name="_Toc161423762"/>
       <w:r>
         <w:lastRenderedPageBreak/>
         <w:t>Procedure &amp; Meth</w:t>
@@ -3215,7 +3299,7 @@
           <v:shape id="_x0000_i1026" type="#_x0000_t75" style="width:468pt;height:28.5pt" o:ole="">
             <v:imagedata r:id="rId14" o:title=""/>
           </v:shape>
-          <o:OLEObject Type="Embed" ProgID="Word.OpenDocumentText.12" ShapeID="_x0000_i1026" DrawAspect="Content" ObjectID="_1771356832" r:id="rId15"/>
+          <o:OLEObject Type="Embed" ProgID="Word.OpenDocumentText.12" ShapeID="_x0000_i1026" DrawAspect="Content" ObjectID="_1772036637" r:id="rId15"/>
         </w:object>
       </w:r>
     </w:p>
@@ -3246,7 +3330,7 @@
           <v:shape id="_x0000_i1027" type="#_x0000_t75" style="width:468pt;height:114pt" o:ole="">
             <v:imagedata r:id="rId16" o:title=""/>
           </v:shape>
-          <o:OLEObject Type="Embed" ProgID="Word.OpenDocumentText.12" ShapeID="_x0000_i1027" DrawAspect="Content" ObjectID="_1771356833" r:id="rId17"/>
+          <o:OLEObject Type="Embed" ProgID="Word.OpenDocumentText.12" ShapeID="_x0000_i1027" DrawAspect="Content" ObjectID="_1772036638" r:id="rId17"/>
         </w:object>
       </w:r>
     </w:p>
@@ -3281,7 +3365,7 @@
       <w:r>
         <w:br w:type="page"/>
       </w:r>
-      <w:bookmarkStart w:id="14" w:name="_Toc160726253"/>
+      <w:bookmarkStart w:id="14" w:name="_Toc161423763"/>
       <w:r>
         <w:lastRenderedPageBreak/>
         <w:t xml:space="preserve">Task </w:t>
@@ -3295,7 +3379,7 @@
       <w:pPr>
         <w:pStyle w:val="Heading3"/>
       </w:pPr>
-      <w:bookmarkStart w:id="15" w:name="_Toc160726254"/>
+      <w:bookmarkStart w:id="15" w:name="_Toc161423764"/>
       <w:r>
         <w:t>Equipment Used</w:t>
       </w:r>
@@ -3373,7 +3457,7 @@
         <w:pStyle w:val="Heading3"/>
         <w:spacing w:before="240" w:line="278" w:lineRule="auto"/>
       </w:pPr>
-      <w:bookmarkStart w:id="16" w:name="_Toc160726255"/>
+      <w:bookmarkStart w:id="16" w:name="_Toc161423765"/>
       <w:r>
         <w:t>Circuit Diagram</w:t>
       </w:r>
@@ -3465,11 +3549,16 @@
         <w:t>1.2</w:t>
       </w:r>
       <w:r>
-        <w:t xml:space="preserve"> circuit diagra</w:t>
+        <w:t xml:space="preserve"> circuit </w:t>
+      </w:r>
+      <w:proofErr w:type="gramStart"/>
+      <w:r>
+        <w:t>diagra</w:t>
       </w:r>
       <w:r>
         <w:t>m</w:t>
       </w:r>
+      <w:proofErr w:type="gramEnd"/>
     </w:p>
     <w:p>
       <w:pPr>
@@ -3481,7 +3570,7 @@
       <w:pPr>
         <w:pStyle w:val="Heading3"/>
       </w:pPr>
-      <w:bookmarkStart w:id="17" w:name="_Toc160726256"/>
+      <w:bookmarkStart w:id="17" w:name="_Toc161423766"/>
       <w:r>
         <w:lastRenderedPageBreak/>
         <w:t>Program Logic</w:t>
@@ -3574,14 +3663,19 @@
         <w:t>1.2</w:t>
       </w:r>
       <w:r>
-        <w:t xml:space="preserve"> flow chart</w:t>
-      </w:r>
+        <w:t xml:space="preserve"> flow </w:t>
+      </w:r>
+      <w:proofErr w:type="gramStart"/>
+      <w:r>
+        <w:t>chart</w:t>
+      </w:r>
+      <w:proofErr w:type="gramEnd"/>
     </w:p>
     <w:p>
       <w:pPr>
         <w:pStyle w:val="Heading3"/>
       </w:pPr>
-      <w:bookmarkStart w:id="18" w:name="_Toc160726257"/>
+      <w:bookmarkStart w:id="18" w:name="_Toc161423767"/>
       <w:r>
         <w:lastRenderedPageBreak/>
         <w:t>Code Snippet</w:t>
@@ -3600,7 +3694,7 @@
           <v:shape id="_x0000_i1028" type="#_x0000_t75" style="width:468pt;height:285pt" o:ole="">
             <v:imagedata r:id="rId20" o:title=""/>
           </v:shape>
-          <o:OLEObject Type="Embed" ProgID="Word.OpenDocumentText.12" ShapeID="_x0000_i1028" DrawAspect="Content" ObjectID="_1771356834" r:id="rId21"/>
+          <o:OLEObject Type="Embed" ProgID="Word.OpenDocumentText.12" ShapeID="_x0000_i1028" DrawAspect="Content" ObjectID="_1772036639" r:id="rId21"/>
         </w:object>
       </w:r>
     </w:p>
@@ -3609,7 +3703,7 @@
         <w:pStyle w:val="Heading3"/>
       </w:pPr>
       <w:bookmarkStart w:id="20" w:name="_Procedure_&amp;_Methodology"/>
-      <w:bookmarkStart w:id="21" w:name="_Toc160726258"/>
+      <w:bookmarkStart w:id="21" w:name="_Toc161423768"/>
       <w:bookmarkEnd w:id="20"/>
       <w:r>
         <w:t>Procedure &amp; Methodology</w:t>
@@ -3720,7 +3814,23 @@
         <w:t>to</w:t>
       </w:r>
       <w:r>
-        <w:t xml:space="preserve"> 23 belongs to A region (Port A) and since we need to send output signals we set Data Direction Register of A (DDRA) to 0xFF which is equivalent highest 8-bit byte value in hex</w:t>
+        <w:t xml:space="preserve"> 23 </w:t>
+      </w:r>
+      <w:proofErr w:type="gramStart"/>
+      <w:r>
+        <w:t>belongs</w:t>
+      </w:r>
+      <w:proofErr w:type="gramEnd"/>
+      <w:r>
+        <w:t xml:space="preserve"> to A region (Port A) and since we need to send output </w:t>
+      </w:r>
+      <w:proofErr w:type="gramStart"/>
+      <w:r>
+        <w:t>signals</w:t>
+      </w:r>
+      <w:proofErr w:type="gramEnd"/>
+      <w:r>
+        <w:t xml:space="preserve"> we set Data Direction Register of A (DDRA) to 0xFF which is equivalent highest 8-bit byte value in hex</w:t>
       </w:r>
       <w:r>
         <w:t>.</w:t>
@@ -3779,7 +3889,7 @@
       <w:pPr>
         <w:pStyle w:val="Heading2"/>
       </w:pPr>
-      <w:bookmarkStart w:id="22" w:name="_Toc160726259"/>
+      <w:bookmarkStart w:id="22" w:name="_Toc161423769"/>
       <w:r>
         <w:lastRenderedPageBreak/>
         <w:t xml:space="preserve">Task </w:t>
@@ -3793,7 +3903,7 @@
       <w:pPr>
         <w:pStyle w:val="Heading3"/>
       </w:pPr>
-      <w:bookmarkStart w:id="23" w:name="_Toc160726260"/>
+      <w:bookmarkStart w:id="23" w:name="_Toc161423770"/>
       <w:r>
         <w:t>Equipment Used</w:t>
       </w:r>
@@ -3871,7 +3981,7 @@
         <w:pStyle w:val="Heading3"/>
         <w:spacing w:before="240" w:line="278" w:lineRule="auto"/>
       </w:pPr>
-      <w:bookmarkStart w:id="24" w:name="_Toc160726261"/>
+      <w:bookmarkStart w:id="24" w:name="_Toc161423771"/>
       <w:r>
         <w:t>Circuit Diagram</w:t>
       </w:r>
@@ -3966,8 +4076,13 @@
         <w:t>1.3</w:t>
       </w:r>
       <w:r>
-        <w:t xml:space="preserve"> circuit diagram</w:t>
-      </w:r>
+        <w:t xml:space="preserve"> circuit </w:t>
+      </w:r>
+      <w:proofErr w:type="gramStart"/>
+      <w:r>
+        <w:t>diagram</w:t>
+      </w:r>
+      <w:proofErr w:type="gramEnd"/>
     </w:p>
     <w:p>
       <w:pPr>
@@ -3978,7 +4093,7 @@
       <w:pPr>
         <w:pStyle w:val="Heading3"/>
       </w:pPr>
-      <w:bookmarkStart w:id="25" w:name="_Toc160726262"/>
+      <w:bookmarkStart w:id="25" w:name="_Toc161423772"/>
       <w:r>
         <w:t>Program Logic</w:t>
       </w:r>
@@ -4070,14 +4185,19 @@
         <w:t>1.3</w:t>
       </w:r>
       <w:r>
-        <w:t xml:space="preserve"> flow chart</w:t>
-      </w:r>
+        <w:t xml:space="preserve"> flow </w:t>
+      </w:r>
+      <w:proofErr w:type="gramStart"/>
+      <w:r>
+        <w:t>chart</w:t>
+      </w:r>
+      <w:proofErr w:type="gramEnd"/>
     </w:p>
     <w:p>
       <w:pPr>
         <w:pStyle w:val="Heading3"/>
       </w:pPr>
-      <w:bookmarkStart w:id="26" w:name="_Toc160726263"/>
+      <w:bookmarkStart w:id="26" w:name="_Toc161423773"/>
       <w:r>
         <w:lastRenderedPageBreak/>
         <w:t>Code Snippet</w:t>
@@ -4096,7 +4216,7 @@
           <v:shape id="_x0000_i1029" type="#_x0000_t75" style="width:468pt;height:285pt" o:ole="">
             <v:imagedata r:id="rId24" o:title=""/>
           </v:shape>
-          <o:OLEObject Type="Embed" ProgID="Word.OpenDocumentText.12" ShapeID="_x0000_i1029" DrawAspect="Content" ObjectID="_1771356835" r:id="rId25"/>
+          <o:OLEObject Type="Embed" ProgID="Word.OpenDocumentText.12" ShapeID="_x0000_i1029" DrawAspect="Content" ObjectID="_1772036640" r:id="rId25"/>
         </w:object>
       </w:r>
     </w:p>
@@ -4104,7 +4224,7 @@
       <w:pPr>
         <w:pStyle w:val="Heading3"/>
       </w:pPr>
-      <w:bookmarkStart w:id="28" w:name="_Toc160726264"/>
+      <w:bookmarkStart w:id="28" w:name="_Toc161423774"/>
       <w:r>
         <w:t>Procedure &amp; Methodology</w:t>
       </w:r>
@@ -4119,8 +4239,13 @@
         </w:numPr>
         <w:spacing w:before="0"/>
       </w:pPr>
-      <w:r>
-        <w:t xml:space="preserve">Similar to </w:t>
+      <w:proofErr w:type="gramStart"/>
+      <w:r>
+        <w:t>Similar to</w:t>
+      </w:r>
+      <w:proofErr w:type="gramEnd"/>
+      <w:r>
+        <w:t xml:space="preserve"> </w:t>
       </w:r>
       <w:hyperlink w:anchor="_Procedure_&amp;_Methodology" w:history="1">
         <w:r>
@@ -4187,7 +4312,15 @@
         <w:t>7</w:t>
       </w:r>
       <w:r>
-        <w:t xml:space="preserve"> belongs to </w:t>
+        <w:t xml:space="preserve"> </w:t>
+      </w:r>
+      <w:proofErr w:type="gramStart"/>
+      <w:r>
+        <w:t>belongs</w:t>
+      </w:r>
+      <w:proofErr w:type="gramEnd"/>
+      <w:r>
+        <w:t xml:space="preserve"> to </w:t>
       </w:r>
       <w:r>
         <w:t>C</w:t>
@@ -4285,12 +4418,58 @@
       <w:pPr>
         <w:pStyle w:val="Heading1"/>
       </w:pPr>
-      <w:bookmarkStart w:id="29" w:name="_Toc160726265"/>
+      <w:bookmarkStart w:id="29" w:name="_Toc161423775"/>
+      <w:r>
+        <w:lastRenderedPageBreak/>
+        <w:t>Reflection</w:t>
+      </w:r>
+      <w:bookmarkEnd w:id="29"/>
+    </w:p>
+    <w:p>
+      <w:pPr>
+        <w:spacing w:line="278" w:lineRule="auto"/>
+      </w:pPr>
+      <w:r>
+        <w:t>In this lab, we learned how to effectively utilize AVR libraries and manipulate PORT regions to control inputs and outputs on an AVR microcontroller. One of the main things we grasped was configuring DDR settings to define whether pins act as inputs or outputs.</w:t>
+      </w:r>
+    </w:p>
+    <w:p>
+      <w:pPr>
+        <w:spacing w:line="278" w:lineRule="auto"/>
+      </w:pPr>
+      <w:r>
+        <w:t>By making use of AVR libraries, we simplified our code and gained access to useful functions, boosting our efficiency. This allowed us to achieve our project goals more smoothly and efficiently.</w:t>
+      </w:r>
+    </w:p>
+    <w:p>
+      <w:pPr>
+        <w:spacing w:line="278" w:lineRule="auto"/>
+      </w:pPr>
+      <w:r>
+        <w:t>Additionally, we honed our skills in bit manipulation and logical operations, which helped us control outputs in specific patterns as needed for our project. This hands-on experience enhanced our understanding of low-level hardware interactions.</w:t>
+      </w:r>
+    </w:p>
+    <w:p>
+      <w:pPr>
+        <w:spacing w:line="278" w:lineRule="auto"/>
+      </w:pPr>
+      <w:r>
+        <w:t>Overall, this lab provided valuable insights into AVR programming, equipping us with practical skills and confidence to tackle future projects with AVR microcontrollers.</w:t>
+      </w:r>
+      <w:r>
+        <w:br w:type="page"/>
+      </w:r>
+    </w:p>
+    <w:p>
+      <w:pPr>
+        <w:pStyle w:val="Heading1"/>
+      </w:pPr>
+      <w:bookmarkStart w:id="30" w:name="_Toc161423776"/>
       <w:r>
         <w:lastRenderedPageBreak/>
         <w:t>Appendix</w:t>
       </w:r>
-      <w:bookmarkEnd w:id="29"/>
+      <w:bookmarkEnd w:id="30"/>
     </w:p>
     <w:p>
       <w:pPr>
@@ -4298,14 +4477,14 @@
         <w:spacing w:before="0"/>
         <w:jc w:val="left"/>
       </w:pPr>
-      <w:bookmarkStart w:id="30" w:name="_Toc160726266"/>
+      <w:bookmarkStart w:id="31" w:name="_Toc161423777"/>
       <w:r>
         <w:t>Part 1</w:t>
       </w:r>
       <w:r>
         <w:t>: Images of physical circuit of Task 1.2</w:t>
       </w:r>
-      <w:bookmarkEnd w:id="30"/>
+      <w:bookmarkEnd w:id="31"/>
     </w:p>
     <w:p>
       <w:pPr>
@@ -7024,7 +7203,9 @@
     <w:rsid w:val="003F256B"/>
     <w:rsid w:val="00673646"/>
     <w:rsid w:val="008F3193"/>
+    <w:rsid w:val="00B42A26"/>
     <w:rsid w:val="00DB23DF"/>
+    <w:rsid w:val="00E5575B"/>
     <w:rsid w:val="00FA3AEC"/>
   </w:rsids>
   <m:mathPr>
@@ -7803,7 +7984,7 @@
 
 <file path=customXml/item1.xml><?xml version="1.0" encoding="utf-8"?>
 <CoverPageProperties xmlns="http://schemas.microsoft.com/office/2006/coverPageProps">
-  <PublishDate>2024-03-07T00:00:00</PublishDate>
+  <PublishDate>2024-07-03T00:00:00</PublishDate>
   <Abstract/>
   <CompanyAddress/>
   <CompanyPhone/>
